--- a/docs/package/out/BrokerVerse_Production_Support_Approach_and_Standards.docx
+++ b/docs/package/out/BrokerVerse_Production_Support_Approach_and_Standards.docx
@@ -789,7 +789,7 @@
             </w:rPr>
             <w:fldChar w:fldCharType="separate"/>
           </w:r>
-          <w:hyperlink w:anchor="__RefHeading___Toc3354_3138101934">
+          <w:hyperlink w:anchor="__RefHeading___Toc78700_4195859891">
             <w:r>
               <w:rPr>
                 <w:webHidden/>
@@ -824,7 +824,7 @@
             </w:tabs>
             <w:rPr/>
           </w:pPr>
-          <w:hyperlink w:anchor="__RefHeading___Toc3356_3138101934">
+          <w:hyperlink w:anchor="__RefHeading___Toc78702_4195859891">
             <w:r>
               <w:rPr>
                 <w:webHidden/>
@@ -853,7 +853,7 @@
             </w:tabs>
             <w:rPr/>
           </w:pPr>
-          <w:hyperlink w:anchor="__RefHeading___Toc3358_3138101934">
+          <w:hyperlink w:anchor="__RefHeading___Toc78704_4195859891">
             <w:r>
               <w:rPr>
                 <w:webHidden/>
@@ -875,7 +875,7 @@
             </w:tabs>
             <w:rPr/>
           </w:pPr>
-          <w:hyperlink w:anchor="__RefHeading___Toc3360_3138101934">
+          <w:hyperlink w:anchor="__RefHeading___Toc78706_4195859891">
             <w:r>
               <w:rPr>
                 <w:webHidden/>
@@ -897,7 +897,7 @@
             </w:tabs>
             <w:rPr/>
           </w:pPr>
-          <w:hyperlink w:anchor="__RefHeading___Toc3362_3138101934">
+          <w:hyperlink w:anchor="__RefHeading___Toc78708_4195859891">
             <w:r>
               <w:rPr>
                 <w:webHidden/>
@@ -919,7 +919,7 @@
             </w:tabs>
             <w:rPr/>
           </w:pPr>
-          <w:hyperlink w:anchor="__RefHeading___Toc3364_3138101934">
+          <w:hyperlink w:anchor="__RefHeading___Toc78710_4195859891">
             <w:r>
               <w:rPr>
                 <w:webHidden/>
@@ -941,7 +941,7 @@
             </w:tabs>
             <w:rPr/>
           </w:pPr>
-          <w:hyperlink w:anchor="__RefHeading___Toc3366_3138101934">
+          <w:hyperlink w:anchor="__RefHeading___Toc78712_4195859891">
             <w:r>
               <w:rPr>
                 <w:webHidden/>
@@ -963,7 +963,7 @@
             </w:tabs>
             <w:rPr/>
           </w:pPr>
-          <w:hyperlink w:anchor="__RefHeading___Toc3368_3138101934">
+          <w:hyperlink w:anchor="__RefHeading___Toc78714_4195859891">
             <w:r>
               <w:rPr>
                 <w:webHidden/>
@@ -985,7 +985,7 @@
             </w:tabs>
             <w:rPr/>
           </w:pPr>
-          <w:hyperlink w:anchor="__RefHeading___Toc3370_3138101934">
+          <w:hyperlink w:anchor="__RefHeading___Toc78716_4195859891">
             <w:r>
               <w:rPr>
                 <w:webHidden/>
@@ -1007,7 +1007,7 @@
             </w:tabs>
             <w:rPr/>
           </w:pPr>
-          <w:hyperlink w:anchor="__RefHeading___Toc3372_3138101934">
+          <w:hyperlink w:anchor="__RefHeading___Toc78718_4195859891">
             <w:r>
               <w:rPr>
                 <w:webHidden/>
@@ -1029,7 +1029,7 @@
             </w:tabs>
             <w:rPr/>
           </w:pPr>
-          <w:hyperlink w:anchor="__RefHeading___Toc3374_3138101934">
+          <w:hyperlink w:anchor="__RefHeading___Toc78720_4195859891">
             <w:r>
               <w:rPr>
                 <w:webHidden/>
@@ -1051,7 +1051,7 @@
             </w:tabs>
             <w:rPr/>
           </w:pPr>
-          <w:hyperlink w:anchor="__RefHeading___Toc3376_3138101934">
+          <w:hyperlink w:anchor="__RefHeading___Toc78722_4195859891">
             <w:r>
               <w:rPr>
                 <w:webHidden/>
@@ -1073,7 +1073,7 @@
             </w:tabs>
             <w:rPr/>
           </w:pPr>
-          <w:hyperlink w:anchor="__RefHeading___Toc3378_3138101934">
+          <w:hyperlink w:anchor="__RefHeading___Toc78724_4195859891">
             <w:r>
               <w:rPr>
                 <w:webHidden/>
@@ -1095,7 +1095,7 @@
             </w:tabs>
             <w:rPr/>
           </w:pPr>
-          <w:hyperlink w:anchor="__RefHeading___Toc3380_3138101934">
+          <w:hyperlink w:anchor="__RefHeading___Toc78726_4195859891">
             <w:r>
               <w:rPr>
                 <w:webHidden/>
@@ -1117,7 +1117,7 @@
             </w:tabs>
             <w:rPr/>
           </w:pPr>
-          <w:hyperlink w:anchor="__RefHeading___Toc3382_3138101934">
+          <w:hyperlink w:anchor="__RefHeading___Toc78728_4195859891">
             <w:r>
               <w:rPr>
                 <w:webHidden/>
@@ -1139,7 +1139,7 @@
             </w:tabs>
             <w:rPr/>
           </w:pPr>
-          <w:hyperlink w:anchor="__RefHeading___Toc3384_3138101934">
+          <w:hyperlink w:anchor="__RefHeading___Toc78730_4195859891">
             <w:r>
               <w:rPr>
                 <w:webHidden/>
@@ -1161,7 +1161,7 @@
             </w:tabs>
             <w:rPr/>
           </w:pPr>
-          <w:hyperlink w:anchor="__RefHeading___Toc3386_3138101934">
+          <w:hyperlink w:anchor="__RefHeading___Toc78732_4195859891">
             <w:r>
               <w:rPr>
                 <w:webHidden/>
@@ -1183,7 +1183,7 @@
             </w:tabs>
             <w:rPr/>
           </w:pPr>
-          <w:hyperlink w:anchor="__RefHeading___Toc3388_3138101934">
+          <w:hyperlink w:anchor="__RefHeading___Toc78734_4195859891">
             <w:r>
               <w:rPr>
                 <w:webHidden/>
@@ -1205,7 +1205,7 @@
             </w:tabs>
             <w:rPr/>
           </w:pPr>
-          <w:hyperlink w:anchor="__RefHeading___Toc3390_3138101934">
+          <w:hyperlink w:anchor="__RefHeading___Toc78736_4195859891">
             <w:r>
               <w:rPr>
                 <w:webHidden/>
@@ -1227,7 +1227,7 @@
             </w:tabs>
             <w:rPr/>
           </w:pPr>
-          <w:hyperlink w:anchor="__RefHeading___Toc3392_3138101934">
+          <w:hyperlink w:anchor="__RefHeading___Toc78738_4195859891">
             <w:r>
               <w:rPr>
                 <w:webHidden/>
@@ -1249,7 +1249,7 @@
             </w:tabs>
             <w:rPr/>
           </w:pPr>
-          <w:hyperlink w:anchor="__RefHeading___Toc3394_3138101934">
+          <w:hyperlink w:anchor="__RefHeading___Toc78740_4195859891">
             <w:r>
               <w:rPr>
                 <w:webHidden/>
@@ -1271,7 +1271,7 @@
             </w:tabs>
             <w:rPr/>
           </w:pPr>
-          <w:hyperlink w:anchor="__RefHeading___Toc3396_3138101934">
+          <w:hyperlink w:anchor="__RefHeading___Toc78742_4195859891">
             <w:r>
               <w:rPr>
                 <w:webHidden/>
@@ -1293,7 +1293,7 @@
             </w:tabs>
             <w:rPr/>
           </w:pPr>
-          <w:hyperlink w:anchor="__RefHeading___Toc3398_3138101934">
+          <w:hyperlink w:anchor="__RefHeading___Toc78744_4195859891">
             <w:r>
               <w:rPr>
                 <w:webHidden/>
@@ -1315,7 +1315,7 @@
             </w:tabs>
             <w:rPr/>
           </w:pPr>
-          <w:hyperlink w:anchor="__RefHeading___Toc3400_3138101934">
+          <w:hyperlink w:anchor="__RefHeading___Toc78746_4195859891">
             <w:r>
               <w:rPr>
                 <w:webHidden/>
@@ -1337,7 +1337,7 @@
             </w:tabs>
             <w:rPr/>
           </w:pPr>
-          <w:hyperlink w:anchor="__RefHeading___Toc3402_3138101934">
+          <w:hyperlink w:anchor="__RefHeading___Toc78748_4195859891">
             <w:r>
               <w:rPr>
                 <w:webHidden/>
@@ -1359,7 +1359,7 @@
             </w:tabs>
             <w:rPr/>
           </w:pPr>
-          <w:hyperlink w:anchor="__RefHeading___Toc3404_3138101934">
+          <w:hyperlink w:anchor="__RefHeading___Toc78750_4195859891">
             <w:r>
               <w:rPr>
                 <w:webHidden/>
@@ -1381,7 +1381,7 @@
             </w:tabs>
             <w:rPr/>
           </w:pPr>
-          <w:hyperlink w:anchor="__RefHeading___Toc3406_3138101934">
+          <w:hyperlink w:anchor="__RefHeading___Toc78752_4195859891">
             <w:r>
               <w:rPr>
                 <w:webHidden/>
@@ -1403,7 +1403,7 @@
             </w:tabs>
             <w:rPr/>
           </w:pPr>
-          <w:hyperlink w:anchor="__RefHeading___Toc3408_3138101934">
+          <w:hyperlink w:anchor="__RefHeading___Toc78754_4195859891">
             <w:r>
               <w:rPr>
                 <w:webHidden/>
@@ -1425,7 +1425,7 @@
             </w:tabs>
             <w:rPr/>
           </w:pPr>
-          <w:hyperlink w:anchor="__RefHeading___Toc3410_3138101934">
+          <w:hyperlink w:anchor="__RefHeading___Toc78756_4195859891">
             <w:r>
               <w:rPr>
                 <w:webHidden/>
@@ -1447,7 +1447,7 @@
             </w:tabs>
             <w:rPr/>
           </w:pPr>
-          <w:hyperlink w:anchor="__RefHeading___Toc3412_3138101934">
+          <w:hyperlink w:anchor="__RefHeading___Toc78758_4195859891">
             <w:r>
               <w:rPr>
                 <w:webHidden/>
@@ -1469,7 +1469,7 @@
             </w:tabs>
             <w:rPr/>
           </w:pPr>
-          <w:hyperlink w:anchor="__RefHeading___Toc3414_3138101934">
+          <w:hyperlink w:anchor="__RefHeading___Toc78760_4195859891">
             <w:r>
               <w:rPr>
                 <w:webHidden/>
@@ -1491,7 +1491,7 @@
             </w:tabs>
             <w:rPr/>
           </w:pPr>
-          <w:hyperlink w:anchor="__RefHeading___Toc3416_3138101934">
+          <w:hyperlink w:anchor="__RefHeading___Toc78762_4195859891">
             <w:r>
               <w:rPr>
                 <w:webHidden/>
@@ -1513,7 +1513,7 @@
             </w:tabs>
             <w:rPr/>
           </w:pPr>
-          <w:hyperlink w:anchor="__RefHeading___Toc3418_3138101934">
+          <w:hyperlink w:anchor="__RefHeading___Toc78764_4195859891">
             <w:r>
               <w:rPr>
                 <w:webHidden/>
@@ -1535,7 +1535,7 @@
             </w:tabs>
             <w:rPr/>
           </w:pPr>
-          <w:hyperlink w:anchor="__RefHeading___Toc3420_3138101934">
+          <w:hyperlink w:anchor="__RefHeading___Toc78766_4195859891">
             <w:r>
               <w:rPr>
                 <w:webHidden/>
@@ -1557,7 +1557,7 @@
             </w:tabs>
             <w:rPr/>
           </w:pPr>
-          <w:hyperlink w:anchor="__RefHeading___Toc3422_3138101934">
+          <w:hyperlink w:anchor="__RefHeading___Toc78768_4195859891">
             <w:r>
               <w:rPr>
                 <w:webHidden/>
@@ -1579,7 +1579,7 @@
             </w:tabs>
             <w:rPr/>
           </w:pPr>
-          <w:hyperlink w:anchor="__RefHeading___Toc3424_3138101934">
+          <w:hyperlink w:anchor="__RefHeading___Toc78770_4195859891">
             <w:r>
               <w:rPr>
                 <w:webHidden/>
@@ -1601,7 +1601,7 @@
             </w:tabs>
             <w:rPr/>
           </w:pPr>
-          <w:hyperlink w:anchor="__RefHeading___Toc3426_3138101934">
+          <w:hyperlink w:anchor="__RefHeading___Toc78772_4195859891">
             <w:r>
               <w:rPr>
                 <w:webHidden/>
@@ -1623,7 +1623,7 @@
             </w:tabs>
             <w:rPr/>
           </w:pPr>
-          <w:hyperlink w:anchor="__RefHeading___Toc3428_3138101934">
+          <w:hyperlink w:anchor="__RefHeading___Toc78774_4195859891">
             <w:r>
               <w:rPr>
                 <w:webHidden/>
@@ -1645,7 +1645,7 @@
             </w:tabs>
             <w:rPr/>
           </w:pPr>
-          <w:hyperlink w:anchor="__RefHeading___Toc3430_3138101934">
+          <w:hyperlink w:anchor="__RefHeading___Toc78776_4195859891">
             <w:r>
               <w:rPr>
                 <w:webHidden/>
@@ -1667,7 +1667,7 @@
             </w:tabs>
             <w:rPr/>
           </w:pPr>
-          <w:hyperlink w:anchor="__RefHeading___Toc3432_3138101934">
+          <w:hyperlink w:anchor="__RefHeading___Toc78778_4195859891">
             <w:r>
               <w:rPr>
                 <w:webHidden/>
@@ -1689,7 +1689,7 @@
             </w:tabs>
             <w:rPr/>
           </w:pPr>
-          <w:hyperlink w:anchor="__RefHeading___Toc3434_3138101934">
+          <w:hyperlink w:anchor="__RefHeading___Toc78780_4195859891">
             <w:r>
               <w:rPr>
                 <w:webHidden/>
@@ -1711,7 +1711,7 @@
             </w:tabs>
             <w:rPr/>
           </w:pPr>
-          <w:hyperlink w:anchor="__RefHeading___Toc3436_3138101934">
+          <w:hyperlink w:anchor="__RefHeading___Toc78782_4195859891">
             <w:r>
               <w:rPr>
                 <w:webHidden/>
@@ -1733,7 +1733,7 @@
             </w:tabs>
             <w:rPr/>
           </w:pPr>
-          <w:hyperlink w:anchor="__RefHeading___Toc3438_3138101934">
+          <w:hyperlink w:anchor="__RefHeading___Toc78784_4195859891">
             <w:r>
               <w:rPr>
                 <w:webHidden/>
@@ -1755,7 +1755,7 @@
             </w:tabs>
             <w:rPr/>
           </w:pPr>
-          <w:hyperlink w:anchor="__RefHeading___Toc3440_3138101934">
+          <w:hyperlink w:anchor="__RefHeading___Toc78786_4195859891">
             <w:r>
               <w:rPr>
                 <w:webHidden/>
@@ -1777,7 +1777,7 @@
             </w:tabs>
             <w:rPr/>
           </w:pPr>
-          <w:hyperlink w:anchor="__RefHeading___Toc3442_3138101934">
+          <w:hyperlink w:anchor="__RefHeading___Toc78788_4195859891">
             <w:r>
               <w:rPr>
                 <w:webHidden/>
@@ -1786,6 +1786,28 @@
               <w:t>20.2 Personal data breaches</w:t>
               <w:tab/>
               <w:t>23</w:t>
+            </w:r>
+          </w:hyperlink>
+        </w:p>
+        <w:p>
+          <w:pPr>
+            <w:pStyle w:val="TOC2"/>
+            <w:tabs>
+              <w:tab w:val="clear" w:pos="900"/>
+              <w:tab w:val="clear" w:pos="9350"/>
+              <w:tab w:val="right" w:pos="9025" w:leader="dot"/>
+            </w:tabs>
+            <w:rPr/>
+          </w:pPr>
+          <w:hyperlink w:anchor="__RefHeading___Toc78790_4195859891">
+            <w:r>
+              <w:rPr>
+                <w:webHidden/>
+                <w:rStyle w:val="IndexLink"/>
+              </w:rPr>
+              <w:t>20.3 Data subject requests</w:t>
+              <w:tab/>
+              <w:t>24</w:t>
             </w:r>
           </w:hyperlink>
         </w:p>
@@ -1799,7 +1821,7 @@
             </w:tabs>
             <w:rPr/>
           </w:pPr>
-          <w:hyperlink w:anchor="__RefHeading___Toc3444_3138101934">
+          <w:hyperlink w:anchor="__RefHeading___Toc78792_4195859891">
             <w:r>
               <w:rPr>
                 <w:webHidden/>
@@ -1807,7 +1829,7 @@
               </w:rPr>
               <w:t>21. Support exclusions</w:t>
               <w:tab/>
-              <w:t>24</w:t>
+              <w:t>25</w:t>
             </w:r>
           </w:hyperlink>
         </w:p>
@@ -1821,7 +1843,7 @@
             </w:tabs>
             <w:rPr/>
           </w:pPr>
-          <w:hyperlink w:anchor="__RefHeading___Toc3446_3138101934">
+          <w:hyperlink w:anchor="__RefHeading___Toc78794_4195859891">
             <w:r>
               <w:rPr>
                 <w:webHidden/>
@@ -1829,7 +1851,7 @@
               </w:rPr>
               <w:t>22. What the broker provides</w:t>
               <w:tab/>
-              <w:t>25</w:t>
+              <w:t>26</w:t>
             </w:r>
           </w:hyperlink>
         </w:p>
@@ -1843,7 +1865,7 @@
             </w:tabs>
             <w:rPr/>
           </w:pPr>
-          <w:hyperlink w:anchor="__RefHeading___Toc3448_3138101934">
+          <w:hyperlink w:anchor="__RefHeading___Toc78796_4195859891">
             <w:r>
               <w:rPr>
                 <w:webHidden/>
@@ -1858,7 +1880,7 @@
                 <w:rStyle w:val="IndexLink"/>
               </w:rPr>
               <w:tab/>
-              <w:t>26</w:t>
+              <w:t>27</w:t>
             </w:r>
           </w:hyperlink>
           <w:r>
@@ -1891,7 +1913,7 @@
       <w:r>
         <w:br w:type="page"/>
       </w:r>
-      <w:bookmarkStart w:id="0" w:name="__RefHeading___Toc3354_3138101934"/>
+      <w:bookmarkStart w:id="0" w:name="__RefHeading___Toc78700_4195859891"/>
       <w:bookmarkStart w:id="1" w:name="_Toc48319687"/>
       <w:bookmarkStart w:id="2" w:name="_Toc11824118"/>
       <w:bookmarkEnd w:id="0"/>
@@ -2534,7 +2556,7 @@
           <w:spacing w:val="0"/>
         </w:rPr>
       </w:pPr>
-      <w:bookmarkStart w:id="4" w:name="__RefHeading___Toc3356_3138101934"/>
+      <w:bookmarkStart w:id="4" w:name="__RefHeading___Toc78702_4195859891"/>
       <w:bookmarkStart w:id="5" w:name="_Toc233203388"/>
       <w:bookmarkEnd w:id="4"/>
       <w:r>
@@ -4155,7 +4177,7 @@
         <w:pageBreakBefore w:val="false"/>
         <w:rPr/>
       </w:pPr>
-      <w:bookmarkStart w:id="6" w:name="__RefHeading___Toc3358_3138101934"/>
+      <w:bookmarkStart w:id="6" w:name="__RefHeading___Toc78704_4195859891"/>
       <w:bookmarkEnd w:id="6"/>
       <w:r>
         <w:rPr>
@@ -4172,7 +4194,7 @@
         <w:pStyle w:val="Heading2"/>
         <w:rPr/>
       </w:pPr>
-      <w:bookmarkStart w:id="7" w:name="__RefHeading___Toc3360_3138101934"/>
+      <w:bookmarkStart w:id="7" w:name="__RefHeading___Toc78706_4195859891"/>
       <w:bookmarkEnd w:id="7"/>
       <w:r>
         <w:rPr>
@@ -4235,7 +4257,7 @@
         <w:pStyle w:val="Heading2"/>
         <w:rPr/>
       </w:pPr>
-      <w:bookmarkStart w:id="8" w:name="__RefHeading___Toc3362_3138101934"/>
+      <w:bookmarkStart w:id="8" w:name="__RefHeading___Toc78708_4195859891"/>
       <w:bookmarkEnd w:id="8"/>
       <w:r>
         <w:rPr>
@@ -4267,7 +4289,7 @@
         <w:pStyle w:val="Heading2"/>
         <w:rPr/>
       </w:pPr>
-      <w:bookmarkStart w:id="9" w:name="__RefHeading___Toc3364_3138101934"/>
+      <w:bookmarkStart w:id="9" w:name="__RefHeading___Toc78710_4195859891"/>
       <w:bookmarkEnd w:id="9"/>
       <w:r>
         <w:rPr>
@@ -4282,7 +4304,7 @@
     <w:tbl>
       <w:tblPr>
         <w:tblStyle w:val="TableGrid"/>
-        <w:tblW w:w="9026" w:type="dxa"/>
+        <w:tblW w:w="9014" w:type="dxa"/>
         <w:jc w:val="left"/>
         <w:tblInd w:w="0" w:type="dxa"/>
         <w:tblLayout w:type="fixed"/>
@@ -4295,8 +4317,8 @@
         <w:tblLook w:val="04a0" w:noHBand="0" w:noVBand="1" w:firstColumn="1" w:lastRow="0" w:lastColumn="0" w:firstRow="1"/>
       </w:tblPr>
       <w:tblGrid>
-        <w:gridCol w:w="4513"/>
-        <w:gridCol w:w="4512"/>
+        <w:gridCol w:w="4507"/>
+        <w:gridCol w:w="4506"/>
       </w:tblGrid>
       <w:tr>
         <w:trPr>
@@ -4304,7 +4326,7 @@
         </w:trPr>
         <w:tc>
           <w:tcPr>
-            <w:tcW w:w="4513" w:type="dxa"/>
+            <w:tcW w:w="4507" w:type="dxa"/>
             <w:tcBorders>
               <w:top w:val="single" w:sz="4" w:space="0" w:color="BFC7D1"/>
               <w:left w:val="single" w:sz="4" w:space="0" w:color="BFC7D1"/>
@@ -4343,7 +4365,7 @@
         </w:tc>
         <w:tc>
           <w:tcPr>
-            <w:tcW w:w="4512" w:type="dxa"/>
+            <w:tcW w:w="4506" w:type="dxa"/>
             <w:tcBorders>
               <w:top w:val="single" w:sz="4" w:space="0" w:color="BFC7D1"/>
               <w:left w:val="single" w:sz="4" w:space="0" w:color="BFC7D1"/>
@@ -4385,7 +4407,7 @@
         <w:trPr/>
         <w:tc>
           <w:tcPr>
-            <w:tcW w:w="4513" w:type="dxa"/>
+            <w:tcW w:w="4507" w:type="dxa"/>
             <w:tcBorders>
               <w:top w:val="single" w:sz="4" w:space="0" w:color="BFC7D1"/>
               <w:left w:val="single" w:sz="4" w:space="0" w:color="BFC7D1"/>
@@ -4422,7 +4444,7 @@
         </w:tc>
         <w:tc>
           <w:tcPr>
-            <w:tcW w:w="4512" w:type="dxa"/>
+            <w:tcW w:w="4506" w:type="dxa"/>
             <w:tcBorders>
               <w:top w:val="single" w:sz="4" w:space="0" w:color="BFC7D1"/>
               <w:left w:val="single" w:sz="4" w:space="0" w:color="BFC7D1"/>
@@ -4462,7 +4484,7 @@
         <w:trPr/>
         <w:tc>
           <w:tcPr>
-            <w:tcW w:w="4513" w:type="dxa"/>
+            <w:tcW w:w="4507" w:type="dxa"/>
             <w:tcBorders>
               <w:top w:val="single" w:sz="4" w:space="0" w:color="BFC7D1"/>
               <w:left w:val="single" w:sz="4" w:space="0" w:color="BFC7D1"/>
@@ -4543,7 +4565,7 @@
         </w:tc>
         <w:tc>
           <w:tcPr>
-            <w:tcW w:w="4512" w:type="dxa"/>
+            <w:tcW w:w="4506" w:type="dxa"/>
             <w:tcBorders>
               <w:top w:val="single" w:sz="4" w:space="0" w:color="BFC7D1"/>
               <w:left w:val="single" w:sz="4" w:space="0" w:color="BFC7D1"/>
@@ -4583,7 +4605,7 @@
         <w:trPr/>
         <w:tc>
           <w:tcPr>
-            <w:tcW w:w="4513" w:type="dxa"/>
+            <w:tcW w:w="4507" w:type="dxa"/>
             <w:tcBorders>
               <w:top w:val="single" w:sz="4" w:space="0" w:color="BFC7D1"/>
               <w:left w:val="single" w:sz="4" w:space="0" w:color="BFC7D1"/>
@@ -4620,7 +4642,7 @@
         </w:tc>
         <w:tc>
           <w:tcPr>
-            <w:tcW w:w="4512" w:type="dxa"/>
+            <w:tcW w:w="4506" w:type="dxa"/>
             <w:tcBorders>
               <w:top w:val="single" w:sz="4" w:space="0" w:color="BFC7D1"/>
               <w:left w:val="single" w:sz="4" w:space="0" w:color="BFC7D1"/>
@@ -4660,7 +4682,7 @@
         <w:trPr/>
         <w:tc>
           <w:tcPr>
-            <w:tcW w:w="4513" w:type="dxa"/>
+            <w:tcW w:w="4507" w:type="dxa"/>
             <w:tcBorders>
               <w:top w:val="single" w:sz="4" w:space="0" w:color="BFC7D1"/>
               <w:left w:val="single" w:sz="4" w:space="0" w:color="BFC7D1"/>
@@ -4719,7 +4741,7 @@
         </w:tc>
         <w:tc>
           <w:tcPr>
-            <w:tcW w:w="4512" w:type="dxa"/>
+            <w:tcW w:w="4506" w:type="dxa"/>
             <w:tcBorders>
               <w:top w:val="single" w:sz="4" w:space="0" w:color="BFC7D1"/>
               <w:left w:val="single" w:sz="4" w:space="0" w:color="BFC7D1"/>
@@ -4759,7 +4781,7 @@
         <w:trPr/>
         <w:tc>
           <w:tcPr>
-            <w:tcW w:w="4513" w:type="dxa"/>
+            <w:tcW w:w="4507" w:type="dxa"/>
             <w:tcBorders>
               <w:top w:val="single" w:sz="4" w:space="0" w:color="BFC7D1"/>
               <w:left w:val="single" w:sz="4" w:space="0" w:color="BFC7D1"/>
@@ -4818,7 +4840,7 @@
         </w:tc>
         <w:tc>
           <w:tcPr>
-            <w:tcW w:w="4512" w:type="dxa"/>
+            <w:tcW w:w="4506" w:type="dxa"/>
             <w:tcBorders>
               <w:top w:val="single" w:sz="4" w:space="0" w:color="BFC7D1"/>
               <w:left w:val="single" w:sz="4" w:space="0" w:color="BFC7D1"/>
@@ -4858,7 +4880,7 @@
         <w:trPr/>
         <w:tc>
           <w:tcPr>
-            <w:tcW w:w="4513" w:type="dxa"/>
+            <w:tcW w:w="4507" w:type="dxa"/>
             <w:tcBorders>
               <w:top w:val="single" w:sz="4" w:space="0" w:color="BFC7D1"/>
               <w:left w:val="single" w:sz="4" w:space="0" w:color="BFC7D1"/>
@@ -4895,7 +4917,7 @@
         </w:tc>
         <w:tc>
           <w:tcPr>
-            <w:tcW w:w="4512" w:type="dxa"/>
+            <w:tcW w:w="4506" w:type="dxa"/>
             <w:tcBorders>
               <w:top w:val="single" w:sz="4" w:space="0" w:color="BFC7D1"/>
               <w:left w:val="single" w:sz="4" w:space="0" w:color="BFC7D1"/>
@@ -4935,7 +4957,7 @@
         <w:trPr/>
         <w:tc>
           <w:tcPr>
-            <w:tcW w:w="4513" w:type="dxa"/>
+            <w:tcW w:w="4507" w:type="dxa"/>
             <w:tcBorders>
               <w:top w:val="single" w:sz="4" w:space="0" w:color="BFC7D1"/>
               <w:left w:val="single" w:sz="4" w:space="0" w:color="BFC7D1"/>
@@ -4994,7 +5016,7 @@
         </w:tc>
         <w:tc>
           <w:tcPr>
-            <w:tcW w:w="4512" w:type="dxa"/>
+            <w:tcW w:w="4506" w:type="dxa"/>
             <w:tcBorders>
               <w:top w:val="single" w:sz="4" w:space="0" w:color="BFC7D1"/>
               <w:left w:val="single" w:sz="4" w:space="0" w:color="BFC7D1"/>
@@ -5049,7 +5071,7 @@
         <w:pStyle w:val="Heading1"/>
         <w:rPr/>
       </w:pPr>
-      <w:bookmarkStart w:id="10" w:name="__RefHeading___Toc3366_3138101934"/>
+      <w:bookmarkStart w:id="10" w:name="__RefHeading___Toc78712_4195859891"/>
       <w:bookmarkEnd w:id="10"/>
       <w:r>
         <w:rPr>
@@ -5066,7 +5088,7 @@
         <w:pStyle w:val="Heading2"/>
         <w:rPr/>
       </w:pPr>
-      <w:bookmarkStart w:id="11" w:name="__RefHeading___Toc3368_3138101934"/>
+      <w:bookmarkStart w:id="11" w:name="__RefHeading___Toc78714_4195859891"/>
       <w:bookmarkEnd w:id="11"/>
       <w:r>
         <w:rPr>
@@ -5081,7 +5103,7 @@
     <w:tbl>
       <w:tblPr>
         <w:tblStyle w:val="TableGrid"/>
-        <w:tblW w:w="9027" w:type="dxa"/>
+        <w:tblW w:w="9015" w:type="dxa"/>
         <w:jc w:val="left"/>
         <w:tblInd w:w="0" w:type="dxa"/>
         <w:tblLayout w:type="fixed"/>
@@ -5094,9 +5116,9 @@
         <w:tblLook w:val="04a0" w:noHBand="0" w:noVBand="1" w:firstColumn="1" w:lastRow="0" w:lastColumn="0" w:firstRow="1"/>
       </w:tblPr>
       <w:tblGrid>
-        <w:gridCol w:w="3009"/>
-        <w:gridCol w:w="3009"/>
-        <w:gridCol w:w="3009"/>
+        <w:gridCol w:w="906"/>
+        <w:gridCol w:w="4046"/>
+        <w:gridCol w:w="4063"/>
       </w:tblGrid>
       <w:tr>
         <w:trPr>
@@ -5104,7 +5126,7 @@
         </w:trPr>
         <w:tc>
           <w:tcPr>
-            <w:tcW w:w="3009" w:type="dxa"/>
+            <w:tcW w:w="906" w:type="dxa"/>
             <w:tcBorders>
               <w:top w:val="single" w:sz="4" w:space="0" w:color="BFC7D1"/>
               <w:left w:val="single" w:sz="4" w:space="0" w:color="BFC7D1"/>
@@ -5143,7 +5165,7 @@
         </w:tc>
         <w:tc>
           <w:tcPr>
-            <w:tcW w:w="3009" w:type="dxa"/>
+            <w:tcW w:w="4046" w:type="dxa"/>
             <w:tcBorders>
               <w:top w:val="single" w:sz="4" w:space="0" w:color="BFC7D1"/>
               <w:left w:val="single" w:sz="4" w:space="0" w:color="BFC7D1"/>
@@ -5182,7 +5204,7 @@
         </w:tc>
         <w:tc>
           <w:tcPr>
-            <w:tcW w:w="3009" w:type="dxa"/>
+            <w:tcW w:w="4063" w:type="dxa"/>
             <w:tcBorders>
               <w:top w:val="single" w:sz="4" w:space="0" w:color="BFC7D1"/>
               <w:left w:val="single" w:sz="4" w:space="0" w:color="BFC7D1"/>
@@ -5224,7 +5246,7 @@
         <w:trPr/>
         <w:tc>
           <w:tcPr>
-            <w:tcW w:w="3009" w:type="dxa"/>
+            <w:tcW w:w="906" w:type="dxa"/>
             <w:tcBorders>
               <w:top w:val="single" w:sz="4" w:space="0" w:color="BFC7D1"/>
               <w:left w:val="single" w:sz="4" w:space="0" w:color="BFC7D1"/>
@@ -5261,7 +5283,7 @@
         </w:tc>
         <w:tc>
           <w:tcPr>
-            <w:tcW w:w="3009" w:type="dxa"/>
+            <w:tcW w:w="4046" w:type="dxa"/>
             <w:tcBorders>
               <w:top w:val="single" w:sz="4" w:space="0" w:color="BFC7D1"/>
               <w:left w:val="single" w:sz="4" w:space="0" w:color="BFC7D1"/>
@@ -5298,7 +5320,7 @@
         </w:tc>
         <w:tc>
           <w:tcPr>
-            <w:tcW w:w="3009" w:type="dxa"/>
+            <w:tcW w:w="4063" w:type="dxa"/>
             <w:tcBorders>
               <w:top w:val="single" w:sz="4" w:space="0" w:color="BFC7D1"/>
               <w:left w:val="single" w:sz="4" w:space="0" w:color="BFC7D1"/>
@@ -5338,7 +5360,7 @@
         <w:trPr/>
         <w:tc>
           <w:tcPr>
-            <w:tcW w:w="3009" w:type="dxa"/>
+            <w:tcW w:w="906" w:type="dxa"/>
             <w:tcBorders>
               <w:top w:val="single" w:sz="4" w:space="0" w:color="BFC7D1"/>
               <w:left w:val="single" w:sz="4" w:space="0" w:color="BFC7D1"/>
@@ -5375,7 +5397,7 @@
         </w:tc>
         <w:tc>
           <w:tcPr>
-            <w:tcW w:w="3009" w:type="dxa"/>
+            <w:tcW w:w="4046" w:type="dxa"/>
             <w:tcBorders>
               <w:top w:val="single" w:sz="4" w:space="0" w:color="BFC7D1"/>
               <w:left w:val="single" w:sz="4" w:space="0" w:color="BFC7D1"/>
@@ -5412,7 +5434,7 @@
         </w:tc>
         <w:tc>
           <w:tcPr>
-            <w:tcW w:w="3009" w:type="dxa"/>
+            <w:tcW w:w="4063" w:type="dxa"/>
             <w:tcBorders>
               <w:top w:val="single" w:sz="4" w:space="0" w:color="BFC7D1"/>
               <w:left w:val="single" w:sz="4" w:space="0" w:color="BFC7D1"/>
@@ -5452,7 +5474,7 @@
         <w:trPr/>
         <w:tc>
           <w:tcPr>
-            <w:tcW w:w="3009" w:type="dxa"/>
+            <w:tcW w:w="906" w:type="dxa"/>
             <w:tcBorders>
               <w:top w:val="single" w:sz="4" w:space="0" w:color="BFC7D1"/>
               <w:left w:val="single" w:sz="4" w:space="0" w:color="BFC7D1"/>
@@ -5489,7 +5511,7 @@
         </w:tc>
         <w:tc>
           <w:tcPr>
-            <w:tcW w:w="3009" w:type="dxa"/>
+            <w:tcW w:w="4046" w:type="dxa"/>
             <w:tcBorders>
               <w:top w:val="single" w:sz="4" w:space="0" w:color="BFC7D1"/>
               <w:left w:val="single" w:sz="4" w:space="0" w:color="BFC7D1"/>
@@ -5526,7 +5548,7 @@
         </w:tc>
         <w:tc>
           <w:tcPr>
-            <w:tcW w:w="3009" w:type="dxa"/>
+            <w:tcW w:w="4063" w:type="dxa"/>
             <w:tcBorders>
               <w:top w:val="single" w:sz="4" w:space="0" w:color="BFC7D1"/>
               <w:left w:val="single" w:sz="4" w:space="0" w:color="BFC7D1"/>
@@ -5609,7 +5631,7 @@
         <w:pStyle w:val="Heading2"/>
         <w:rPr/>
       </w:pPr>
-      <w:bookmarkStart w:id="12" w:name="__RefHeading___Toc3370_3138101934"/>
+      <w:bookmarkStart w:id="12" w:name="__RefHeading___Toc78716_4195859891"/>
       <w:bookmarkEnd w:id="12"/>
       <w:r>
         <w:rPr>
@@ -5753,7 +5775,7 @@
         <w:pStyle w:val="Heading2"/>
         <w:rPr/>
       </w:pPr>
-      <w:bookmarkStart w:id="13" w:name="__RefHeading___Toc3372_3138101934"/>
+      <w:bookmarkStart w:id="13" w:name="__RefHeading___Toc78718_4195859891"/>
       <w:bookmarkEnd w:id="13"/>
       <w:r>
         <w:rPr>
@@ -5788,7 +5810,7 @@
         <w:pStyle w:val="Heading1"/>
         <w:rPr/>
       </w:pPr>
-      <w:bookmarkStart w:id="14" w:name="__RefHeading___Toc3374_3138101934"/>
+      <w:bookmarkStart w:id="14" w:name="__RefHeading___Toc78720_4195859891"/>
       <w:bookmarkEnd w:id="14"/>
       <w:r>
         <w:rPr>
@@ -5803,7 +5825,7 @@
     <w:tbl>
       <w:tblPr>
         <w:tblStyle w:val="TableGrid"/>
-        <w:tblW w:w="9027" w:type="dxa"/>
+        <w:tblW w:w="9014" w:type="dxa"/>
         <w:jc w:val="left"/>
         <w:tblInd w:w="0" w:type="dxa"/>
         <w:tblLayout w:type="fixed"/>
@@ -5816,9 +5838,9 @@
         <w:tblLook w:val="04a0" w:noHBand="0" w:noVBand="1" w:firstColumn="1" w:lastRow="0" w:lastColumn="0" w:firstRow="1"/>
       </w:tblPr>
       <w:tblGrid>
-        <w:gridCol w:w="3009"/>
-        <w:gridCol w:w="3009"/>
-        <w:gridCol w:w="3009"/>
+        <w:gridCol w:w="2504"/>
+        <w:gridCol w:w="4005"/>
+        <w:gridCol w:w="2505"/>
       </w:tblGrid>
       <w:tr>
         <w:trPr>
@@ -5826,7 +5848,7 @@
         </w:trPr>
         <w:tc>
           <w:tcPr>
-            <w:tcW w:w="3009" w:type="dxa"/>
+            <w:tcW w:w="2504" w:type="dxa"/>
             <w:tcBorders>
               <w:top w:val="single" w:sz="4" w:space="0" w:color="BFC7D1"/>
               <w:left w:val="single" w:sz="4" w:space="0" w:color="BFC7D1"/>
@@ -5865,7 +5887,7 @@
         </w:tc>
         <w:tc>
           <w:tcPr>
-            <w:tcW w:w="3009" w:type="dxa"/>
+            <w:tcW w:w="4005" w:type="dxa"/>
             <w:tcBorders>
               <w:top w:val="single" w:sz="4" w:space="0" w:color="BFC7D1"/>
               <w:left w:val="single" w:sz="4" w:space="0" w:color="BFC7D1"/>
@@ -5904,7 +5926,7 @@
         </w:tc>
         <w:tc>
           <w:tcPr>
-            <w:tcW w:w="3009" w:type="dxa"/>
+            <w:tcW w:w="2505" w:type="dxa"/>
             <w:tcBorders>
               <w:top w:val="single" w:sz="4" w:space="0" w:color="BFC7D1"/>
               <w:left w:val="single" w:sz="4" w:space="0" w:color="BFC7D1"/>
@@ -5946,7 +5968,7 @@
         <w:trPr/>
         <w:tc>
           <w:tcPr>
-            <w:tcW w:w="3009" w:type="dxa"/>
+            <w:tcW w:w="2504" w:type="dxa"/>
             <w:tcBorders>
               <w:top w:val="single" w:sz="4" w:space="0" w:color="BFC7D1"/>
               <w:left w:val="single" w:sz="4" w:space="0" w:color="BFC7D1"/>
@@ -5983,7 +6005,7 @@
         </w:tc>
         <w:tc>
           <w:tcPr>
-            <w:tcW w:w="3009" w:type="dxa"/>
+            <w:tcW w:w="4005" w:type="dxa"/>
             <w:tcBorders>
               <w:top w:val="single" w:sz="4" w:space="0" w:color="BFC7D1"/>
               <w:left w:val="single" w:sz="4" w:space="0" w:color="BFC7D1"/>
@@ -6020,7 +6042,7 @@
         </w:tc>
         <w:tc>
           <w:tcPr>
-            <w:tcW w:w="3009" w:type="dxa"/>
+            <w:tcW w:w="2505" w:type="dxa"/>
             <w:tcBorders>
               <w:top w:val="single" w:sz="4" w:space="0" w:color="BFC7D1"/>
               <w:left w:val="single" w:sz="4" w:space="0" w:color="BFC7D1"/>
@@ -6060,7 +6082,7 @@
         <w:trPr/>
         <w:tc>
           <w:tcPr>
-            <w:tcW w:w="3009" w:type="dxa"/>
+            <w:tcW w:w="2504" w:type="dxa"/>
             <w:tcBorders>
               <w:top w:val="single" w:sz="4" w:space="0" w:color="BFC7D1"/>
               <w:left w:val="single" w:sz="4" w:space="0" w:color="BFC7D1"/>
@@ -6097,7 +6119,7 @@
         </w:tc>
         <w:tc>
           <w:tcPr>
-            <w:tcW w:w="3009" w:type="dxa"/>
+            <w:tcW w:w="4005" w:type="dxa"/>
             <w:tcBorders>
               <w:top w:val="single" w:sz="4" w:space="0" w:color="BFC7D1"/>
               <w:left w:val="single" w:sz="4" w:space="0" w:color="BFC7D1"/>
@@ -6134,7 +6156,7 @@
         </w:tc>
         <w:tc>
           <w:tcPr>
-            <w:tcW w:w="3009" w:type="dxa"/>
+            <w:tcW w:w="2505" w:type="dxa"/>
             <w:tcBorders>
               <w:top w:val="single" w:sz="4" w:space="0" w:color="BFC7D1"/>
               <w:left w:val="single" w:sz="4" w:space="0" w:color="BFC7D1"/>
@@ -6174,7 +6196,7 @@
         <w:trPr/>
         <w:tc>
           <w:tcPr>
-            <w:tcW w:w="3009" w:type="dxa"/>
+            <w:tcW w:w="2504" w:type="dxa"/>
             <w:tcBorders>
               <w:top w:val="single" w:sz="4" w:space="0" w:color="BFC7D1"/>
               <w:left w:val="single" w:sz="4" w:space="0" w:color="BFC7D1"/>
@@ -6211,7 +6233,7 @@
         </w:tc>
         <w:tc>
           <w:tcPr>
-            <w:tcW w:w="3009" w:type="dxa"/>
+            <w:tcW w:w="4005" w:type="dxa"/>
             <w:tcBorders>
               <w:top w:val="single" w:sz="4" w:space="0" w:color="BFC7D1"/>
               <w:left w:val="single" w:sz="4" w:space="0" w:color="BFC7D1"/>
@@ -6248,7 +6270,7 @@
         </w:tc>
         <w:tc>
           <w:tcPr>
-            <w:tcW w:w="3009" w:type="dxa"/>
+            <w:tcW w:w="2505" w:type="dxa"/>
             <w:tcBorders>
               <w:top w:val="single" w:sz="4" w:space="0" w:color="BFC7D1"/>
               <w:left w:val="single" w:sz="4" w:space="0" w:color="BFC7D1"/>
@@ -6318,7 +6340,7 @@
         <w:pStyle w:val="Heading1"/>
         <w:rPr/>
       </w:pPr>
-      <w:bookmarkStart w:id="15" w:name="__RefHeading___Toc3376_3138101934"/>
+      <w:bookmarkStart w:id="15" w:name="__RefHeading___Toc78722_4195859891"/>
       <w:bookmarkEnd w:id="15"/>
       <w:r>
         <w:rPr>
@@ -6335,7 +6357,7 @@
         <w:pStyle w:val="Heading2"/>
         <w:rPr/>
       </w:pPr>
-      <w:bookmarkStart w:id="16" w:name="__RefHeading___Toc3378_3138101934"/>
+      <w:bookmarkStart w:id="16" w:name="__RefHeading___Toc78724_4195859891"/>
       <w:bookmarkEnd w:id="16"/>
       <w:r>
         <w:rPr>
@@ -6350,7 +6372,7 @@
     <w:tbl>
       <w:tblPr>
         <w:tblStyle w:val="TableGrid"/>
-        <w:tblW w:w="9027" w:type="dxa"/>
+        <w:tblW w:w="9015" w:type="dxa"/>
         <w:jc w:val="left"/>
         <w:tblInd w:w="0" w:type="dxa"/>
         <w:tblLayout w:type="fixed"/>
@@ -6363,9 +6385,9 @@
         <w:tblLook w:val="04a0" w:noHBand="0" w:noVBand="1" w:firstColumn="1" w:lastRow="0" w:lastColumn="0" w:firstRow="1"/>
       </w:tblPr>
       <w:tblGrid>
-        <w:gridCol w:w="3009"/>
-        <w:gridCol w:w="3009"/>
-        <w:gridCol w:w="3009"/>
+        <w:gridCol w:w="1123"/>
+        <w:gridCol w:w="3953"/>
+        <w:gridCol w:w="3939"/>
       </w:tblGrid>
       <w:tr>
         <w:trPr>
@@ -6373,7 +6395,7 @@
         </w:trPr>
         <w:tc>
           <w:tcPr>
-            <w:tcW w:w="3009" w:type="dxa"/>
+            <w:tcW w:w="1123" w:type="dxa"/>
             <w:tcBorders>
               <w:top w:val="single" w:sz="4" w:space="0" w:color="BFC7D1"/>
               <w:left w:val="single" w:sz="4" w:space="0" w:color="BFC7D1"/>
@@ -6412,7 +6434,7 @@
         </w:tc>
         <w:tc>
           <w:tcPr>
-            <w:tcW w:w="3009" w:type="dxa"/>
+            <w:tcW w:w="3953" w:type="dxa"/>
             <w:tcBorders>
               <w:top w:val="single" w:sz="4" w:space="0" w:color="BFC7D1"/>
               <w:left w:val="single" w:sz="4" w:space="0" w:color="BFC7D1"/>
@@ -6451,7 +6473,7 @@
         </w:tc>
         <w:tc>
           <w:tcPr>
-            <w:tcW w:w="3009" w:type="dxa"/>
+            <w:tcW w:w="3939" w:type="dxa"/>
             <w:tcBorders>
               <w:top w:val="single" w:sz="4" w:space="0" w:color="BFC7D1"/>
               <w:left w:val="single" w:sz="4" w:space="0" w:color="BFC7D1"/>
@@ -6493,7 +6515,7 @@
         <w:trPr/>
         <w:tc>
           <w:tcPr>
-            <w:tcW w:w="3009" w:type="dxa"/>
+            <w:tcW w:w="1123" w:type="dxa"/>
             <w:tcBorders>
               <w:top w:val="single" w:sz="4" w:space="0" w:color="BFC7D1"/>
               <w:left w:val="single" w:sz="4" w:space="0" w:color="BFC7D1"/>
@@ -6530,7 +6552,7 @@
         </w:tc>
         <w:tc>
           <w:tcPr>
-            <w:tcW w:w="3009" w:type="dxa"/>
+            <w:tcW w:w="3953" w:type="dxa"/>
             <w:tcBorders>
               <w:top w:val="single" w:sz="4" w:space="0" w:color="BFC7D1"/>
               <w:left w:val="single" w:sz="4" w:space="0" w:color="BFC7D1"/>
@@ -6567,7 +6589,7 @@
         </w:tc>
         <w:tc>
           <w:tcPr>
-            <w:tcW w:w="3009" w:type="dxa"/>
+            <w:tcW w:w="3939" w:type="dxa"/>
             <w:tcBorders>
               <w:top w:val="single" w:sz="4" w:space="0" w:color="BFC7D1"/>
               <w:left w:val="single" w:sz="4" w:space="0" w:color="BFC7D1"/>
@@ -6607,7 +6629,7 @@
         <w:trPr/>
         <w:tc>
           <w:tcPr>
-            <w:tcW w:w="3009" w:type="dxa"/>
+            <w:tcW w:w="1123" w:type="dxa"/>
             <w:tcBorders>
               <w:top w:val="single" w:sz="4" w:space="0" w:color="BFC7D1"/>
               <w:left w:val="single" w:sz="4" w:space="0" w:color="BFC7D1"/>
@@ -6644,7 +6666,7 @@
         </w:tc>
         <w:tc>
           <w:tcPr>
-            <w:tcW w:w="3009" w:type="dxa"/>
+            <w:tcW w:w="3953" w:type="dxa"/>
             <w:tcBorders>
               <w:top w:val="single" w:sz="4" w:space="0" w:color="BFC7D1"/>
               <w:left w:val="single" w:sz="4" w:space="0" w:color="BFC7D1"/>
@@ -6681,7 +6703,7 @@
         </w:tc>
         <w:tc>
           <w:tcPr>
-            <w:tcW w:w="3009" w:type="dxa"/>
+            <w:tcW w:w="3939" w:type="dxa"/>
             <w:tcBorders>
               <w:top w:val="single" w:sz="4" w:space="0" w:color="BFC7D1"/>
               <w:left w:val="single" w:sz="4" w:space="0" w:color="BFC7D1"/>
@@ -6721,7 +6743,7 @@
         <w:trPr/>
         <w:tc>
           <w:tcPr>
-            <w:tcW w:w="3009" w:type="dxa"/>
+            <w:tcW w:w="1123" w:type="dxa"/>
             <w:tcBorders>
               <w:top w:val="single" w:sz="4" w:space="0" w:color="BFC7D1"/>
               <w:left w:val="single" w:sz="4" w:space="0" w:color="BFC7D1"/>
@@ -6758,7 +6780,7 @@
         </w:tc>
         <w:tc>
           <w:tcPr>
-            <w:tcW w:w="3009" w:type="dxa"/>
+            <w:tcW w:w="3953" w:type="dxa"/>
             <w:tcBorders>
               <w:top w:val="single" w:sz="4" w:space="0" w:color="BFC7D1"/>
               <w:left w:val="single" w:sz="4" w:space="0" w:color="BFC7D1"/>
@@ -6795,7 +6817,7 @@
         </w:tc>
         <w:tc>
           <w:tcPr>
-            <w:tcW w:w="3009" w:type="dxa"/>
+            <w:tcW w:w="3939" w:type="dxa"/>
             <w:tcBorders>
               <w:top w:val="single" w:sz="4" w:space="0" w:color="BFC7D1"/>
               <w:left w:val="single" w:sz="4" w:space="0" w:color="BFC7D1"/>
@@ -6835,7 +6857,7 @@
         <w:trPr/>
         <w:tc>
           <w:tcPr>
-            <w:tcW w:w="3009" w:type="dxa"/>
+            <w:tcW w:w="1123" w:type="dxa"/>
             <w:tcBorders>
               <w:top w:val="single" w:sz="4" w:space="0" w:color="BFC7D1"/>
               <w:left w:val="single" w:sz="4" w:space="0" w:color="BFC7D1"/>
@@ -6872,7 +6894,7 @@
         </w:tc>
         <w:tc>
           <w:tcPr>
-            <w:tcW w:w="3009" w:type="dxa"/>
+            <w:tcW w:w="3953" w:type="dxa"/>
             <w:tcBorders>
               <w:top w:val="single" w:sz="4" w:space="0" w:color="BFC7D1"/>
               <w:left w:val="single" w:sz="4" w:space="0" w:color="BFC7D1"/>
@@ -6909,7 +6931,7 @@
         </w:tc>
         <w:tc>
           <w:tcPr>
-            <w:tcW w:w="3009" w:type="dxa"/>
+            <w:tcW w:w="3939" w:type="dxa"/>
             <w:tcBorders>
               <w:top w:val="single" w:sz="4" w:space="0" w:color="BFC7D1"/>
               <w:left w:val="single" w:sz="4" w:space="0" w:color="BFC7D1"/>
@@ -6976,7 +6998,7 @@
         <w:pStyle w:val="Heading2"/>
         <w:rPr/>
       </w:pPr>
-      <w:bookmarkStart w:id="17" w:name="__RefHeading___Toc3380_3138101934"/>
+      <w:bookmarkStart w:id="17" w:name="__RefHeading___Toc78726_4195859891"/>
       <w:bookmarkEnd w:id="17"/>
       <w:r>
         <w:rPr>
@@ -6991,7 +7013,7 @@
     <w:tbl>
       <w:tblPr>
         <w:tblStyle w:val="TableGrid"/>
-        <w:tblW w:w="9026" w:type="dxa"/>
+        <w:tblW w:w="9015" w:type="dxa"/>
         <w:jc w:val="left"/>
         <w:tblInd w:w="0" w:type="dxa"/>
         <w:tblLayout w:type="fixed"/>
@@ -7004,11 +7026,11 @@
         <w:tblLook w:val="04a0" w:noHBand="0" w:noVBand="1" w:firstColumn="1" w:lastRow="0" w:lastColumn="0" w:firstRow="1"/>
       </w:tblPr>
       <w:tblGrid>
-        <w:gridCol w:w="1805"/>
-        <w:gridCol w:w="1805"/>
-        <w:gridCol w:w="1805"/>
-        <w:gridCol w:w="1805"/>
-        <w:gridCol w:w="1806"/>
+        <w:gridCol w:w="1123"/>
+        <w:gridCol w:w="1122"/>
+        <w:gridCol w:w="1516"/>
+        <w:gridCol w:w="2037"/>
+        <w:gridCol w:w="3217"/>
       </w:tblGrid>
       <w:tr>
         <w:trPr>
@@ -7016,7 +7038,7 @@
         </w:trPr>
         <w:tc>
           <w:tcPr>
-            <w:tcW w:w="1805" w:type="dxa"/>
+            <w:tcW w:w="1123" w:type="dxa"/>
             <w:tcBorders>
               <w:top w:val="single" w:sz="4" w:space="0" w:color="BFC7D1"/>
               <w:left w:val="single" w:sz="4" w:space="0" w:color="BFC7D1"/>
@@ -7055,7 +7077,7 @@
         </w:tc>
         <w:tc>
           <w:tcPr>
-            <w:tcW w:w="1805" w:type="dxa"/>
+            <w:tcW w:w="1122" w:type="dxa"/>
             <w:tcBorders>
               <w:top w:val="single" w:sz="4" w:space="0" w:color="BFC7D1"/>
               <w:left w:val="single" w:sz="4" w:space="0" w:color="BFC7D1"/>
@@ -7094,7 +7116,7 @@
         </w:tc>
         <w:tc>
           <w:tcPr>
-            <w:tcW w:w="1805" w:type="dxa"/>
+            <w:tcW w:w="1516" w:type="dxa"/>
             <w:tcBorders>
               <w:top w:val="single" w:sz="4" w:space="0" w:color="BFC7D1"/>
               <w:left w:val="single" w:sz="4" w:space="0" w:color="BFC7D1"/>
@@ -7133,7 +7155,7 @@
         </w:tc>
         <w:tc>
           <w:tcPr>
-            <w:tcW w:w="1805" w:type="dxa"/>
+            <w:tcW w:w="2037" w:type="dxa"/>
             <w:tcBorders>
               <w:top w:val="single" w:sz="4" w:space="0" w:color="BFC7D1"/>
               <w:left w:val="single" w:sz="4" w:space="0" w:color="BFC7D1"/>
@@ -7172,7 +7194,7 @@
         </w:tc>
         <w:tc>
           <w:tcPr>
-            <w:tcW w:w="1806" w:type="dxa"/>
+            <w:tcW w:w="3217" w:type="dxa"/>
             <w:tcBorders>
               <w:top w:val="single" w:sz="4" w:space="0" w:color="BFC7D1"/>
               <w:left w:val="single" w:sz="4" w:space="0" w:color="BFC7D1"/>
@@ -7214,7 +7236,7 @@
         <w:trPr/>
         <w:tc>
           <w:tcPr>
-            <w:tcW w:w="1805" w:type="dxa"/>
+            <w:tcW w:w="1123" w:type="dxa"/>
             <w:tcBorders>
               <w:top w:val="single" w:sz="4" w:space="0" w:color="BFC7D1"/>
               <w:left w:val="single" w:sz="4" w:space="0" w:color="BFC7D1"/>
@@ -7251,7 +7273,7 @@
         </w:tc>
         <w:tc>
           <w:tcPr>
-            <w:tcW w:w="1805" w:type="dxa"/>
+            <w:tcW w:w="1122" w:type="dxa"/>
             <w:tcBorders>
               <w:top w:val="single" w:sz="4" w:space="0" w:color="BFC7D1"/>
               <w:left w:val="single" w:sz="4" w:space="0" w:color="BFC7D1"/>
@@ -7288,7 +7310,7 @@
         </w:tc>
         <w:tc>
           <w:tcPr>
-            <w:tcW w:w="1805" w:type="dxa"/>
+            <w:tcW w:w="1516" w:type="dxa"/>
             <w:tcBorders>
               <w:top w:val="single" w:sz="4" w:space="0" w:color="BFC7D1"/>
               <w:left w:val="single" w:sz="4" w:space="0" w:color="BFC7D1"/>
@@ -7325,7 +7347,7 @@
         </w:tc>
         <w:tc>
           <w:tcPr>
-            <w:tcW w:w="1805" w:type="dxa"/>
+            <w:tcW w:w="2037" w:type="dxa"/>
             <w:tcBorders>
               <w:top w:val="single" w:sz="4" w:space="0" w:color="BFC7D1"/>
               <w:left w:val="single" w:sz="4" w:space="0" w:color="BFC7D1"/>
@@ -7362,7 +7384,7 @@
         </w:tc>
         <w:tc>
           <w:tcPr>
-            <w:tcW w:w="1806" w:type="dxa"/>
+            <w:tcW w:w="3217" w:type="dxa"/>
             <w:tcBorders>
               <w:top w:val="single" w:sz="4" w:space="0" w:color="BFC7D1"/>
               <w:left w:val="single" w:sz="4" w:space="0" w:color="BFC7D1"/>
@@ -7402,7 +7424,7 @@
         <w:trPr/>
         <w:tc>
           <w:tcPr>
-            <w:tcW w:w="1805" w:type="dxa"/>
+            <w:tcW w:w="1123" w:type="dxa"/>
             <w:tcBorders>
               <w:top w:val="single" w:sz="4" w:space="0" w:color="BFC7D1"/>
               <w:left w:val="single" w:sz="4" w:space="0" w:color="BFC7D1"/>
@@ -7439,7 +7461,7 @@
         </w:tc>
         <w:tc>
           <w:tcPr>
-            <w:tcW w:w="1805" w:type="dxa"/>
+            <w:tcW w:w="1122" w:type="dxa"/>
             <w:tcBorders>
               <w:top w:val="single" w:sz="4" w:space="0" w:color="BFC7D1"/>
               <w:left w:val="single" w:sz="4" w:space="0" w:color="BFC7D1"/>
@@ -7476,7 +7498,7 @@
         </w:tc>
         <w:tc>
           <w:tcPr>
-            <w:tcW w:w="1805" w:type="dxa"/>
+            <w:tcW w:w="1516" w:type="dxa"/>
             <w:tcBorders>
               <w:top w:val="single" w:sz="4" w:space="0" w:color="BFC7D1"/>
               <w:left w:val="single" w:sz="4" w:space="0" w:color="BFC7D1"/>
@@ -7513,7 +7535,7 @@
         </w:tc>
         <w:tc>
           <w:tcPr>
-            <w:tcW w:w="1805" w:type="dxa"/>
+            <w:tcW w:w="2037" w:type="dxa"/>
             <w:tcBorders>
               <w:top w:val="single" w:sz="4" w:space="0" w:color="BFC7D1"/>
               <w:left w:val="single" w:sz="4" w:space="0" w:color="BFC7D1"/>
@@ -7550,7 +7572,7 @@
         </w:tc>
         <w:tc>
           <w:tcPr>
-            <w:tcW w:w="1806" w:type="dxa"/>
+            <w:tcW w:w="3217" w:type="dxa"/>
             <w:tcBorders>
               <w:top w:val="single" w:sz="4" w:space="0" w:color="BFC7D1"/>
               <w:left w:val="single" w:sz="4" w:space="0" w:color="BFC7D1"/>
@@ -7590,7 +7612,7 @@
         <w:trPr/>
         <w:tc>
           <w:tcPr>
-            <w:tcW w:w="1805" w:type="dxa"/>
+            <w:tcW w:w="1123" w:type="dxa"/>
             <w:tcBorders>
               <w:top w:val="single" w:sz="4" w:space="0" w:color="BFC7D1"/>
               <w:left w:val="single" w:sz="4" w:space="0" w:color="BFC7D1"/>
@@ -7627,7 +7649,7 @@
         </w:tc>
         <w:tc>
           <w:tcPr>
-            <w:tcW w:w="1805" w:type="dxa"/>
+            <w:tcW w:w="1122" w:type="dxa"/>
             <w:tcBorders>
               <w:top w:val="single" w:sz="4" w:space="0" w:color="BFC7D1"/>
               <w:left w:val="single" w:sz="4" w:space="0" w:color="BFC7D1"/>
@@ -7664,7 +7686,7 @@
         </w:tc>
         <w:tc>
           <w:tcPr>
-            <w:tcW w:w="1805" w:type="dxa"/>
+            <w:tcW w:w="1516" w:type="dxa"/>
             <w:tcBorders>
               <w:top w:val="single" w:sz="4" w:space="0" w:color="BFC7D1"/>
               <w:left w:val="single" w:sz="4" w:space="0" w:color="BFC7D1"/>
@@ -7701,7 +7723,7 @@
         </w:tc>
         <w:tc>
           <w:tcPr>
-            <w:tcW w:w="1805" w:type="dxa"/>
+            <w:tcW w:w="2037" w:type="dxa"/>
             <w:tcBorders>
               <w:top w:val="single" w:sz="4" w:space="0" w:color="BFC7D1"/>
               <w:left w:val="single" w:sz="4" w:space="0" w:color="BFC7D1"/>
@@ -7738,7 +7760,7 @@
         </w:tc>
         <w:tc>
           <w:tcPr>
-            <w:tcW w:w="1806" w:type="dxa"/>
+            <w:tcW w:w="3217" w:type="dxa"/>
             <w:tcBorders>
               <w:top w:val="single" w:sz="4" w:space="0" w:color="BFC7D1"/>
               <w:left w:val="single" w:sz="4" w:space="0" w:color="BFC7D1"/>
@@ -7778,7 +7800,7 @@
         <w:trPr/>
         <w:tc>
           <w:tcPr>
-            <w:tcW w:w="1805" w:type="dxa"/>
+            <w:tcW w:w="1123" w:type="dxa"/>
             <w:tcBorders>
               <w:top w:val="single" w:sz="4" w:space="0" w:color="BFC7D1"/>
               <w:left w:val="single" w:sz="4" w:space="0" w:color="BFC7D1"/>
@@ -7815,7 +7837,7 @@
         </w:tc>
         <w:tc>
           <w:tcPr>
-            <w:tcW w:w="1805" w:type="dxa"/>
+            <w:tcW w:w="1122" w:type="dxa"/>
             <w:tcBorders>
               <w:top w:val="single" w:sz="4" w:space="0" w:color="BFC7D1"/>
               <w:left w:val="single" w:sz="4" w:space="0" w:color="BFC7D1"/>
@@ -7852,7 +7874,7 @@
         </w:tc>
         <w:tc>
           <w:tcPr>
-            <w:tcW w:w="1805" w:type="dxa"/>
+            <w:tcW w:w="1516" w:type="dxa"/>
             <w:tcBorders>
               <w:top w:val="single" w:sz="4" w:space="0" w:color="BFC7D1"/>
               <w:left w:val="single" w:sz="4" w:space="0" w:color="BFC7D1"/>
@@ -7889,7 +7911,7 @@
         </w:tc>
         <w:tc>
           <w:tcPr>
-            <w:tcW w:w="1805" w:type="dxa"/>
+            <w:tcW w:w="2037" w:type="dxa"/>
             <w:tcBorders>
               <w:top w:val="single" w:sz="4" w:space="0" w:color="BFC7D1"/>
               <w:left w:val="single" w:sz="4" w:space="0" w:color="BFC7D1"/>
@@ -7926,7 +7948,7 @@
         </w:tc>
         <w:tc>
           <w:tcPr>
-            <w:tcW w:w="1806" w:type="dxa"/>
+            <w:tcW w:w="3217" w:type="dxa"/>
             <w:tcBorders>
               <w:top w:val="single" w:sz="4" w:space="0" w:color="BFC7D1"/>
               <w:left w:val="single" w:sz="4" w:space="0" w:color="BFC7D1"/>
@@ -8029,7 +8051,7 @@
         <w:pStyle w:val="Heading1"/>
         <w:rPr/>
       </w:pPr>
-      <w:bookmarkStart w:id="18" w:name="__RefHeading___Toc3382_3138101934"/>
+      <w:bookmarkStart w:id="18" w:name="__RefHeading___Toc78728_4195859891"/>
       <w:bookmarkEnd w:id="18"/>
       <w:r>
         <w:rPr>
@@ -8046,7 +8068,7 @@
         <w:pStyle w:val="Heading2"/>
         <w:rPr/>
       </w:pPr>
-      <w:bookmarkStart w:id="19" w:name="__RefHeading___Toc3384_3138101934"/>
+      <w:bookmarkStart w:id="19" w:name="__RefHeading___Toc78730_4195859891"/>
       <w:bookmarkEnd w:id="19"/>
       <w:r>
         <w:rPr>
@@ -8242,7 +8264,7 @@
         <w:pStyle w:val="Heading2"/>
         <w:rPr/>
       </w:pPr>
-      <w:bookmarkStart w:id="20" w:name="__RefHeading___Toc3386_3138101934"/>
+      <w:bookmarkStart w:id="20" w:name="__RefHeading___Toc78732_4195859891"/>
       <w:bookmarkEnd w:id="20"/>
       <w:r>
         <w:rPr>
@@ -8257,7 +8279,7 @@
     <w:tbl>
       <w:tblPr>
         <w:tblStyle w:val="TableGrid"/>
-        <w:tblW w:w="9027" w:type="dxa"/>
+        <w:tblW w:w="9015" w:type="dxa"/>
         <w:jc w:val="left"/>
         <w:tblInd w:w="0" w:type="dxa"/>
         <w:tblLayout w:type="fixed"/>
@@ -8270,9 +8292,9 @@
         <w:tblLook w:val="04a0" w:noHBand="0" w:noVBand="1" w:firstColumn="1" w:lastRow="0" w:lastColumn="0" w:firstRow="1"/>
       </w:tblPr>
       <w:tblGrid>
-        <w:gridCol w:w="3009"/>
-        <w:gridCol w:w="3009"/>
-        <w:gridCol w:w="3009"/>
+        <w:gridCol w:w="2088"/>
+        <w:gridCol w:w="5278"/>
+        <w:gridCol w:w="1649"/>
       </w:tblGrid>
       <w:tr>
         <w:trPr>
@@ -8280,7 +8302,7 @@
         </w:trPr>
         <w:tc>
           <w:tcPr>
-            <w:tcW w:w="3009" w:type="dxa"/>
+            <w:tcW w:w="2088" w:type="dxa"/>
             <w:tcBorders>
               <w:top w:val="single" w:sz="4" w:space="0" w:color="BFC7D1"/>
               <w:left w:val="single" w:sz="4" w:space="0" w:color="BFC7D1"/>
@@ -8319,7 +8341,7 @@
         </w:tc>
         <w:tc>
           <w:tcPr>
-            <w:tcW w:w="3009" w:type="dxa"/>
+            <w:tcW w:w="5278" w:type="dxa"/>
             <w:tcBorders>
               <w:top w:val="single" w:sz="4" w:space="0" w:color="BFC7D1"/>
               <w:left w:val="single" w:sz="4" w:space="0" w:color="BFC7D1"/>
@@ -8358,7 +8380,7 @@
         </w:tc>
         <w:tc>
           <w:tcPr>
-            <w:tcW w:w="3009" w:type="dxa"/>
+            <w:tcW w:w="1649" w:type="dxa"/>
             <w:tcBorders>
               <w:top w:val="single" w:sz="4" w:space="0" w:color="BFC7D1"/>
               <w:left w:val="single" w:sz="4" w:space="0" w:color="BFC7D1"/>
@@ -8400,7 +8422,7 @@
         <w:trPr/>
         <w:tc>
           <w:tcPr>
-            <w:tcW w:w="3009" w:type="dxa"/>
+            <w:tcW w:w="2088" w:type="dxa"/>
             <w:tcBorders>
               <w:top w:val="single" w:sz="4" w:space="0" w:color="BFC7D1"/>
               <w:left w:val="single" w:sz="4" w:space="0" w:color="BFC7D1"/>
@@ -8437,7 +8459,7 @@
         </w:tc>
         <w:tc>
           <w:tcPr>
-            <w:tcW w:w="3009" w:type="dxa"/>
+            <w:tcW w:w="5278" w:type="dxa"/>
             <w:tcBorders>
               <w:top w:val="single" w:sz="4" w:space="0" w:color="BFC7D1"/>
               <w:left w:val="single" w:sz="4" w:space="0" w:color="BFC7D1"/>
@@ -8474,7 +8496,7 @@
         </w:tc>
         <w:tc>
           <w:tcPr>
-            <w:tcW w:w="3009" w:type="dxa"/>
+            <w:tcW w:w="1649" w:type="dxa"/>
             <w:tcBorders>
               <w:top w:val="single" w:sz="4" w:space="0" w:color="BFC7D1"/>
               <w:left w:val="single" w:sz="4" w:space="0" w:color="BFC7D1"/>
@@ -8514,7 +8536,7 @@
         <w:trPr/>
         <w:tc>
           <w:tcPr>
-            <w:tcW w:w="3009" w:type="dxa"/>
+            <w:tcW w:w="2088" w:type="dxa"/>
             <w:tcBorders>
               <w:top w:val="single" w:sz="4" w:space="0" w:color="BFC7D1"/>
               <w:left w:val="single" w:sz="4" w:space="0" w:color="BFC7D1"/>
@@ -8551,7 +8573,7 @@
         </w:tc>
         <w:tc>
           <w:tcPr>
-            <w:tcW w:w="3009" w:type="dxa"/>
+            <w:tcW w:w="5278" w:type="dxa"/>
             <w:tcBorders>
               <w:top w:val="single" w:sz="4" w:space="0" w:color="BFC7D1"/>
               <w:left w:val="single" w:sz="4" w:space="0" w:color="BFC7D1"/>
@@ -8588,7 +8610,7 @@
         </w:tc>
         <w:tc>
           <w:tcPr>
-            <w:tcW w:w="3009" w:type="dxa"/>
+            <w:tcW w:w="1649" w:type="dxa"/>
             <w:tcBorders>
               <w:top w:val="single" w:sz="4" w:space="0" w:color="BFC7D1"/>
               <w:left w:val="single" w:sz="4" w:space="0" w:color="BFC7D1"/>
@@ -8628,7 +8650,7 @@
         <w:trPr/>
         <w:tc>
           <w:tcPr>
-            <w:tcW w:w="3009" w:type="dxa"/>
+            <w:tcW w:w="2088" w:type="dxa"/>
             <w:tcBorders>
               <w:top w:val="single" w:sz="4" w:space="0" w:color="BFC7D1"/>
               <w:left w:val="single" w:sz="4" w:space="0" w:color="BFC7D1"/>
@@ -8665,7 +8687,7 @@
         </w:tc>
         <w:tc>
           <w:tcPr>
-            <w:tcW w:w="3009" w:type="dxa"/>
+            <w:tcW w:w="5278" w:type="dxa"/>
             <w:tcBorders>
               <w:top w:val="single" w:sz="4" w:space="0" w:color="BFC7D1"/>
               <w:left w:val="single" w:sz="4" w:space="0" w:color="BFC7D1"/>
@@ -8702,7 +8724,7 @@
         </w:tc>
         <w:tc>
           <w:tcPr>
-            <w:tcW w:w="3009" w:type="dxa"/>
+            <w:tcW w:w="1649" w:type="dxa"/>
             <w:tcBorders>
               <w:top w:val="single" w:sz="4" w:space="0" w:color="BFC7D1"/>
               <w:left w:val="single" w:sz="4" w:space="0" w:color="BFC7D1"/>
@@ -8742,7 +8764,7 @@
         <w:trPr/>
         <w:tc>
           <w:tcPr>
-            <w:tcW w:w="3009" w:type="dxa"/>
+            <w:tcW w:w="2088" w:type="dxa"/>
             <w:tcBorders>
               <w:top w:val="single" w:sz="4" w:space="0" w:color="BFC7D1"/>
               <w:left w:val="single" w:sz="4" w:space="0" w:color="BFC7D1"/>
@@ -8779,7 +8801,7 @@
         </w:tc>
         <w:tc>
           <w:tcPr>
-            <w:tcW w:w="3009" w:type="dxa"/>
+            <w:tcW w:w="5278" w:type="dxa"/>
             <w:tcBorders>
               <w:top w:val="single" w:sz="4" w:space="0" w:color="BFC7D1"/>
               <w:left w:val="single" w:sz="4" w:space="0" w:color="BFC7D1"/>
@@ -8816,7 +8838,7 @@
         </w:tc>
         <w:tc>
           <w:tcPr>
-            <w:tcW w:w="3009" w:type="dxa"/>
+            <w:tcW w:w="1649" w:type="dxa"/>
             <w:tcBorders>
               <w:top w:val="single" w:sz="4" w:space="0" w:color="BFC7D1"/>
               <w:left w:val="single" w:sz="4" w:space="0" w:color="BFC7D1"/>
@@ -8856,7 +8878,7 @@
         <w:trPr/>
         <w:tc>
           <w:tcPr>
-            <w:tcW w:w="3009" w:type="dxa"/>
+            <w:tcW w:w="2088" w:type="dxa"/>
             <w:tcBorders>
               <w:top w:val="single" w:sz="4" w:space="0" w:color="BFC7D1"/>
               <w:left w:val="single" w:sz="4" w:space="0" w:color="BFC7D1"/>
@@ -8893,7 +8915,7 @@
         </w:tc>
         <w:tc>
           <w:tcPr>
-            <w:tcW w:w="3009" w:type="dxa"/>
+            <w:tcW w:w="5278" w:type="dxa"/>
             <w:tcBorders>
               <w:top w:val="single" w:sz="4" w:space="0" w:color="BFC7D1"/>
               <w:left w:val="single" w:sz="4" w:space="0" w:color="BFC7D1"/>
@@ -8930,7 +8952,7 @@
         </w:tc>
         <w:tc>
           <w:tcPr>
-            <w:tcW w:w="3009" w:type="dxa"/>
+            <w:tcW w:w="1649" w:type="dxa"/>
             <w:tcBorders>
               <w:top w:val="single" w:sz="4" w:space="0" w:color="BFC7D1"/>
               <w:left w:val="single" w:sz="4" w:space="0" w:color="BFC7D1"/>
@@ -8970,7 +8992,7 @@
         <w:trPr/>
         <w:tc>
           <w:tcPr>
-            <w:tcW w:w="3009" w:type="dxa"/>
+            <w:tcW w:w="2088" w:type="dxa"/>
             <w:tcBorders>
               <w:top w:val="single" w:sz="4" w:space="0" w:color="BFC7D1"/>
               <w:left w:val="single" w:sz="4" w:space="0" w:color="BFC7D1"/>
@@ -9007,7 +9029,7 @@
         </w:tc>
         <w:tc>
           <w:tcPr>
-            <w:tcW w:w="3009" w:type="dxa"/>
+            <w:tcW w:w="5278" w:type="dxa"/>
             <w:tcBorders>
               <w:top w:val="single" w:sz="4" w:space="0" w:color="BFC7D1"/>
               <w:left w:val="single" w:sz="4" w:space="0" w:color="BFC7D1"/>
@@ -9044,7 +9066,7 @@
         </w:tc>
         <w:tc>
           <w:tcPr>
-            <w:tcW w:w="3009" w:type="dxa"/>
+            <w:tcW w:w="1649" w:type="dxa"/>
             <w:tcBorders>
               <w:top w:val="single" w:sz="4" w:space="0" w:color="BFC7D1"/>
               <w:left w:val="single" w:sz="4" w:space="0" w:color="BFC7D1"/>
@@ -9084,7 +9106,7 @@
         <w:trPr/>
         <w:tc>
           <w:tcPr>
-            <w:tcW w:w="3009" w:type="dxa"/>
+            <w:tcW w:w="2088" w:type="dxa"/>
             <w:tcBorders>
               <w:top w:val="single" w:sz="4" w:space="0" w:color="BFC7D1"/>
               <w:left w:val="single" w:sz="4" w:space="0" w:color="BFC7D1"/>
@@ -9121,7 +9143,7 @@
         </w:tc>
         <w:tc>
           <w:tcPr>
-            <w:tcW w:w="3009" w:type="dxa"/>
+            <w:tcW w:w="5278" w:type="dxa"/>
             <w:tcBorders>
               <w:top w:val="single" w:sz="4" w:space="0" w:color="BFC7D1"/>
               <w:left w:val="single" w:sz="4" w:space="0" w:color="BFC7D1"/>
@@ -9158,7 +9180,7 @@
         </w:tc>
         <w:tc>
           <w:tcPr>
-            <w:tcW w:w="3009" w:type="dxa"/>
+            <w:tcW w:w="1649" w:type="dxa"/>
             <w:tcBorders>
               <w:top w:val="single" w:sz="4" w:space="0" w:color="BFC7D1"/>
               <w:left w:val="single" w:sz="4" w:space="0" w:color="BFC7D1"/>
@@ -9198,7 +9220,7 @@
         <w:trPr/>
         <w:tc>
           <w:tcPr>
-            <w:tcW w:w="3009" w:type="dxa"/>
+            <w:tcW w:w="2088" w:type="dxa"/>
             <w:tcBorders>
               <w:top w:val="single" w:sz="4" w:space="0" w:color="BFC7D1"/>
               <w:left w:val="single" w:sz="4" w:space="0" w:color="BFC7D1"/>
@@ -9235,7 +9257,7 @@
         </w:tc>
         <w:tc>
           <w:tcPr>
-            <w:tcW w:w="3009" w:type="dxa"/>
+            <w:tcW w:w="5278" w:type="dxa"/>
             <w:tcBorders>
               <w:top w:val="single" w:sz="4" w:space="0" w:color="BFC7D1"/>
               <w:left w:val="single" w:sz="4" w:space="0" w:color="BFC7D1"/>
@@ -9272,7 +9294,7 @@
         </w:tc>
         <w:tc>
           <w:tcPr>
-            <w:tcW w:w="3009" w:type="dxa"/>
+            <w:tcW w:w="1649" w:type="dxa"/>
             <w:tcBorders>
               <w:top w:val="single" w:sz="4" w:space="0" w:color="BFC7D1"/>
               <w:left w:val="single" w:sz="4" w:space="0" w:color="BFC7D1"/>
@@ -9324,7 +9346,7 @@
         <w:pStyle w:val="Heading2"/>
         <w:rPr/>
       </w:pPr>
-      <w:bookmarkStart w:id="21" w:name="__RefHeading___Toc3388_3138101934"/>
+      <w:bookmarkStart w:id="21" w:name="__RefHeading___Toc78734_4195859891"/>
       <w:bookmarkEnd w:id="21"/>
       <w:r>
         <w:rPr>
@@ -9595,7 +9617,7 @@
         <w:pStyle w:val="Heading1"/>
         <w:rPr/>
       </w:pPr>
-      <w:bookmarkStart w:id="22" w:name="__RefHeading___Toc3390_3138101934"/>
+      <w:bookmarkStart w:id="22" w:name="__RefHeading___Toc78736_4195859891"/>
       <w:bookmarkEnd w:id="22"/>
       <w:r>
         <w:rPr>
@@ -9625,7 +9647,7 @@
     <w:tbl>
       <w:tblPr>
         <w:tblStyle w:val="TableGrid"/>
-        <w:tblW w:w="9027" w:type="dxa"/>
+        <w:tblW w:w="9015" w:type="dxa"/>
         <w:jc w:val="left"/>
         <w:tblInd w:w="0" w:type="dxa"/>
         <w:tblLayout w:type="fixed"/>
@@ -9638,9 +9660,9 @@
         <w:tblLook w:val="04a0" w:noHBand="0" w:noVBand="1" w:firstColumn="1" w:lastRow="0" w:lastColumn="0" w:firstRow="1"/>
       </w:tblPr>
       <w:tblGrid>
-        <w:gridCol w:w="3009"/>
-        <w:gridCol w:w="3009"/>
-        <w:gridCol w:w="3009"/>
+        <w:gridCol w:w="3005"/>
+        <w:gridCol w:w="3005"/>
+        <w:gridCol w:w="3005"/>
       </w:tblGrid>
       <w:tr>
         <w:trPr>
@@ -9648,7 +9670,7 @@
         </w:trPr>
         <w:tc>
           <w:tcPr>
-            <w:tcW w:w="3009" w:type="dxa"/>
+            <w:tcW w:w="3005" w:type="dxa"/>
             <w:tcBorders>
               <w:top w:val="single" w:sz="4" w:space="0" w:color="BFC7D1"/>
               <w:left w:val="single" w:sz="4" w:space="0" w:color="BFC7D1"/>
@@ -9687,7 +9709,7 @@
         </w:tc>
         <w:tc>
           <w:tcPr>
-            <w:tcW w:w="3009" w:type="dxa"/>
+            <w:tcW w:w="3005" w:type="dxa"/>
             <w:tcBorders>
               <w:top w:val="single" w:sz="4" w:space="0" w:color="BFC7D1"/>
               <w:left w:val="single" w:sz="4" w:space="0" w:color="BFC7D1"/>
@@ -9726,7 +9748,7 @@
         </w:tc>
         <w:tc>
           <w:tcPr>
-            <w:tcW w:w="3009" w:type="dxa"/>
+            <w:tcW w:w="3005" w:type="dxa"/>
             <w:tcBorders>
               <w:top w:val="single" w:sz="4" w:space="0" w:color="BFC7D1"/>
               <w:left w:val="single" w:sz="4" w:space="0" w:color="BFC7D1"/>
@@ -9768,7 +9790,7 @@
         <w:trPr/>
         <w:tc>
           <w:tcPr>
-            <w:tcW w:w="3009" w:type="dxa"/>
+            <w:tcW w:w="3005" w:type="dxa"/>
             <w:tcBorders>
               <w:top w:val="single" w:sz="4" w:space="0" w:color="BFC7D1"/>
               <w:left w:val="single" w:sz="4" w:space="0" w:color="BFC7D1"/>
@@ -9805,7 +9827,7 @@
         </w:tc>
         <w:tc>
           <w:tcPr>
-            <w:tcW w:w="3009" w:type="dxa"/>
+            <w:tcW w:w="3005" w:type="dxa"/>
             <w:tcBorders>
               <w:top w:val="single" w:sz="4" w:space="0" w:color="BFC7D1"/>
               <w:left w:val="single" w:sz="4" w:space="0" w:color="BFC7D1"/>
@@ -9842,7 +9864,7 @@
         </w:tc>
         <w:tc>
           <w:tcPr>
-            <w:tcW w:w="3009" w:type="dxa"/>
+            <w:tcW w:w="3005" w:type="dxa"/>
             <w:tcBorders>
               <w:top w:val="single" w:sz="4" w:space="0" w:color="BFC7D1"/>
               <w:left w:val="single" w:sz="4" w:space="0" w:color="BFC7D1"/>
@@ -9882,7 +9904,7 @@
         <w:trPr/>
         <w:tc>
           <w:tcPr>
-            <w:tcW w:w="3009" w:type="dxa"/>
+            <w:tcW w:w="3005" w:type="dxa"/>
             <w:tcBorders>
               <w:top w:val="single" w:sz="4" w:space="0" w:color="BFC7D1"/>
               <w:left w:val="single" w:sz="4" w:space="0" w:color="BFC7D1"/>
@@ -9919,7 +9941,7 @@
         </w:tc>
         <w:tc>
           <w:tcPr>
-            <w:tcW w:w="3009" w:type="dxa"/>
+            <w:tcW w:w="3005" w:type="dxa"/>
             <w:tcBorders>
               <w:top w:val="single" w:sz="4" w:space="0" w:color="BFC7D1"/>
               <w:left w:val="single" w:sz="4" w:space="0" w:color="BFC7D1"/>
@@ -9956,7 +9978,7 @@
         </w:tc>
         <w:tc>
           <w:tcPr>
-            <w:tcW w:w="3009" w:type="dxa"/>
+            <w:tcW w:w="3005" w:type="dxa"/>
             <w:tcBorders>
               <w:top w:val="single" w:sz="4" w:space="0" w:color="BFC7D1"/>
               <w:left w:val="single" w:sz="4" w:space="0" w:color="BFC7D1"/>
@@ -9996,7 +10018,7 @@
         <w:trPr/>
         <w:tc>
           <w:tcPr>
-            <w:tcW w:w="3009" w:type="dxa"/>
+            <w:tcW w:w="3005" w:type="dxa"/>
             <w:tcBorders>
               <w:top w:val="single" w:sz="4" w:space="0" w:color="BFC7D1"/>
               <w:left w:val="single" w:sz="4" w:space="0" w:color="BFC7D1"/>
@@ -10033,7 +10055,7 @@
         </w:tc>
         <w:tc>
           <w:tcPr>
-            <w:tcW w:w="3009" w:type="dxa"/>
+            <w:tcW w:w="3005" w:type="dxa"/>
             <w:tcBorders>
               <w:top w:val="single" w:sz="4" w:space="0" w:color="BFC7D1"/>
               <w:left w:val="single" w:sz="4" w:space="0" w:color="BFC7D1"/>
@@ -10070,7 +10092,7 @@
         </w:tc>
         <w:tc>
           <w:tcPr>
-            <w:tcW w:w="3009" w:type="dxa"/>
+            <w:tcW w:w="3005" w:type="dxa"/>
             <w:tcBorders>
               <w:top w:val="single" w:sz="4" w:space="0" w:color="BFC7D1"/>
               <w:left w:val="single" w:sz="4" w:space="0" w:color="BFC7D1"/>
@@ -10110,7 +10132,7 @@
         <w:trPr/>
         <w:tc>
           <w:tcPr>
-            <w:tcW w:w="3009" w:type="dxa"/>
+            <w:tcW w:w="3005" w:type="dxa"/>
             <w:tcBorders>
               <w:top w:val="single" w:sz="4" w:space="0" w:color="BFC7D1"/>
               <w:left w:val="single" w:sz="4" w:space="0" w:color="BFC7D1"/>
@@ -10147,7 +10169,7 @@
         </w:tc>
         <w:tc>
           <w:tcPr>
-            <w:tcW w:w="3009" w:type="dxa"/>
+            <w:tcW w:w="3005" w:type="dxa"/>
             <w:tcBorders>
               <w:top w:val="single" w:sz="4" w:space="0" w:color="BFC7D1"/>
               <w:left w:val="single" w:sz="4" w:space="0" w:color="BFC7D1"/>
@@ -10184,7 +10206,7 @@
         </w:tc>
         <w:tc>
           <w:tcPr>
-            <w:tcW w:w="3009" w:type="dxa"/>
+            <w:tcW w:w="3005" w:type="dxa"/>
             <w:tcBorders>
               <w:top w:val="single" w:sz="4" w:space="0" w:color="BFC7D1"/>
               <w:left w:val="single" w:sz="4" w:space="0" w:color="BFC7D1"/>
@@ -10224,7 +10246,7 @@
         <w:trPr/>
         <w:tc>
           <w:tcPr>
-            <w:tcW w:w="3009" w:type="dxa"/>
+            <w:tcW w:w="3005" w:type="dxa"/>
             <w:tcBorders>
               <w:top w:val="single" w:sz="4" w:space="0" w:color="BFC7D1"/>
               <w:left w:val="single" w:sz="4" w:space="0" w:color="BFC7D1"/>
@@ -10261,7 +10283,7 @@
         </w:tc>
         <w:tc>
           <w:tcPr>
-            <w:tcW w:w="3009" w:type="dxa"/>
+            <w:tcW w:w="3005" w:type="dxa"/>
             <w:tcBorders>
               <w:top w:val="single" w:sz="4" w:space="0" w:color="BFC7D1"/>
               <w:left w:val="single" w:sz="4" w:space="0" w:color="BFC7D1"/>
@@ -10298,7 +10320,7 @@
         </w:tc>
         <w:tc>
           <w:tcPr>
-            <w:tcW w:w="3009" w:type="dxa"/>
+            <w:tcW w:w="3005" w:type="dxa"/>
             <w:tcBorders>
               <w:top w:val="single" w:sz="4" w:space="0" w:color="BFC7D1"/>
               <w:left w:val="single" w:sz="4" w:space="0" w:color="BFC7D1"/>
@@ -10338,7 +10360,7 @@
         <w:trPr/>
         <w:tc>
           <w:tcPr>
-            <w:tcW w:w="3009" w:type="dxa"/>
+            <w:tcW w:w="3005" w:type="dxa"/>
             <w:tcBorders>
               <w:top w:val="single" w:sz="4" w:space="0" w:color="BFC7D1"/>
               <w:left w:val="single" w:sz="4" w:space="0" w:color="BFC7D1"/>
@@ -10375,7 +10397,7 @@
         </w:tc>
         <w:tc>
           <w:tcPr>
-            <w:tcW w:w="3009" w:type="dxa"/>
+            <w:tcW w:w="3005" w:type="dxa"/>
             <w:tcBorders>
               <w:top w:val="single" w:sz="4" w:space="0" w:color="BFC7D1"/>
               <w:left w:val="single" w:sz="4" w:space="0" w:color="BFC7D1"/>
@@ -10412,7 +10434,7 @@
         </w:tc>
         <w:tc>
           <w:tcPr>
-            <w:tcW w:w="3009" w:type="dxa"/>
+            <w:tcW w:w="3005" w:type="dxa"/>
             <w:tcBorders>
               <w:top w:val="single" w:sz="4" w:space="0" w:color="BFC7D1"/>
               <w:left w:val="single" w:sz="4" w:space="0" w:color="BFC7D1"/>
@@ -10452,7 +10474,7 @@
         <w:trPr/>
         <w:tc>
           <w:tcPr>
-            <w:tcW w:w="3009" w:type="dxa"/>
+            <w:tcW w:w="3005" w:type="dxa"/>
             <w:tcBorders>
               <w:top w:val="single" w:sz="4" w:space="0" w:color="BFC7D1"/>
               <w:left w:val="single" w:sz="4" w:space="0" w:color="BFC7D1"/>
@@ -10489,7 +10511,7 @@
         </w:tc>
         <w:tc>
           <w:tcPr>
-            <w:tcW w:w="3009" w:type="dxa"/>
+            <w:tcW w:w="3005" w:type="dxa"/>
             <w:tcBorders>
               <w:top w:val="single" w:sz="4" w:space="0" w:color="BFC7D1"/>
               <w:left w:val="single" w:sz="4" w:space="0" w:color="BFC7D1"/>
@@ -10526,7 +10548,7 @@
         </w:tc>
         <w:tc>
           <w:tcPr>
-            <w:tcW w:w="3009" w:type="dxa"/>
+            <w:tcW w:w="3005" w:type="dxa"/>
             <w:tcBorders>
               <w:top w:val="single" w:sz="4" w:space="0" w:color="BFC7D1"/>
               <w:left w:val="single" w:sz="4" w:space="0" w:color="BFC7D1"/>
@@ -10596,7 +10618,7 @@
         <w:pStyle w:val="Heading1"/>
         <w:rPr/>
       </w:pPr>
-      <w:bookmarkStart w:id="23" w:name="__RefHeading___Toc3392_3138101934"/>
+      <w:bookmarkStart w:id="23" w:name="__RefHeading___Toc78738_4195859891"/>
       <w:bookmarkEnd w:id="23"/>
       <w:r>
         <w:rPr>
@@ -10726,7 +10748,7 @@
         <w:pStyle w:val="Heading1"/>
         <w:rPr/>
       </w:pPr>
-      <w:bookmarkStart w:id="24" w:name="__RefHeading___Toc3394_3138101934"/>
+      <w:bookmarkStart w:id="24" w:name="__RefHeading___Toc78740_4195859891"/>
       <w:bookmarkEnd w:id="24"/>
       <w:r>
         <w:rPr>
@@ -10743,7 +10765,7 @@
         <w:pStyle w:val="Heading2"/>
         <w:rPr/>
       </w:pPr>
-      <w:bookmarkStart w:id="25" w:name="__RefHeading___Toc3396_3138101934"/>
+      <w:bookmarkStart w:id="25" w:name="__RefHeading___Toc78742_4195859891"/>
       <w:bookmarkEnd w:id="25"/>
       <w:r>
         <w:rPr>
@@ -10758,7 +10780,7 @@
     <w:tbl>
       <w:tblPr>
         <w:tblStyle w:val="TableGrid"/>
-        <w:tblW w:w="9027" w:type="dxa"/>
+        <w:tblW w:w="9014" w:type="dxa"/>
         <w:jc w:val="left"/>
         <w:tblInd w:w="0" w:type="dxa"/>
         <w:tblLayout w:type="fixed"/>
@@ -10771,9 +10793,9 @@
         <w:tblLook w:val="04a0" w:noHBand="0" w:noVBand="1" w:firstColumn="1" w:lastRow="0" w:lastColumn="0" w:firstRow="1"/>
       </w:tblPr>
       <w:tblGrid>
-        <w:gridCol w:w="3009"/>
-        <w:gridCol w:w="3009"/>
-        <w:gridCol w:w="3009"/>
+        <w:gridCol w:w="1036"/>
+        <w:gridCol w:w="3986"/>
+        <w:gridCol w:w="3992"/>
       </w:tblGrid>
       <w:tr>
         <w:trPr>
@@ -10781,7 +10803,7 @@
         </w:trPr>
         <w:tc>
           <w:tcPr>
-            <w:tcW w:w="3009" w:type="dxa"/>
+            <w:tcW w:w="1036" w:type="dxa"/>
             <w:tcBorders>
               <w:top w:val="single" w:sz="4" w:space="0" w:color="BFC7D1"/>
               <w:left w:val="single" w:sz="4" w:space="0" w:color="BFC7D1"/>
@@ -10820,7 +10842,7 @@
         </w:tc>
         <w:tc>
           <w:tcPr>
-            <w:tcW w:w="3009" w:type="dxa"/>
+            <w:tcW w:w="3986" w:type="dxa"/>
             <w:tcBorders>
               <w:top w:val="single" w:sz="4" w:space="0" w:color="BFC7D1"/>
               <w:left w:val="single" w:sz="4" w:space="0" w:color="BFC7D1"/>
@@ -10859,7 +10881,7 @@
         </w:tc>
         <w:tc>
           <w:tcPr>
-            <w:tcW w:w="3009" w:type="dxa"/>
+            <w:tcW w:w="3992" w:type="dxa"/>
             <w:tcBorders>
               <w:top w:val="single" w:sz="4" w:space="0" w:color="BFC7D1"/>
               <w:left w:val="single" w:sz="4" w:space="0" w:color="BFC7D1"/>
@@ -10901,7 +10923,7 @@
         <w:trPr/>
         <w:tc>
           <w:tcPr>
-            <w:tcW w:w="3009" w:type="dxa"/>
+            <w:tcW w:w="1036" w:type="dxa"/>
             <w:tcBorders>
               <w:top w:val="single" w:sz="4" w:space="0" w:color="BFC7D1"/>
               <w:left w:val="single" w:sz="4" w:space="0" w:color="BFC7D1"/>
@@ -10938,7 +10960,7 @@
         </w:tc>
         <w:tc>
           <w:tcPr>
-            <w:tcW w:w="3009" w:type="dxa"/>
+            <w:tcW w:w="3986" w:type="dxa"/>
             <w:tcBorders>
               <w:top w:val="single" w:sz="4" w:space="0" w:color="BFC7D1"/>
               <w:left w:val="single" w:sz="4" w:space="0" w:color="BFC7D1"/>
@@ -10975,7 +10997,7 @@
         </w:tc>
         <w:tc>
           <w:tcPr>
-            <w:tcW w:w="3009" w:type="dxa"/>
+            <w:tcW w:w="3992" w:type="dxa"/>
             <w:tcBorders>
               <w:top w:val="single" w:sz="4" w:space="0" w:color="BFC7D1"/>
               <w:left w:val="single" w:sz="4" w:space="0" w:color="BFC7D1"/>
@@ -11015,7 +11037,7 @@
         <w:trPr/>
         <w:tc>
           <w:tcPr>
-            <w:tcW w:w="3009" w:type="dxa"/>
+            <w:tcW w:w="1036" w:type="dxa"/>
             <w:tcBorders>
               <w:top w:val="single" w:sz="4" w:space="0" w:color="BFC7D1"/>
               <w:left w:val="single" w:sz="4" w:space="0" w:color="BFC7D1"/>
@@ -11052,7 +11074,7 @@
         </w:tc>
         <w:tc>
           <w:tcPr>
-            <w:tcW w:w="3009" w:type="dxa"/>
+            <w:tcW w:w="3986" w:type="dxa"/>
             <w:tcBorders>
               <w:top w:val="single" w:sz="4" w:space="0" w:color="BFC7D1"/>
               <w:left w:val="single" w:sz="4" w:space="0" w:color="BFC7D1"/>
@@ -11089,7 +11111,7 @@
         </w:tc>
         <w:tc>
           <w:tcPr>
-            <w:tcW w:w="3009" w:type="dxa"/>
+            <w:tcW w:w="3992" w:type="dxa"/>
             <w:tcBorders>
               <w:top w:val="single" w:sz="4" w:space="0" w:color="BFC7D1"/>
               <w:left w:val="single" w:sz="4" w:space="0" w:color="BFC7D1"/>
@@ -11129,7 +11151,7 @@
         <w:trPr/>
         <w:tc>
           <w:tcPr>
-            <w:tcW w:w="3009" w:type="dxa"/>
+            <w:tcW w:w="1036" w:type="dxa"/>
             <w:tcBorders>
               <w:top w:val="single" w:sz="4" w:space="0" w:color="BFC7D1"/>
               <w:left w:val="single" w:sz="4" w:space="0" w:color="BFC7D1"/>
@@ -11166,7 +11188,7 @@
         </w:tc>
         <w:tc>
           <w:tcPr>
-            <w:tcW w:w="3009" w:type="dxa"/>
+            <w:tcW w:w="3986" w:type="dxa"/>
             <w:tcBorders>
               <w:top w:val="single" w:sz="4" w:space="0" w:color="BFC7D1"/>
               <w:left w:val="single" w:sz="4" w:space="0" w:color="BFC7D1"/>
@@ -11203,7 +11225,7 @@
         </w:tc>
         <w:tc>
           <w:tcPr>
-            <w:tcW w:w="3009" w:type="dxa"/>
+            <w:tcW w:w="3992" w:type="dxa"/>
             <w:tcBorders>
               <w:top w:val="single" w:sz="4" w:space="0" w:color="BFC7D1"/>
               <w:left w:val="single" w:sz="4" w:space="0" w:color="BFC7D1"/>
@@ -11255,7 +11277,7 @@
         <w:pStyle w:val="Heading2"/>
         <w:rPr/>
       </w:pPr>
-      <w:bookmarkStart w:id="26" w:name="__RefHeading___Toc3398_3138101934"/>
+      <w:bookmarkStart w:id="26" w:name="__RefHeading___Toc78744_4195859891"/>
       <w:bookmarkEnd w:id="26"/>
       <w:r>
         <w:rPr>
@@ -11348,7 +11370,7 @@
         <w:pStyle w:val="Heading2"/>
         <w:rPr/>
       </w:pPr>
-      <w:bookmarkStart w:id="27" w:name="__RefHeading___Toc3400_3138101934"/>
+      <w:bookmarkStart w:id="27" w:name="__RefHeading___Toc78746_4195859891"/>
       <w:bookmarkEnd w:id="27"/>
       <w:r>
         <w:rPr>
@@ -11383,7 +11405,7 @@
         <w:pStyle w:val="Heading1"/>
         <w:rPr/>
       </w:pPr>
-      <w:bookmarkStart w:id="28" w:name="__RefHeading___Toc3402_3138101934"/>
+      <w:bookmarkStart w:id="28" w:name="__RefHeading___Toc78748_4195859891"/>
       <w:bookmarkEnd w:id="28"/>
       <w:r>
         <w:rPr>
@@ -11400,7 +11422,7 @@
         <w:pStyle w:val="Heading2"/>
         <w:rPr/>
       </w:pPr>
-      <w:bookmarkStart w:id="29" w:name="__RefHeading___Toc3404_3138101934"/>
+      <w:bookmarkStart w:id="29" w:name="__RefHeading___Toc78750_4195859891"/>
       <w:bookmarkEnd w:id="29"/>
       <w:r>
         <w:rPr>
@@ -11415,7 +11437,7 @@
     <w:tbl>
       <w:tblPr>
         <w:tblStyle w:val="TableGrid"/>
-        <w:tblW w:w="9026" w:type="dxa"/>
+        <w:tblW w:w="9015" w:type="dxa"/>
         <w:jc w:val="left"/>
         <w:tblInd w:w="0" w:type="dxa"/>
         <w:tblLayout w:type="fixed"/>
@@ -11428,8 +11450,8 @@
         <w:tblLook w:val="04a0" w:noHBand="0" w:noVBand="1" w:firstColumn="1" w:lastRow="0" w:lastColumn="0" w:firstRow="1"/>
       </w:tblPr>
       <w:tblGrid>
-        <w:gridCol w:w="4513"/>
-        <w:gridCol w:w="4512"/>
+        <w:gridCol w:w="2253"/>
+        <w:gridCol w:w="6761"/>
       </w:tblGrid>
       <w:tr>
         <w:trPr>
@@ -11437,7 +11459,7 @@
         </w:trPr>
         <w:tc>
           <w:tcPr>
-            <w:tcW w:w="4513" w:type="dxa"/>
+            <w:tcW w:w="2253" w:type="dxa"/>
             <w:tcBorders>
               <w:top w:val="single" w:sz="4" w:space="0" w:color="BFC7D1"/>
               <w:left w:val="single" w:sz="4" w:space="0" w:color="BFC7D1"/>
@@ -11476,7 +11498,7 @@
         </w:tc>
         <w:tc>
           <w:tcPr>
-            <w:tcW w:w="4512" w:type="dxa"/>
+            <w:tcW w:w="6761" w:type="dxa"/>
             <w:tcBorders>
               <w:top w:val="single" w:sz="4" w:space="0" w:color="BFC7D1"/>
               <w:left w:val="single" w:sz="4" w:space="0" w:color="BFC7D1"/>
@@ -11518,7 +11540,7 @@
         <w:trPr/>
         <w:tc>
           <w:tcPr>
-            <w:tcW w:w="4513" w:type="dxa"/>
+            <w:tcW w:w="2253" w:type="dxa"/>
             <w:tcBorders>
               <w:top w:val="single" w:sz="4" w:space="0" w:color="BFC7D1"/>
               <w:left w:val="single" w:sz="4" w:space="0" w:color="BFC7D1"/>
@@ -11555,7 +11577,7 @@
         </w:tc>
         <w:tc>
           <w:tcPr>
-            <w:tcW w:w="4512" w:type="dxa"/>
+            <w:tcW w:w="6761" w:type="dxa"/>
             <w:tcBorders>
               <w:top w:val="single" w:sz="4" w:space="0" w:color="BFC7D1"/>
               <w:left w:val="single" w:sz="4" w:space="0" w:color="BFC7D1"/>
@@ -11595,7 +11617,7 @@
         <w:trPr/>
         <w:tc>
           <w:tcPr>
-            <w:tcW w:w="4513" w:type="dxa"/>
+            <w:tcW w:w="2253" w:type="dxa"/>
             <w:tcBorders>
               <w:top w:val="single" w:sz="4" w:space="0" w:color="BFC7D1"/>
               <w:left w:val="single" w:sz="4" w:space="0" w:color="BFC7D1"/>
@@ -11632,7 +11654,7 @@
         </w:tc>
         <w:tc>
           <w:tcPr>
-            <w:tcW w:w="4512" w:type="dxa"/>
+            <w:tcW w:w="6761" w:type="dxa"/>
             <w:tcBorders>
               <w:top w:val="single" w:sz="4" w:space="0" w:color="BFC7D1"/>
               <w:left w:val="single" w:sz="4" w:space="0" w:color="BFC7D1"/>
@@ -11672,7 +11694,7 @@
         <w:trPr/>
         <w:tc>
           <w:tcPr>
-            <w:tcW w:w="4513" w:type="dxa"/>
+            <w:tcW w:w="2253" w:type="dxa"/>
             <w:tcBorders>
               <w:top w:val="single" w:sz="4" w:space="0" w:color="BFC7D1"/>
               <w:left w:val="single" w:sz="4" w:space="0" w:color="BFC7D1"/>
@@ -11709,7 +11731,7 @@
         </w:tc>
         <w:tc>
           <w:tcPr>
-            <w:tcW w:w="4512" w:type="dxa"/>
+            <w:tcW w:w="6761" w:type="dxa"/>
             <w:tcBorders>
               <w:top w:val="single" w:sz="4" w:space="0" w:color="BFC7D1"/>
               <w:left w:val="single" w:sz="4" w:space="0" w:color="BFC7D1"/>
@@ -11749,7 +11771,7 @@
         <w:trPr/>
         <w:tc>
           <w:tcPr>
-            <w:tcW w:w="4513" w:type="dxa"/>
+            <w:tcW w:w="2253" w:type="dxa"/>
             <w:tcBorders>
               <w:top w:val="single" w:sz="4" w:space="0" w:color="BFC7D1"/>
               <w:left w:val="single" w:sz="4" w:space="0" w:color="BFC7D1"/>
@@ -11786,7 +11808,7 @@
         </w:tc>
         <w:tc>
           <w:tcPr>
-            <w:tcW w:w="4512" w:type="dxa"/>
+            <w:tcW w:w="6761" w:type="dxa"/>
             <w:tcBorders>
               <w:top w:val="single" w:sz="4" w:space="0" w:color="BFC7D1"/>
               <w:left w:val="single" w:sz="4" w:space="0" w:color="BFC7D1"/>
@@ -11826,7 +11848,7 @@
         <w:trPr/>
         <w:tc>
           <w:tcPr>
-            <w:tcW w:w="4513" w:type="dxa"/>
+            <w:tcW w:w="2253" w:type="dxa"/>
             <w:tcBorders>
               <w:top w:val="single" w:sz="4" w:space="0" w:color="BFC7D1"/>
               <w:left w:val="single" w:sz="4" w:space="0" w:color="BFC7D1"/>
@@ -11863,7 +11885,7 @@
         </w:tc>
         <w:tc>
           <w:tcPr>
-            <w:tcW w:w="4512" w:type="dxa"/>
+            <w:tcW w:w="6761" w:type="dxa"/>
             <w:tcBorders>
               <w:top w:val="single" w:sz="4" w:space="0" w:color="BFC7D1"/>
               <w:left w:val="single" w:sz="4" w:space="0" w:color="BFC7D1"/>
@@ -11903,7 +11925,7 @@
         <w:trPr/>
         <w:tc>
           <w:tcPr>
-            <w:tcW w:w="4513" w:type="dxa"/>
+            <w:tcW w:w="2253" w:type="dxa"/>
             <w:tcBorders>
               <w:top w:val="single" w:sz="4" w:space="0" w:color="BFC7D1"/>
               <w:left w:val="single" w:sz="4" w:space="0" w:color="BFC7D1"/>
@@ -11940,7 +11962,7 @@
         </w:tc>
         <w:tc>
           <w:tcPr>
-            <w:tcW w:w="4512" w:type="dxa"/>
+            <w:tcW w:w="6761" w:type="dxa"/>
             <w:tcBorders>
               <w:top w:val="single" w:sz="4" w:space="0" w:color="BFC7D1"/>
               <w:left w:val="single" w:sz="4" w:space="0" w:color="BFC7D1"/>
@@ -12002,7 +12024,7 @@
         <w:trPr/>
         <w:tc>
           <w:tcPr>
-            <w:tcW w:w="4513" w:type="dxa"/>
+            <w:tcW w:w="2253" w:type="dxa"/>
             <w:tcBorders>
               <w:top w:val="single" w:sz="4" w:space="0" w:color="BFC7D1"/>
               <w:left w:val="single" w:sz="4" w:space="0" w:color="BFC7D1"/>
@@ -12039,7 +12061,7 @@
         </w:tc>
         <w:tc>
           <w:tcPr>
-            <w:tcW w:w="4512" w:type="dxa"/>
+            <w:tcW w:w="6761" w:type="dxa"/>
             <w:tcBorders>
               <w:top w:val="single" w:sz="4" w:space="0" w:color="BFC7D1"/>
               <w:left w:val="single" w:sz="4" w:space="0" w:color="BFC7D1"/>
@@ -12079,7 +12101,7 @@
         <w:trPr/>
         <w:tc>
           <w:tcPr>
-            <w:tcW w:w="4513" w:type="dxa"/>
+            <w:tcW w:w="2253" w:type="dxa"/>
             <w:tcBorders>
               <w:top w:val="single" w:sz="4" w:space="0" w:color="BFC7D1"/>
               <w:left w:val="single" w:sz="4" w:space="0" w:color="BFC7D1"/>
@@ -12116,7 +12138,7 @@
         </w:tc>
         <w:tc>
           <w:tcPr>
-            <w:tcW w:w="4512" w:type="dxa"/>
+            <w:tcW w:w="6761" w:type="dxa"/>
             <w:tcBorders>
               <w:top w:val="single" w:sz="4" w:space="0" w:color="BFC7D1"/>
               <w:left w:val="single" w:sz="4" w:space="0" w:color="BFC7D1"/>
@@ -12156,7 +12178,7 @@
         <w:trPr/>
         <w:tc>
           <w:tcPr>
-            <w:tcW w:w="4513" w:type="dxa"/>
+            <w:tcW w:w="2253" w:type="dxa"/>
             <w:tcBorders>
               <w:top w:val="single" w:sz="4" w:space="0" w:color="BFC7D1"/>
               <w:left w:val="single" w:sz="4" w:space="0" w:color="BFC7D1"/>
@@ -12193,7 +12215,7 @@
         </w:tc>
         <w:tc>
           <w:tcPr>
-            <w:tcW w:w="4512" w:type="dxa"/>
+            <w:tcW w:w="6761" w:type="dxa"/>
             <w:tcBorders>
               <w:top w:val="single" w:sz="4" w:space="0" w:color="BFC7D1"/>
               <w:left w:val="single" w:sz="4" w:space="0" w:color="BFC7D1"/>
@@ -12277,7 +12299,7 @@
         <w:trPr/>
         <w:tc>
           <w:tcPr>
-            <w:tcW w:w="4513" w:type="dxa"/>
+            <w:tcW w:w="2253" w:type="dxa"/>
             <w:tcBorders>
               <w:top w:val="single" w:sz="4" w:space="0" w:color="BFC7D1"/>
               <w:left w:val="single" w:sz="4" w:space="0" w:color="BFC7D1"/>
@@ -12314,7 +12336,7 @@
         </w:tc>
         <w:tc>
           <w:tcPr>
-            <w:tcW w:w="4512" w:type="dxa"/>
+            <w:tcW w:w="6761" w:type="dxa"/>
             <w:tcBorders>
               <w:top w:val="single" w:sz="4" w:space="0" w:color="BFC7D1"/>
               <w:left w:val="single" w:sz="4" w:space="0" w:color="BFC7D1"/>
@@ -12366,7 +12388,7 @@
         <w:pStyle w:val="Heading2"/>
         <w:rPr/>
       </w:pPr>
-      <w:bookmarkStart w:id="30" w:name="__RefHeading___Toc3406_3138101934"/>
+      <w:bookmarkStart w:id="30" w:name="__RefHeading___Toc78752_4195859891"/>
       <w:bookmarkEnd w:id="30"/>
       <w:r>
         <w:rPr>
@@ -12381,7 +12403,7 @@
     <w:tbl>
       <w:tblPr>
         <w:tblStyle w:val="TableGrid"/>
-        <w:tblW w:w="9026" w:type="dxa"/>
+        <w:tblW w:w="9014" w:type="dxa"/>
         <w:jc w:val="left"/>
         <w:tblInd w:w="0" w:type="dxa"/>
         <w:tblLayout w:type="fixed"/>
@@ -12394,8 +12416,8 @@
         <w:tblLook w:val="04a0" w:noHBand="0" w:noVBand="1" w:firstColumn="1" w:lastRow="0" w:lastColumn="0" w:firstRow="1"/>
       </w:tblPr>
       <w:tblGrid>
-        <w:gridCol w:w="4513"/>
-        <w:gridCol w:w="4512"/>
+        <w:gridCol w:w="3923"/>
+        <w:gridCol w:w="5090"/>
       </w:tblGrid>
       <w:tr>
         <w:trPr>
@@ -12403,7 +12425,7 @@
         </w:trPr>
         <w:tc>
           <w:tcPr>
-            <w:tcW w:w="4513" w:type="dxa"/>
+            <w:tcW w:w="3923" w:type="dxa"/>
             <w:tcBorders>
               <w:top w:val="single" w:sz="4" w:space="0" w:color="BFC7D1"/>
               <w:left w:val="single" w:sz="4" w:space="0" w:color="BFC7D1"/>
@@ -12442,7 +12464,7 @@
         </w:tc>
         <w:tc>
           <w:tcPr>
-            <w:tcW w:w="4512" w:type="dxa"/>
+            <w:tcW w:w="5090" w:type="dxa"/>
             <w:tcBorders>
               <w:top w:val="single" w:sz="4" w:space="0" w:color="BFC7D1"/>
               <w:left w:val="single" w:sz="4" w:space="0" w:color="BFC7D1"/>
@@ -12484,7 +12506,7 @@
         <w:trPr/>
         <w:tc>
           <w:tcPr>
-            <w:tcW w:w="4513" w:type="dxa"/>
+            <w:tcW w:w="3923" w:type="dxa"/>
             <w:tcBorders>
               <w:top w:val="single" w:sz="4" w:space="0" w:color="BFC7D1"/>
               <w:left w:val="single" w:sz="4" w:space="0" w:color="BFC7D1"/>
@@ -12521,38 +12543,38 @@
         </w:tc>
         <w:tc>
           <w:tcPr>
-            <w:tcW w:w="4512" w:type="dxa"/>
-            <w:tcBorders>
-              <w:top w:val="single" w:sz="4" w:space="0" w:color="BFC7D1"/>
-              <w:left w:val="single" w:sz="4" w:space="0" w:color="BFC7D1"/>
-              <w:bottom w:val="single" w:sz="4" w:space="0" w:color="BFC7D1"/>
-              <w:right w:val="single" w:sz="4" w:space="0" w:color="BFC7D1"/>
-            </w:tcBorders>
-          </w:tcPr>
-          <w:p>
-            <w:pPr>
-              <w:pStyle w:val="Normal"/>
-              <w:widowControl/>
-              <w:spacing w:lineRule="auto" w:line="240" w:before="0" w:after="20"/>
-              <w:jc w:val="left"/>
-              <w:rPr>
-                <w:rFonts w:ascii="Aptos" w:hAnsi="Aptos" w:eastAsia="ＭＳ 明朝" w:cs="Arial"/>
-                <w:kern w:val="0"/>
-                <w:sz w:val="24"/>
-                <w:szCs w:val="24"/>
-                <w:lang w:val="en-US" w:eastAsia="ja-JP" w:bidi="ar-SA"/>
-              </w:rPr>
-            </w:pPr>
-            <w:r>
-              <w:rPr>
-                <w:rFonts w:eastAsia="Segoe UI" w:cs="Segoe UI" w:ascii="Segoe UI" w:hAnsi="Segoe UI"/>
-                <w:color w:val="101820"/>
-                <w:kern w:val="0"/>
-                <w:sz w:val="18"/>
-                <w:szCs w:val="24"/>
-                <w:lang w:val="en-US" w:eastAsia="ja-JP" w:bidi="ar-SA"/>
-              </w:rPr>
-              <w:t>Security advisories reviewed monthly; critical fixes as an emergency release, others in the next planned release</w:t>
+            <w:tcW w:w="5090" w:type="dxa"/>
+            <w:tcBorders>
+              <w:top w:val="single" w:sz="4" w:space="0" w:color="BFC7D1"/>
+              <w:left w:val="single" w:sz="4" w:space="0" w:color="BFC7D1"/>
+              <w:bottom w:val="single" w:sz="4" w:space="0" w:color="BFC7D1"/>
+              <w:right w:val="single" w:sz="4" w:space="0" w:color="BFC7D1"/>
+            </w:tcBorders>
+          </w:tcPr>
+          <w:p>
+            <w:pPr>
+              <w:pStyle w:val="Normal"/>
+              <w:widowControl/>
+              <w:spacing w:lineRule="auto" w:line="240" w:before="0" w:after="20"/>
+              <w:jc w:val="left"/>
+              <w:rPr>
+                <w:rFonts w:ascii="Aptos" w:hAnsi="Aptos" w:eastAsia="ＭＳ 明朝" w:cs="Arial"/>
+                <w:kern w:val="0"/>
+                <w:sz w:val="24"/>
+                <w:szCs w:val="24"/>
+                <w:lang w:val="en-US" w:eastAsia="ja-JP" w:bidi="ar-SA"/>
+              </w:rPr>
+            </w:pPr>
+            <w:r>
+              <w:rPr>
+                <w:rFonts w:eastAsia="Segoe UI" w:cs="Segoe UI" w:ascii="Segoe UI" w:hAnsi="Segoe UI"/>
+                <w:color w:val="101820"/>
+                <w:kern w:val="0"/>
+                <w:sz w:val="18"/>
+                <w:szCs w:val="24"/>
+                <w:lang w:val="en-US" w:eastAsia="ja-JP" w:bidi="ar-SA"/>
+              </w:rPr>
+              <w:t>Security advisories reviewed monthly; critical fixes within 14 days as an emergency release, high within 30 days, others in the next planned release</w:t>
             </w:r>
           </w:p>
         </w:tc>
@@ -12561,7 +12583,7 @@
         <w:trPr/>
         <w:tc>
           <w:tcPr>
-            <w:tcW w:w="4513" w:type="dxa"/>
+            <w:tcW w:w="3923" w:type="dxa"/>
             <w:tcBorders>
               <w:top w:val="single" w:sz="4" w:space="0" w:color="BFC7D1"/>
               <w:left w:val="single" w:sz="4" w:space="0" w:color="BFC7D1"/>
@@ -12598,7 +12620,7 @@
         </w:tc>
         <w:tc>
           <w:tcPr>
-            <w:tcW w:w="4512" w:type="dxa"/>
+            <w:tcW w:w="5090" w:type="dxa"/>
             <w:tcBorders>
               <w:top w:val="single" w:sz="4" w:space="0" w:color="BFC7D1"/>
               <w:left w:val="single" w:sz="4" w:space="0" w:color="BFC7D1"/>
@@ -12638,7 +12660,7 @@
         <w:trPr/>
         <w:tc>
           <w:tcPr>
-            <w:tcW w:w="4513" w:type="dxa"/>
+            <w:tcW w:w="3923" w:type="dxa"/>
             <w:tcBorders>
               <w:top w:val="single" w:sz="4" w:space="0" w:color="BFC7D1"/>
               <w:left w:val="single" w:sz="4" w:space="0" w:color="BFC7D1"/>
@@ -12675,7 +12697,7 @@
         </w:tc>
         <w:tc>
           <w:tcPr>
-            <w:tcW w:w="4512" w:type="dxa"/>
+            <w:tcW w:w="5090" w:type="dxa"/>
             <w:tcBorders>
               <w:top w:val="single" w:sz="4" w:space="0" w:color="BFC7D1"/>
               <w:left w:val="single" w:sz="4" w:space="0" w:color="BFC7D1"/>
@@ -12715,7 +12737,7 @@
         <w:trPr/>
         <w:tc>
           <w:tcPr>
-            <w:tcW w:w="4513" w:type="dxa"/>
+            <w:tcW w:w="3923" w:type="dxa"/>
             <w:tcBorders>
               <w:top w:val="single" w:sz="4" w:space="0" w:color="BFC7D1"/>
               <w:left w:val="single" w:sz="4" w:space="0" w:color="BFC7D1"/>
@@ -12752,38 +12774,38 @@
         </w:tc>
         <w:tc>
           <w:tcPr>
-            <w:tcW w:w="4512" w:type="dxa"/>
-            <w:tcBorders>
-              <w:top w:val="single" w:sz="4" w:space="0" w:color="BFC7D1"/>
-              <w:left w:val="single" w:sz="4" w:space="0" w:color="BFC7D1"/>
-              <w:bottom w:val="single" w:sz="4" w:space="0" w:color="BFC7D1"/>
-              <w:right w:val="single" w:sz="4" w:space="0" w:color="BFC7D1"/>
-            </w:tcBorders>
-          </w:tcPr>
-          <w:p>
-            <w:pPr>
-              <w:pStyle w:val="Normal"/>
-              <w:widowControl/>
-              <w:spacing w:lineRule="auto" w:line="240" w:before="0" w:after="20"/>
-              <w:jc w:val="left"/>
-              <w:rPr>
-                <w:rFonts w:ascii="Aptos" w:hAnsi="Aptos" w:eastAsia="ＭＳ 明朝" w:cs="Arial"/>
-                <w:kern w:val="0"/>
-                <w:sz w:val="24"/>
-                <w:szCs w:val="24"/>
-                <w:lang w:val="en-US" w:eastAsia="ja-JP" w:bidi="ar-SA"/>
-              </w:rPr>
-            </w:pPr>
-            <w:r>
-              <w:rPr>
-                <w:rFonts w:eastAsia="Segoe UI" w:cs="Segoe UI" w:ascii="Segoe UI" w:hAnsi="Segoe UI"/>
-                <w:color w:val="101820"/>
-                <w:kern w:val="0"/>
-                <w:sz w:val="18"/>
-                <w:szCs w:val="24"/>
-                <w:lang w:val="en-US" w:eastAsia="ja-JP" w:bidi="ar-SA"/>
-              </w:rPr>
-              <w:t>Managed by the cloud provider; maintenance windows aligned with the broker's window</w:t>
+            <w:tcW w:w="5090" w:type="dxa"/>
+            <w:tcBorders>
+              <w:top w:val="single" w:sz="4" w:space="0" w:color="BFC7D1"/>
+              <w:left w:val="single" w:sz="4" w:space="0" w:color="BFC7D1"/>
+              <w:bottom w:val="single" w:sz="4" w:space="0" w:color="BFC7D1"/>
+              <w:right w:val="single" w:sz="4" w:space="0" w:color="BFC7D1"/>
+            </w:tcBorders>
+          </w:tcPr>
+          <w:p>
+            <w:pPr>
+              <w:pStyle w:val="Normal"/>
+              <w:widowControl/>
+              <w:spacing w:lineRule="auto" w:line="240" w:before="0" w:after="20"/>
+              <w:jc w:val="left"/>
+              <w:rPr>
+                <w:rFonts w:ascii="Aptos" w:hAnsi="Aptos" w:eastAsia="ＭＳ 明朝" w:cs="Arial"/>
+                <w:kern w:val="0"/>
+                <w:sz w:val="24"/>
+                <w:szCs w:val="24"/>
+                <w:lang w:val="en-US" w:eastAsia="ja-JP" w:bidi="ar-SA"/>
+              </w:rPr>
+            </w:pPr>
+            <w:r>
+              <w:rPr>
+                <w:rFonts w:eastAsia="Segoe UI" w:cs="Segoe UI" w:ascii="Segoe UI" w:hAnsi="Segoe UI"/>
+                <w:color w:val="101820"/>
+                <w:kern w:val="0"/>
+                <w:sz w:val="18"/>
+                <w:szCs w:val="24"/>
+                <w:lang w:val="en-US" w:eastAsia="ja-JP" w:bidi="ar-SA"/>
+              </w:rPr>
+              <w:t>Managed by the cloud provider; monthly, critical security patches within 14 days and high within 30 days where iorta TechNXT hosts; maintenance windows aligned with the broker's window</w:t>
             </w:r>
           </w:p>
         </w:tc>
@@ -12792,7 +12814,7 @@
         <w:trPr/>
         <w:tc>
           <w:tcPr>
-            <w:tcW w:w="4513" w:type="dxa"/>
+            <w:tcW w:w="3923" w:type="dxa"/>
             <w:tcBorders>
               <w:top w:val="single" w:sz="4" w:space="0" w:color="BFC7D1"/>
               <w:left w:val="single" w:sz="4" w:space="0" w:color="BFC7D1"/>
@@ -12829,7 +12851,7 @@
         </w:tc>
         <w:tc>
           <w:tcPr>
-            <w:tcW w:w="4512" w:type="dxa"/>
+            <w:tcW w:w="5090" w:type="dxa"/>
             <w:tcBorders>
               <w:top w:val="single" w:sz="4" w:space="0" w:color="BFC7D1"/>
               <w:left w:val="single" w:sz="4" w:space="0" w:color="BFC7D1"/>
@@ -12884,7 +12906,7 @@
         <w:pStyle w:val="Heading1"/>
         <w:rPr/>
       </w:pPr>
-      <w:bookmarkStart w:id="31" w:name="__RefHeading___Toc3408_3138101934"/>
+      <w:bookmarkStart w:id="31" w:name="__RefHeading___Toc78754_4195859891"/>
       <w:bookmarkEnd w:id="31"/>
       <w:r>
         <w:rPr>
@@ -12914,7 +12936,7 @@
     <w:tbl>
       <w:tblPr>
         <w:tblStyle w:val="TableGrid"/>
-        <w:tblW w:w="9027" w:type="dxa"/>
+        <w:tblW w:w="9014" w:type="dxa"/>
         <w:jc w:val="left"/>
         <w:tblInd w:w="0" w:type="dxa"/>
         <w:tblLayout w:type="fixed"/>
@@ -12927,9 +12949,9 @@
         <w:tblLook w:val="04a0" w:noHBand="0" w:noVBand="1" w:firstColumn="1" w:lastRow="0" w:lastColumn="0" w:firstRow="1"/>
       </w:tblPr>
       <w:tblGrid>
-        <w:gridCol w:w="3009"/>
-        <w:gridCol w:w="3009"/>
-        <w:gridCol w:w="3009"/>
+        <w:gridCol w:w="3863"/>
+        <w:gridCol w:w="2896"/>
+        <w:gridCol w:w="2255"/>
       </w:tblGrid>
       <w:tr>
         <w:trPr>
@@ -12937,7 +12959,7 @@
         </w:trPr>
         <w:tc>
           <w:tcPr>
-            <w:tcW w:w="3009" w:type="dxa"/>
+            <w:tcW w:w="3863" w:type="dxa"/>
             <w:tcBorders>
               <w:top w:val="single" w:sz="4" w:space="0" w:color="BFC7D1"/>
               <w:left w:val="single" w:sz="4" w:space="0" w:color="BFC7D1"/>
@@ -12976,7 +12998,7 @@
         </w:tc>
         <w:tc>
           <w:tcPr>
-            <w:tcW w:w="3009" w:type="dxa"/>
+            <w:tcW w:w="2896" w:type="dxa"/>
             <w:tcBorders>
               <w:top w:val="single" w:sz="4" w:space="0" w:color="BFC7D1"/>
               <w:left w:val="single" w:sz="4" w:space="0" w:color="BFC7D1"/>
@@ -13015,7 +13037,7 @@
         </w:tc>
         <w:tc>
           <w:tcPr>
-            <w:tcW w:w="3009" w:type="dxa"/>
+            <w:tcW w:w="2255" w:type="dxa"/>
             <w:tcBorders>
               <w:top w:val="single" w:sz="4" w:space="0" w:color="BFC7D1"/>
               <w:left w:val="single" w:sz="4" w:space="0" w:color="BFC7D1"/>
@@ -13057,7 +13079,7 @@
         <w:trPr/>
         <w:tc>
           <w:tcPr>
-            <w:tcW w:w="3009" w:type="dxa"/>
+            <w:tcW w:w="3863" w:type="dxa"/>
             <w:tcBorders>
               <w:top w:val="single" w:sz="4" w:space="0" w:color="BFC7D1"/>
               <w:left w:val="single" w:sz="4" w:space="0" w:color="BFC7D1"/>
@@ -13116,7 +13138,7 @@
         </w:tc>
         <w:tc>
           <w:tcPr>
-            <w:tcW w:w="3009" w:type="dxa"/>
+            <w:tcW w:w="2896" w:type="dxa"/>
             <w:tcBorders>
               <w:top w:val="single" w:sz="4" w:space="0" w:color="BFC7D1"/>
               <w:left w:val="single" w:sz="4" w:space="0" w:color="BFC7D1"/>
@@ -13153,7 +13175,7 @@
         </w:tc>
         <w:tc>
           <w:tcPr>
-            <w:tcW w:w="3009" w:type="dxa"/>
+            <w:tcW w:w="2255" w:type="dxa"/>
             <w:tcBorders>
               <w:top w:val="single" w:sz="4" w:space="0" w:color="BFC7D1"/>
               <w:left w:val="single" w:sz="4" w:space="0" w:color="BFC7D1"/>
@@ -13193,7 +13215,7 @@
         <w:trPr/>
         <w:tc>
           <w:tcPr>
-            <w:tcW w:w="3009" w:type="dxa"/>
+            <w:tcW w:w="3863" w:type="dxa"/>
             <w:tcBorders>
               <w:top w:val="single" w:sz="4" w:space="0" w:color="BFC7D1"/>
               <w:left w:val="single" w:sz="4" w:space="0" w:color="BFC7D1"/>
@@ -13230,7 +13252,7 @@
         </w:tc>
         <w:tc>
           <w:tcPr>
-            <w:tcW w:w="3009" w:type="dxa"/>
+            <w:tcW w:w="2896" w:type="dxa"/>
             <w:tcBorders>
               <w:top w:val="single" w:sz="4" w:space="0" w:color="BFC7D1"/>
               <w:left w:val="single" w:sz="4" w:space="0" w:color="BFC7D1"/>
@@ -13267,7 +13289,7 @@
         </w:tc>
         <w:tc>
           <w:tcPr>
-            <w:tcW w:w="3009" w:type="dxa"/>
+            <w:tcW w:w="2255" w:type="dxa"/>
             <w:tcBorders>
               <w:top w:val="single" w:sz="4" w:space="0" w:color="BFC7D1"/>
               <w:left w:val="single" w:sz="4" w:space="0" w:color="BFC7D1"/>
@@ -13307,7 +13329,7 @@
         <w:trPr/>
         <w:tc>
           <w:tcPr>
-            <w:tcW w:w="3009" w:type="dxa"/>
+            <w:tcW w:w="3863" w:type="dxa"/>
             <w:tcBorders>
               <w:top w:val="single" w:sz="4" w:space="0" w:color="BFC7D1"/>
               <w:left w:val="single" w:sz="4" w:space="0" w:color="BFC7D1"/>
@@ -13344,7 +13366,7 @@
         </w:tc>
         <w:tc>
           <w:tcPr>
-            <w:tcW w:w="3009" w:type="dxa"/>
+            <w:tcW w:w="2896" w:type="dxa"/>
             <w:tcBorders>
               <w:top w:val="single" w:sz="4" w:space="0" w:color="BFC7D1"/>
               <w:left w:val="single" w:sz="4" w:space="0" w:color="BFC7D1"/>
@@ -13381,7 +13403,7 @@
         </w:tc>
         <w:tc>
           <w:tcPr>
-            <w:tcW w:w="3009" w:type="dxa"/>
+            <w:tcW w:w="2255" w:type="dxa"/>
             <w:tcBorders>
               <w:top w:val="single" w:sz="4" w:space="0" w:color="BFC7D1"/>
               <w:left w:val="single" w:sz="4" w:space="0" w:color="BFC7D1"/>
@@ -13421,7 +13443,7 @@
         <w:trPr/>
         <w:tc>
           <w:tcPr>
-            <w:tcW w:w="3009" w:type="dxa"/>
+            <w:tcW w:w="3863" w:type="dxa"/>
             <w:tcBorders>
               <w:top w:val="single" w:sz="4" w:space="0" w:color="BFC7D1"/>
               <w:left w:val="single" w:sz="4" w:space="0" w:color="BFC7D1"/>
@@ -13469,7 +13491,7 @@
         </w:tc>
         <w:tc>
           <w:tcPr>
-            <w:tcW w:w="3009" w:type="dxa"/>
+            <w:tcW w:w="2896" w:type="dxa"/>
             <w:tcBorders>
               <w:top w:val="single" w:sz="4" w:space="0" w:color="BFC7D1"/>
               <w:left w:val="single" w:sz="4" w:space="0" w:color="BFC7D1"/>
@@ -13506,7 +13528,7 @@
         </w:tc>
         <w:tc>
           <w:tcPr>
-            <w:tcW w:w="3009" w:type="dxa"/>
+            <w:tcW w:w="2255" w:type="dxa"/>
             <w:tcBorders>
               <w:top w:val="single" w:sz="4" w:space="0" w:color="BFC7D1"/>
               <w:left w:val="single" w:sz="4" w:space="0" w:color="BFC7D1"/>
@@ -13546,7 +13568,7 @@
         <w:trPr/>
         <w:tc>
           <w:tcPr>
-            <w:tcW w:w="3009" w:type="dxa"/>
+            <w:tcW w:w="3863" w:type="dxa"/>
             <w:tcBorders>
               <w:top w:val="single" w:sz="4" w:space="0" w:color="BFC7D1"/>
               <w:left w:val="single" w:sz="4" w:space="0" w:color="BFC7D1"/>
@@ -13583,7 +13605,7 @@
         </w:tc>
         <w:tc>
           <w:tcPr>
-            <w:tcW w:w="3009" w:type="dxa"/>
+            <w:tcW w:w="2896" w:type="dxa"/>
             <w:tcBorders>
               <w:top w:val="single" w:sz="4" w:space="0" w:color="BFC7D1"/>
               <w:left w:val="single" w:sz="4" w:space="0" w:color="BFC7D1"/>
@@ -13620,7 +13642,7 @@
         </w:tc>
         <w:tc>
           <w:tcPr>
-            <w:tcW w:w="3009" w:type="dxa"/>
+            <w:tcW w:w="2255" w:type="dxa"/>
             <w:tcBorders>
               <w:top w:val="single" w:sz="4" w:space="0" w:color="BFC7D1"/>
               <w:left w:val="single" w:sz="4" w:space="0" w:color="BFC7D1"/>
@@ -13660,38 +13682,38 @@
         <w:trPr/>
         <w:tc>
           <w:tcPr>
-            <w:tcW w:w="3009" w:type="dxa"/>
-            <w:tcBorders>
-              <w:top w:val="single" w:sz="4" w:space="0" w:color="BFC7D1"/>
-              <w:left w:val="single" w:sz="4" w:space="0" w:color="BFC7D1"/>
-              <w:bottom w:val="single" w:sz="4" w:space="0" w:color="BFC7D1"/>
-              <w:right w:val="single" w:sz="4" w:space="0" w:color="BFC7D1"/>
-            </w:tcBorders>
-          </w:tcPr>
-          <w:p>
-            <w:pPr>
-              <w:pStyle w:val="Normal"/>
-              <w:widowControl/>
-              <w:spacing w:lineRule="auto" w:line="240" w:before="0" w:after="20"/>
-              <w:jc w:val="left"/>
-              <w:rPr>
-                <w:rFonts w:ascii="Aptos" w:hAnsi="Aptos" w:eastAsia="ＭＳ 明朝" w:cs="Arial"/>
-                <w:kern w:val="0"/>
-                <w:sz w:val="24"/>
-                <w:szCs w:val="24"/>
-                <w:lang w:val="en-US" w:eastAsia="ja-JP" w:bidi="ar-SA"/>
-              </w:rPr>
-            </w:pPr>
-            <w:r>
-              <w:rPr>
-                <w:rFonts w:eastAsia="Segoe UI" w:cs="Segoe UI" w:ascii="Segoe UI" w:hAnsi="Segoe UI"/>
-                <w:color w:val="101820"/>
-                <w:kern w:val="0"/>
-                <w:sz w:val="18"/>
-                <w:szCs w:val="24"/>
-                <w:lang w:val="en-US" w:eastAsia="ja-JP" w:bidi="ar-SA"/>
-              </w:rPr>
-              <w:t xml:space="preserve">Scheduled jobs: last status of each job in Master &gt; Configuration &gt; Schedules; failed runs in </w:t>
+            <w:tcW w:w="3863" w:type="dxa"/>
+            <w:tcBorders>
+              <w:top w:val="single" w:sz="4" w:space="0" w:color="BFC7D1"/>
+              <w:left w:val="single" w:sz="4" w:space="0" w:color="BFC7D1"/>
+              <w:bottom w:val="single" w:sz="4" w:space="0" w:color="BFC7D1"/>
+              <w:right w:val="single" w:sz="4" w:space="0" w:color="BFC7D1"/>
+            </w:tcBorders>
+          </w:tcPr>
+          <w:p>
+            <w:pPr>
+              <w:pStyle w:val="Normal"/>
+              <w:widowControl/>
+              <w:spacing w:lineRule="auto" w:line="240" w:before="0" w:after="20"/>
+              <w:jc w:val="left"/>
+              <w:rPr>
+                <w:rFonts w:ascii="Aptos" w:hAnsi="Aptos" w:eastAsia="ＭＳ 明朝" w:cs="Arial"/>
+                <w:kern w:val="0"/>
+                <w:sz w:val="24"/>
+                <w:szCs w:val="24"/>
+                <w:lang w:val="en-US" w:eastAsia="ja-JP" w:bidi="ar-SA"/>
+              </w:rPr>
+            </w:pPr>
+            <w:r>
+              <w:rPr>
+                <w:rFonts w:eastAsia="Segoe UI" w:cs="Segoe UI" w:ascii="Segoe UI" w:hAnsi="Segoe UI"/>
+                <w:color w:val="101820"/>
+                <w:kern w:val="0"/>
+                <w:sz w:val="18"/>
+                <w:szCs w:val="24"/>
+                <w:lang w:val="en-US" w:eastAsia="ja-JP" w:bidi="ar-SA"/>
+              </w:rPr>
+              <w:t xml:space="preserve">Scheduled jobs: last status of each job in Master &gt; Schedules; failed runs in </w:t>
             </w:r>
             <w:r>
               <w:rPr>
@@ -13708,7 +13730,7 @@
         </w:tc>
         <w:tc>
           <w:tcPr>
-            <w:tcW w:w="3009" w:type="dxa"/>
+            <w:tcW w:w="2896" w:type="dxa"/>
             <w:tcBorders>
               <w:top w:val="single" w:sz="4" w:space="0" w:color="BFC7D1"/>
               <w:left w:val="single" w:sz="4" w:space="0" w:color="BFC7D1"/>
@@ -13745,7 +13767,7 @@
         </w:tc>
         <w:tc>
           <w:tcPr>
-            <w:tcW w:w="3009" w:type="dxa"/>
+            <w:tcW w:w="2255" w:type="dxa"/>
             <w:tcBorders>
               <w:top w:val="single" w:sz="4" w:space="0" w:color="BFC7D1"/>
               <w:left w:val="single" w:sz="4" w:space="0" w:color="BFC7D1"/>
@@ -13785,7 +13807,7 @@
         <w:trPr/>
         <w:tc>
           <w:tcPr>
-            <w:tcW w:w="3009" w:type="dxa"/>
+            <w:tcW w:w="3863" w:type="dxa"/>
             <w:tcBorders>
               <w:top w:val="single" w:sz="4" w:space="0" w:color="BFC7D1"/>
               <w:left w:val="single" w:sz="4" w:space="0" w:color="BFC7D1"/>
@@ -13822,7 +13844,7 @@
         </w:tc>
         <w:tc>
           <w:tcPr>
-            <w:tcW w:w="3009" w:type="dxa"/>
+            <w:tcW w:w="2896" w:type="dxa"/>
             <w:tcBorders>
               <w:top w:val="single" w:sz="4" w:space="0" w:color="BFC7D1"/>
               <w:left w:val="single" w:sz="4" w:space="0" w:color="BFC7D1"/>
@@ -13859,7 +13881,7 @@
         </w:tc>
         <w:tc>
           <w:tcPr>
-            <w:tcW w:w="3009" w:type="dxa"/>
+            <w:tcW w:w="2255" w:type="dxa"/>
             <w:tcBorders>
               <w:top w:val="single" w:sz="4" w:space="0" w:color="BFC7D1"/>
               <w:left w:val="single" w:sz="4" w:space="0" w:color="BFC7D1"/>
@@ -13899,7 +13921,7 @@
         <w:trPr/>
         <w:tc>
           <w:tcPr>
-            <w:tcW w:w="3009" w:type="dxa"/>
+            <w:tcW w:w="3863" w:type="dxa"/>
             <w:tcBorders>
               <w:top w:val="single" w:sz="4" w:space="0" w:color="BFC7D1"/>
               <w:left w:val="single" w:sz="4" w:space="0" w:color="BFC7D1"/>
@@ -13936,7 +13958,7 @@
         </w:tc>
         <w:tc>
           <w:tcPr>
-            <w:tcW w:w="3009" w:type="dxa"/>
+            <w:tcW w:w="2896" w:type="dxa"/>
             <w:tcBorders>
               <w:top w:val="single" w:sz="4" w:space="0" w:color="BFC7D1"/>
               <w:left w:val="single" w:sz="4" w:space="0" w:color="BFC7D1"/>
@@ -13973,7 +13995,7 @@
         </w:tc>
         <w:tc>
           <w:tcPr>
-            <w:tcW w:w="3009" w:type="dxa"/>
+            <w:tcW w:w="2255" w:type="dxa"/>
             <w:tcBorders>
               <w:top w:val="single" w:sz="4" w:space="0" w:color="BFC7D1"/>
               <w:left w:val="single" w:sz="4" w:space="0" w:color="BFC7D1"/>
@@ -14013,7 +14035,7 @@
         <w:trPr/>
         <w:tc>
           <w:tcPr>
-            <w:tcW w:w="3009" w:type="dxa"/>
+            <w:tcW w:w="3863" w:type="dxa"/>
             <w:tcBorders>
               <w:top w:val="single" w:sz="4" w:space="0" w:color="BFC7D1"/>
               <w:left w:val="single" w:sz="4" w:space="0" w:color="BFC7D1"/>
@@ -14050,7 +14072,7 @@
         </w:tc>
         <w:tc>
           <w:tcPr>
-            <w:tcW w:w="3009" w:type="dxa"/>
+            <w:tcW w:w="2896" w:type="dxa"/>
             <w:tcBorders>
               <w:top w:val="single" w:sz="4" w:space="0" w:color="BFC7D1"/>
               <w:left w:val="single" w:sz="4" w:space="0" w:color="BFC7D1"/>
@@ -14087,7 +14109,7 @@
         </w:tc>
         <w:tc>
           <w:tcPr>
-            <w:tcW w:w="3009" w:type="dxa"/>
+            <w:tcW w:w="2255" w:type="dxa"/>
             <w:tcBorders>
               <w:top w:val="single" w:sz="4" w:space="0" w:color="BFC7D1"/>
               <w:left w:val="single" w:sz="4" w:space="0" w:color="BFC7D1"/>
@@ -14157,7 +14179,7 @@
         <w:pStyle w:val="Heading1"/>
         <w:rPr/>
       </w:pPr>
-      <w:bookmarkStart w:id="32" w:name="__RefHeading___Toc3410_3138101934"/>
+      <w:bookmarkStart w:id="32" w:name="__RefHeading___Toc78756_4195859891"/>
       <w:bookmarkEnd w:id="32"/>
       <w:r>
         <w:rPr>
@@ -14174,7 +14196,7 @@
         <w:pStyle w:val="Heading2"/>
         <w:rPr/>
       </w:pPr>
-      <w:bookmarkStart w:id="33" w:name="__RefHeading___Toc3412_3138101934"/>
+      <w:bookmarkStart w:id="33" w:name="__RefHeading___Toc78758_4195859891"/>
       <w:bookmarkEnd w:id="33"/>
       <w:r>
         <w:rPr>
@@ -14189,7 +14211,7 @@
     <w:tbl>
       <w:tblPr>
         <w:tblStyle w:val="TableGrid"/>
-        <w:tblW w:w="9026" w:type="dxa"/>
+        <w:tblW w:w="9014" w:type="dxa"/>
         <w:jc w:val="left"/>
         <w:tblInd w:w="0" w:type="dxa"/>
         <w:tblLayout w:type="fixed"/>
@@ -14202,8 +14224,8 @@
         <w:tblLook w:val="04a0" w:noHBand="0" w:noVBand="1" w:firstColumn="1" w:lastRow="0" w:lastColumn="0" w:firstRow="1"/>
       </w:tblPr>
       <w:tblGrid>
-        <w:gridCol w:w="4513"/>
-        <w:gridCol w:w="4512"/>
+        <w:gridCol w:w="4507"/>
+        <w:gridCol w:w="4506"/>
       </w:tblGrid>
       <w:tr>
         <w:trPr>
@@ -14211,7 +14233,7 @@
         </w:trPr>
         <w:tc>
           <w:tcPr>
-            <w:tcW w:w="4513" w:type="dxa"/>
+            <w:tcW w:w="4507" w:type="dxa"/>
             <w:tcBorders>
               <w:top w:val="single" w:sz="4" w:space="0" w:color="BFC7D1"/>
               <w:left w:val="single" w:sz="4" w:space="0" w:color="BFC7D1"/>
@@ -14250,7 +14272,7 @@
         </w:tc>
         <w:tc>
           <w:tcPr>
-            <w:tcW w:w="4512" w:type="dxa"/>
+            <w:tcW w:w="4506" w:type="dxa"/>
             <w:tcBorders>
               <w:top w:val="single" w:sz="4" w:space="0" w:color="BFC7D1"/>
               <w:left w:val="single" w:sz="4" w:space="0" w:color="BFC7D1"/>
@@ -14292,7 +14314,7 @@
         <w:trPr/>
         <w:tc>
           <w:tcPr>
-            <w:tcW w:w="4513" w:type="dxa"/>
+            <w:tcW w:w="4507" w:type="dxa"/>
             <w:tcBorders>
               <w:top w:val="single" w:sz="4" w:space="0" w:color="BFC7D1"/>
               <w:left w:val="single" w:sz="4" w:space="0" w:color="BFC7D1"/>
@@ -14329,7 +14351,7 @@
         </w:tc>
         <w:tc>
           <w:tcPr>
-            <w:tcW w:w="4512" w:type="dxa"/>
+            <w:tcW w:w="4506" w:type="dxa"/>
             <w:tcBorders>
               <w:top w:val="single" w:sz="4" w:space="0" w:color="BFC7D1"/>
               <w:left w:val="single" w:sz="4" w:space="0" w:color="BFC7D1"/>
@@ -14369,7 +14391,7 @@
         <w:trPr/>
         <w:tc>
           <w:tcPr>
-            <w:tcW w:w="4513" w:type="dxa"/>
+            <w:tcW w:w="4507" w:type="dxa"/>
             <w:tcBorders>
               <w:top w:val="single" w:sz="4" w:space="0" w:color="BFC7D1"/>
               <w:left w:val="single" w:sz="4" w:space="0" w:color="BFC7D1"/>
@@ -14406,7 +14428,7 @@
         </w:tc>
         <w:tc>
           <w:tcPr>
-            <w:tcW w:w="4512" w:type="dxa"/>
+            <w:tcW w:w="4506" w:type="dxa"/>
             <w:tcBorders>
               <w:top w:val="single" w:sz="4" w:space="0" w:color="BFC7D1"/>
               <w:left w:val="single" w:sz="4" w:space="0" w:color="BFC7D1"/>
@@ -14446,7 +14468,7 @@
         <w:trPr/>
         <w:tc>
           <w:tcPr>
-            <w:tcW w:w="4513" w:type="dxa"/>
+            <w:tcW w:w="4507" w:type="dxa"/>
             <w:tcBorders>
               <w:top w:val="single" w:sz="4" w:space="0" w:color="BFC7D1"/>
               <w:left w:val="single" w:sz="4" w:space="0" w:color="BFC7D1"/>
@@ -14483,7 +14505,7 @@
         </w:tc>
         <w:tc>
           <w:tcPr>
-            <w:tcW w:w="4512" w:type="dxa"/>
+            <w:tcW w:w="4506" w:type="dxa"/>
             <w:tcBorders>
               <w:top w:val="single" w:sz="4" w:space="0" w:color="BFC7D1"/>
               <w:left w:val="single" w:sz="4" w:space="0" w:color="BFC7D1"/>
@@ -14578,7 +14600,7 @@
         <w:trPr/>
         <w:tc>
           <w:tcPr>
-            <w:tcW w:w="4513" w:type="dxa"/>
+            <w:tcW w:w="4507" w:type="dxa"/>
             <w:tcBorders>
               <w:top w:val="single" w:sz="4" w:space="0" w:color="BFC7D1"/>
               <w:left w:val="single" w:sz="4" w:space="0" w:color="BFC7D1"/>
@@ -14615,7 +14637,7 @@
         </w:tc>
         <w:tc>
           <w:tcPr>
-            <w:tcW w:w="4512" w:type="dxa"/>
+            <w:tcW w:w="4506" w:type="dxa"/>
             <w:tcBorders>
               <w:top w:val="single" w:sz="4" w:space="0" w:color="BFC7D1"/>
               <w:left w:val="single" w:sz="4" w:space="0" w:color="BFC7D1"/>
@@ -14655,7 +14677,7 @@
         <w:trPr/>
         <w:tc>
           <w:tcPr>
-            <w:tcW w:w="4513" w:type="dxa"/>
+            <w:tcW w:w="4507" w:type="dxa"/>
             <w:tcBorders>
               <w:top w:val="single" w:sz="4" w:space="0" w:color="BFC7D1"/>
               <w:left w:val="single" w:sz="4" w:space="0" w:color="BFC7D1"/>
@@ -14692,7 +14714,7 @@
         </w:tc>
         <w:tc>
           <w:tcPr>
-            <w:tcW w:w="4512" w:type="dxa"/>
+            <w:tcW w:w="4506" w:type="dxa"/>
             <w:tcBorders>
               <w:top w:val="single" w:sz="4" w:space="0" w:color="BFC7D1"/>
               <w:left w:val="single" w:sz="4" w:space="0" w:color="BFC7D1"/>
@@ -14732,7 +14754,7 @@
         <w:trPr/>
         <w:tc>
           <w:tcPr>
-            <w:tcW w:w="4513" w:type="dxa"/>
+            <w:tcW w:w="4507" w:type="dxa"/>
             <w:tcBorders>
               <w:top w:val="single" w:sz="4" w:space="0" w:color="BFC7D1"/>
               <w:left w:val="single" w:sz="4" w:space="0" w:color="BFC7D1"/>
@@ -14769,7 +14791,7 @@
         </w:tc>
         <w:tc>
           <w:tcPr>
-            <w:tcW w:w="4512" w:type="dxa"/>
+            <w:tcW w:w="4506" w:type="dxa"/>
             <w:tcBorders>
               <w:top w:val="single" w:sz="4" w:space="0" w:color="BFC7D1"/>
               <w:left w:val="single" w:sz="4" w:space="0" w:color="BFC7D1"/>
@@ -14809,7 +14831,7 @@
         <w:trPr/>
         <w:tc>
           <w:tcPr>
-            <w:tcW w:w="4513" w:type="dxa"/>
+            <w:tcW w:w="4507" w:type="dxa"/>
             <w:tcBorders>
               <w:top w:val="single" w:sz="4" w:space="0" w:color="BFC7D1"/>
               <w:left w:val="single" w:sz="4" w:space="0" w:color="BFC7D1"/>
@@ -14846,7 +14868,7 @@
         </w:tc>
         <w:tc>
           <w:tcPr>
-            <w:tcW w:w="4512" w:type="dxa"/>
+            <w:tcW w:w="4506" w:type="dxa"/>
             <w:tcBorders>
               <w:top w:val="single" w:sz="4" w:space="0" w:color="BFC7D1"/>
               <w:left w:val="single" w:sz="4" w:space="0" w:color="BFC7D1"/>
@@ -14913,7 +14935,7 @@
         <w:pStyle w:val="Heading2"/>
         <w:rPr/>
       </w:pPr>
-      <w:bookmarkStart w:id="34" w:name="__RefHeading___Toc3414_3138101934"/>
+      <w:bookmarkStart w:id="34" w:name="__RefHeading___Toc78760_4195859891"/>
       <w:bookmarkEnd w:id="34"/>
       <w:r>
         <w:rPr>
@@ -14928,7 +14950,7 @@
     <w:tbl>
       <w:tblPr>
         <w:tblStyle w:val="TableGrid"/>
-        <w:tblW w:w="9027" w:type="dxa"/>
+        <w:tblW w:w="9015" w:type="dxa"/>
         <w:jc w:val="left"/>
         <w:tblInd w:w="0" w:type="dxa"/>
         <w:tblLayout w:type="fixed"/>
@@ -14941,9 +14963,9 @@
         <w:tblLook w:val="04a0" w:noHBand="0" w:noVBand="1" w:firstColumn="1" w:lastRow="0" w:lastColumn="0" w:firstRow="1"/>
       </w:tblPr>
       <w:tblGrid>
-        <w:gridCol w:w="3009"/>
-        <w:gridCol w:w="3009"/>
-        <w:gridCol w:w="3009"/>
+        <w:gridCol w:w="3886"/>
+        <w:gridCol w:w="1241"/>
+        <w:gridCol w:w="3888"/>
       </w:tblGrid>
       <w:tr>
         <w:trPr>
@@ -14951,7 +14973,7 @@
         </w:trPr>
         <w:tc>
           <w:tcPr>
-            <w:tcW w:w="3009" w:type="dxa"/>
+            <w:tcW w:w="3886" w:type="dxa"/>
             <w:tcBorders>
               <w:top w:val="single" w:sz="4" w:space="0" w:color="BFC7D1"/>
               <w:left w:val="single" w:sz="4" w:space="0" w:color="BFC7D1"/>
@@ -14990,7 +15012,7 @@
         </w:tc>
         <w:tc>
           <w:tcPr>
-            <w:tcW w:w="3009" w:type="dxa"/>
+            <w:tcW w:w="1241" w:type="dxa"/>
             <w:tcBorders>
               <w:top w:val="single" w:sz="4" w:space="0" w:color="BFC7D1"/>
               <w:left w:val="single" w:sz="4" w:space="0" w:color="BFC7D1"/>
@@ -15029,7 +15051,7 @@
         </w:tc>
         <w:tc>
           <w:tcPr>
-            <w:tcW w:w="3009" w:type="dxa"/>
+            <w:tcW w:w="3888" w:type="dxa"/>
             <w:tcBorders>
               <w:top w:val="single" w:sz="4" w:space="0" w:color="BFC7D1"/>
               <w:left w:val="single" w:sz="4" w:space="0" w:color="BFC7D1"/>
@@ -15071,7 +15093,7 @@
         <w:trPr/>
         <w:tc>
           <w:tcPr>
-            <w:tcW w:w="3009" w:type="dxa"/>
+            <w:tcW w:w="3886" w:type="dxa"/>
             <w:tcBorders>
               <w:top w:val="single" w:sz="4" w:space="0" w:color="BFC7D1"/>
               <w:left w:val="single" w:sz="4" w:space="0" w:color="BFC7D1"/>
@@ -15108,7 +15130,7 @@
         </w:tc>
         <w:tc>
           <w:tcPr>
-            <w:tcW w:w="3009" w:type="dxa"/>
+            <w:tcW w:w="1241" w:type="dxa"/>
             <w:tcBorders>
               <w:top w:val="single" w:sz="4" w:space="0" w:color="BFC7D1"/>
               <w:left w:val="single" w:sz="4" w:space="0" w:color="BFC7D1"/>
@@ -15145,7 +15167,7 @@
         </w:tc>
         <w:tc>
           <w:tcPr>
-            <w:tcW w:w="3009" w:type="dxa"/>
+            <w:tcW w:w="3888" w:type="dxa"/>
             <w:tcBorders>
               <w:top w:val="single" w:sz="4" w:space="0" w:color="BFC7D1"/>
               <w:left w:val="single" w:sz="4" w:space="0" w:color="BFC7D1"/>
@@ -15185,7 +15207,7 @@
         <w:trPr/>
         <w:tc>
           <w:tcPr>
-            <w:tcW w:w="3009" w:type="dxa"/>
+            <w:tcW w:w="3886" w:type="dxa"/>
             <w:tcBorders>
               <w:top w:val="single" w:sz="4" w:space="0" w:color="BFC7D1"/>
               <w:left w:val="single" w:sz="4" w:space="0" w:color="BFC7D1"/>
@@ -15222,7 +15244,7 @@
         </w:tc>
         <w:tc>
           <w:tcPr>
-            <w:tcW w:w="3009" w:type="dxa"/>
+            <w:tcW w:w="1241" w:type="dxa"/>
             <w:tcBorders>
               <w:top w:val="single" w:sz="4" w:space="0" w:color="BFC7D1"/>
               <w:left w:val="single" w:sz="4" w:space="0" w:color="BFC7D1"/>
@@ -15259,7 +15281,7 @@
         </w:tc>
         <w:tc>
           <w:tcPr>
-            <w:tcW w:w="3009" w:type="dxa"/>
+            <w:tcW w:w="3888" w:type="dxa"/>
             <w:tcBorders>
               <w:top w:val="single" w:sz="4" w:space="0" w:color="BFC7D1"/>
               <w:left w:val="single" w:sz="4" w:space="0" w:color="BFC7D1"/>
@@ -15329,7 +15351,7 @@
         <w:pStyle w:val="Heading1"/>
         <w:rPr/>
       </w:pPr>
-      <w:bookmarkStart w:id="35" w:name="__RefHeading___Toc3416_3138101934"/>
+      <w:bookmarkStart w:id="35" w:name="__RefHeading___Toc78762_4195859891"/>
       <w:bookmarkEnd w:id="35"/>
       <w:r>
         <w:rPr>
@@ -15346,7 +15368,7 @@
         <w:pStyle w:val="Heading2"/>
         <w:rPr/>
       </w:pPr>
-      <w:bookmarkStart w:id="36" w:name="__RefHeading___Toc3418_3138101934"/>
+      <w:bookmarkStart w:id="36" w:name="__RefHeading___Toc78764_4195859891"/>
       <w:bookmarkEnd w:id="36"/>
       <w:r>
         <w:rPr>
@@ -15549,7 +15571,7 @@
         <w:pStyle w:val="Heading2"/>
         <w:rPr/>
       </w:pPr>
-      <w:bookmarkStart w:id="37" w:name="__RefHeading___Toc3420_3138101934"/>
+      <w:bookmarkStart w:id="37" w:name="__RefHeading___Toc78766_4195859891"/>
       <w:bookmarkEnd w:id="37"/>
       <w:r>
         <w:rPr>
@@ -15564,7 +15586,7 @@
     <w:tbl>
       <w:tblPr>
         <w:tblStyle w:val="TableGrid"/>
-        <w:tblW w:w="9027" w:type="dxa"/>
+        <w:tblW w:w="9015" w:type="dxa"/>
         <w:jc w:val="left"/>
         <w:tblInd w:w="0" w:type="dxa"/>
         <w:tblLayout w:type="fixed"/>
@@ -15577,9 +15599,9 @@
         <w:tblLook w:val="04a0" w:noHBand="0" w:noVBand="1" w:firstColumn="1" w:lastRow="0" w:lastColumn="0" w:firstRow="1"/>
       </w:tblPr>
       <w:tblGrid>
-        <w:gridCol w:w="3009"/>
-        <w:gridCol w:w="3009"/>
-        <w:gridCol w:w="3009"/>
+        <w:gridCol w:w="2732"/>
+        <w:gridCol w:w="4370"/>
+        <w:gridCol w:w="1913"/>
       </w:tblGrid>
       <w:tr>
         <w:trPr>
@@ -15587,7 +15609,7 @@
         </w:trPr>
         <w:tc>
           <w:tcPr>
-            <w:tcW w:w="3009" w:type="dxa"/>
+            <w:tcW w:w="2732" w:type="dxa"/>
             <w:tcBorders>
               <w:top w:val="single" w:sz="4" w:space="0" w:color="BFC7D1"/>
               <w:left w:val="single" w:sz="4" w:space="0" w:color="BFC7D1"/>
@@ -15626,7 +15648,7 @@
         </w:tc>
         <w:tc>
           <w:tcPr>
-            <w:tcW w:w="3009" w:type="dxa"/>
+            <w:tcW w:w="4370" w:type="dxa"/>
             <w:tcBorders>
               <w:top w:val="single" w:sz="4" w:space="0" w:color="BFC7D1"/>
               <w:left w:val="single" w:sz="4" w:space="0" w:color="BFC7D1"/>
@@ -15665,7 +15687,7 @@
         </w:tc>
         <w:tc>
           <w:tcPr>
-            <w:tcW w:w="3009" w:type="dxa"/>
+            <w:tcW w:w="1913" w:type="dxa"/>
             <w:tcBorders>
               <w:top w:val="single" w:sz="4" w:space="0" w:color="BFC7D1"/>
               <w:left w:val="single" w:sz="4" w:space="0" w:color="BFC7D1"/>
@@ -15707,7 +15729,7 @@
         <w:trPr/>
         <w:tc>
           <w:tcPr>
-            <w:tcW w:w="3009" w:type="dxa"/>
+            <w:tcW w:w="2732" w:type="dxa"/>
             <w:tcBorders>
               <w:top w:val="single" w:sz="4" w:space="0" w:color="BFC7D1"/>
               <w:left w:val="single" w:sz="4" w:space="0" w:color="BFC7D1"/>
@@ -15744,7 +15766,7 @@
         </w:tc>
         <w:tc>
           <w:tcPr>
-            <w:tcW w:w="3009" w:type="dxa"/>
+            <w:tcW w:w="4370" w:type="dxa"/>
             <w:tcBorders>
               <w:top w:val="single" w:sz="4" w:space="0" w:color="BFC7D1"/>
               <w:left w:val="single" w:sz="4" w:space="0" w:color="BFC7D1"/>
@@ -15781,7 +15803,7 @@
         </w:tc>
         <w:tc>
           <w:tcPr>
-            <w:tcW w:w="3009" w:type="dxa"/>
+            <w:tcW w:w="1913" w:type="dxa"/>
             <w:tcBorders>
               <w:top w:val="single" w:sz="4" w:space="0" w:color="BFC7D1"/>
               <w:left w:val="single" w:sz="4" w:space="0" w:color="BFC7D1"/>
@@ -15821,7 +15843,7 @@
         <w:trPr/>
         <w:tc>
           <w:tcPr>
-            <w:tcW w:w="3009" w:type="dxa"/>
+            <w:tcW w:w="2732" w:type="dxa"/>
             <w:tcBorders>
               <w:top w:val="single" w:sz="4" w:space="0" w:color="BFC7D1"/>
               <w:left w:val="single" w:sz="4" w:space="0" w:color="BFC7D1"/>
@@ -15858,7 +15880,7 @@
         </w:tc>
         <w:tc>
           <w:tcPr>
-            <w:tcW w:w="3009" w:type="dxa"/>
+            <w:tcW w:w="4370" w:type="dxa"/>
             <w:tcBorders>
               <w:top w:val="single" w:sz="4" w:space="0" w:color="BFC7D1"/>
               <w:left w:val="single" w:sz="4" w:space="0" w:color="BFC7D1"/>
@@ -15895,7 +15917,7 @@
         </w:tc>
         <w:tc>
           <w:tcPr>
-            <w:tcW w:w="3009" w:type="dxa"/>
+            <w:tcW w:w="1913" w:type="dxa"/>
             <w:tcBorders>
               <w:top w:val="single" w:sz="4" w:space="0" w:color="BFC7D1"/>
               <w:left w:val="single" w:sz="4" w:space="0" w:color="BFC7D1"/>
@@ -15935,7 +15957,7 @@
         <w:trPr/>
         <w:tc>
           <w:tcPr>
-            <w:tcW w:w="3009" w:type="dxa"/>
+            <w:tcW w:w="2732" w:type="dxa"/>
             <w:tcBorders>
               <w:top w:val="single" w:sz="4" w:space="0" w:color="BFC7D1"/>
               <w:left w:val="single" w:sz="4" w:space="0" w:color="BFC7D1"/>
@@ -15972,7 +15994,7 @@
         </w:tc>
         <w:tc>
           <w:tcPr>
-            <w:tcW w:w="3009" w:type="dxa"/>
+            <w:tcW w:w="4370" w:type="dxa"/>
             <w:tcBorders>
               <w:top w:val="single" w:sz="4" w:space="0" w:color="BFC7D1"/>
               <w:left w:val="single" w:sz="4" w:space="0" w:color="BFC7D1"/>
@@ -16009,7 +16031,7 @@
         </w:tc>
         <w:tc>
           <w:tcPr>
-            <w:tcW w:w="3009" w:type="dxa"/>
+            <w:tcW w:w="1913" w:type="dxa"/>
             <w:tcBorders>
               <w:top w:val="single" w:sz="4" w:space="0" w:color="BFC7D1"/>
               <w:left w:val="single" w:sz="4" w:space="0" w:color="BFC7D1"/>
@@ -16049,7 +16071,7 @@
         <w:trPr/>
         <w:tc>
           <w:tcPr>
-            <w:tcW w:w="3009" w:type="dxa"/>
+            <w:tcW w:w="2732" w:type="dxa"/>
             <w:tcBorders>
               <w:top w:val="single" w:sz="4" w:space="0" w:color="BFC7D1"/>
               <w:left w:val="single" w:sz="4" w:space="0" w:color="BFC7D1"/>
@@ -16086,7 +16108,7 @@
         </w:tc>
         <w:tc>
           <w:tcPr>
-            <w:tcW w:w="3009" w:type="dxa"/>
+            <w:tcW w:w="4370" w:type="dxa"/>
             <w:tcBorders>
               <w:top w:val="single" w:sz="4" w:space="0" w:color="BFC7D1"/>
               <w:left w:val="single" w:sz="4" w:space="0" w:color="BFC7D1"/>
@@ -16123,7 +16145,7 @@
         </w:tc>
         <w:tc>
           <w:tcPr>
-            <w:tcW w:w="3009" w:type="dxa"/>
+            <w:tcW w:w="1913" w:type="dxa"/>
             <w:tcBorders>
               <w:top w:val="single" w:sz="4" w:space="0" w:color="BFC7D1"/>
               <w:left w:val="single" w:sz="4" w:space="0" w:color="BFC7D1"/>
@@ -16163,7 +16185,7 @@
         <w:trPr/>
         <w:tc>
           <w:tcPr>
-            <w:tcW w:w="3009" w:type="dxa"/>
+            <w:tcW w:w="2732" w:type="dxa"/>
             <w:tcBorders>
               <w:top w:val="single" w:sz="4" w:space="0" w:color="BFC7D1"/>
               <w:left w:val="single" w:sz="4" w:space="0" w:color="BFC7D1"/>
@@ -16200,7 +16222,7 @@
         </w:tc>
         <w:tc>
           <w:tcPr>
-            <w:tcW w:w="3009" w:type="dxa"/>
+            <w:tcW w:w="4370" w:type="dxa"/>
             <w:tcBorders>
               <w:top w:val="single" w:sz="4" w:space="0" w:color="BFC7D1"/>
               <w:left w:val="single" w:sz="4" w:space="0" w:color="BFC7D1"/>
@@ -16237,7 +16259,7 @@
         </w:tc>
         <w:tc>
           <w:tcPr>
-            <w:tcW w:w="3009" w:type="dxa"/>
+            <w:tcW w:w="1913" w:type="dxa"/>
             <w:tcBorders>
               <w:top w:val="single" w:sz="4" w:space="0" w:color="BFC7D1"/>
               <w:left w:val="single" w:sz="4" w:space="0" w:color="BFC7D1"/>
@@ -16277,7 +16299,7 @@
         <w:trPr/>
         <w:tc>
           <w:tcPr>
-            <w:tcW w:w="3009" w:type="dxa"/>
+            <w:tcW w:w="2732" w:type="dxa"/>
             <w:tcBorders>
               <w:top w:val="single" w:sz="4" w:space="0" w:color="BFC7D1"/>
               <w:left w:val="single" w:sz="4" w:space="0" w:color="BFC7D1"/>
@@ -16314,7 +16336,7 @@
         </w:tc>
         <w:tc>
           <w:tcPr>
-            <w:tcW w:w="3009" w:type="dxa"/>
+            <w:tcW w:w="4370" w:type="dxa"/>
             <w:tcBorders>
               <w:top w:val="single" w:sz="4" w:space="0" w:color="BFC7D1"/>
               <w:left w:val="single" w:sz="4" w:space="0" w:color="BFC7D1"/>
@@ -16351,7 +16373,7 @@
         </w:tc>
         <w:tc>
           <w:tcPr>
-            <w:tcW w:w="3009" w:type="dxa"/>
+            <w:tcW w:w="1913" w:type="dxa"/>
             <w:tcBorders>
               <w:top w:val="single" w:sz="4" w:space="0" w:color="BFC7D1"/>
               <w:left w:val="single" w:sz="4" w:space="0" w:color="BFC7D1"/>
@@ -16391,7 +16413,7 @@
         <w:trPr/>
         <w:tc>
           <w:tcPr>
-            <w:tcW w:w="3009" w:type="dxa"/>
+            <w:tcW w:w="2732" w:type="dxa"/>
             <w:tcBorders>
               <w:top w:val="single" w:sz="4" w:space="0" w:color="BFC7D1"/>
               <w:left w:val="single" w:sz="4" w:space="0" w:color="BFC7D1"/>
@@ -16428,7 +16450,7 @@
         </w:tc>
         <w:tc>
           <w:tcPr>
-            <w:tcW w:w="3009" w:type="dxa"/>
+            <w:tcW w:w="4370" w:type="dxa"/>
             <w:tcBorders>
               <w:top w:val="single" w:sz="4" w:space="0" w:color="BFC7D1"/>
               <w:left w:val="single" w:sz="4" w:space="0" w:color="BFC7D1"/>
@@ -16465,7 +16487,7 @@
         </w:tc>
         <w:tc>
           <w:tcPr>
-            <w:tcW w:w="3009" w:type="dxa"/>
+            <w:tcW w:w="1913" w:type="dxa"/>
             <w:tcBorders>
               <w:top w:val="single" w:sz="4" w:space="0" w:color="BFC7D1"/>
               <w:left w:val="single" w:sz="4" w:space="0" w:color="BFC7D1"/>
@@ -16505,7 +16527,7 @@
         <w:trPr/>
         <w:tc>
           <w:tcPr>
-            <w:tcW w:w="3009" w:type="dxa"/>
+            <w:tcW w:w="2732" w:type="dxa"/>
             <w:tcBorders>
               <w:top w:val="single" w:sz="4" w:space="0" w:color="BFC7D1"/>
               <w:left w:val="single" w:sz="4" w:space="0" w:color="BFC7D1"/>
@@ -16542,7 +16564,7 @@
         </w:tc>
         <w:tc>
           <w:tcPr>
-            <w:tcW w:w="3009" w:type="dxa"/>
+            <w:tcW w:w="4370" w:type="dxa"/>
             <w:tcBorders>
               <w:top w:val="single" w:sz="4" w:space="0" w:color="BFC7D1"/>
               <w:left w:val="single" w:sz="4" w:space="0" w:color="BFC7D1"/>
@@ -16579,7 +16601,7 @@
         </w:tc>
         <w:tc>
           <w:tcPr>
-            <w:tcW w:w="3009" w:type="dxa"/>
+            <w:tcW w:w="1913" w:type="dxa"/>
             <w:tcBorders>
               <w:top w:val="single" w:sz="4" w:space="0" w:color="BFC7D1"/>
               <w:left w:val="single" w:sz="4" w:space="0" w:color="BFC7D1"/>
@@ -16619,7 +16641,7 @@
         <w:trPr/>
         <w:tc>
           <w:tcPr>
-            <w:tcW w:w="3009" w:type="dxa"/>
+            <w:tcW w:w="2732" w:type="dxa"/>
             <w:tcBorders>
               <w:top w:val="single" w:sz="4" w:space="0" w:color="BFC7D1"/>
               <w:left w:val="single" w:sz="4" w:space="0" w:color="BFC7D1"/>
@@ -16656,7 +16678,7 @@
         </w:tc>
         <w:tc>
           <w:tcPr>
-            <w:tcW w:w="3009" w:type="dxa"/>
+            <w:tcW w:w="4370" w:type="dxa"/>
             <w:tcBorders>
               <w:top w:val="single" w:sz="4" w:space="0" w:color="BFC7D1"/>
               <w:left w:val="single" w:sz="4" w:space="0" w:color="BFC7D1"/>
@@ -16693,7 +16715,7 @@
         </w:tc>
         <w:tc>
           <w:tcPr>
-            <w:tcW w:w="3009" w:type="dxa"/>
+            <w:tcW w:w="1913" w:type="dxa"/>
             <w:tcBorders>
               <w:top w:val="single" w:sz="4" w:space="0" w:color="BFC7D1"/>
               <w:left w:val="single" w:sz="4" w:space="0" w:color="BFC7D1"/>
@@ -16748,7 +16770,7 @@
         <w:pStyle w:val="Heading1"/>
         <w:rPr/>
       </w:pPr>
-      <w:bookmarkStart w:id="38" w:name="__RefHeading___Toc3422_3138101934"/>
+      <w:bookmarkStart w:id="38" w:name="__RefHeading___Toc78768_4195859891"/>
       <w:bookmarkEnd w:id="38"/>
       <w:r>
         <w:rPr>
@@ -16863,7 +16885,7 @@
         <w:pStyle w:val="Heading1"/>
         <w:rPr/>
       </w:pPr>
-      <w:bookmarkStart w:id="39" w:name="__RefHeading___Toc3424_3138101934"/>
+      <w:bookmarkStart w:id="39" w:name="__RefHeading___Toc78770_4195859891"/>
       <w:bookmarkEnd w:id="39"/>
       <w:r>
         <w:rPr>
@@ -16893,7 +16915,7 @@
     <w:tbl>
       <w:tblPr>
         <w:tblStyle w:val="TableGrid"/>
-        <w:tblW w:w="9026" w:type="dxa"/>
+        <w:tblW w:w="9014" w:type="dxa"/>
         <w:jc w:val="left"/>
         <w:tblInd w:w="0" w:type="dxa"/>
         <w:tblLayout w:type="fixed"/>
@@ -16906,8 +16928,8 @@
         <w:tblLook w:val="04a0" w:noHBand="0" w:noVBand="1" w:firstColumn="1" w:lastRow="0" w:lastColumn="0" w:firstRow="1"/>
       </w:tblPr>
       <w:tblGrid>
-        <w:gridCol w:w="4513"/>
-        <w:gridCol w:w="4512"/>
+        <w:gridCol w:w="4507"/>
+        <w:gridCol w:w="4506"/>
       </w:tblGrid>
       <w:tr>
         <w:trPr>
@@ -16915,7 +16937,7 @@
         </w:trPr>
         <w:tc>
           <w:tcPr>
-            <w:tcW w:w="4513" w:type="dxa"/>
+            <w:tcW w:w="4507" w:type="dxa"/>
             <w:tcBorders>
               <w:top w:val="single" w:sz="4" w:space="0" w:color="BFC7D1"/>
               <w:left w:val="single" w:sz="4" w:space="0" w:color="BFC7D1"/>
@@ -16954,7 +16976,7 @@
         </w:tc>
         <w:tc>
           <w:tcPr>
-            <w:tcW w:w="4512" w:type="dxa"/>
+            <w:tcW w:w="4506" w:type="dxa"/>
             <w:tcBorders>
               <w:top w:val="single" w:sz="4" w:space="0" w:color="BFC7D1"/>
               <w:left w:val="single" w:sz="4" w:space="0" w:color="BFC7D1"/>
@@ -16996,7 +17018,7 @@
         <w:trPr/>
         <w:tc>
           <w:tcPr>
-            <w:tcW w:w="4513" w:type="dxa"/>
+            <w:tcW w:w="4507" w:type="dxa"/>
             <w:tcBorders>
               <w:top w:val="single" w:sz="4" w:space="0" w:color="BFC7D1"/>
               <w:left w:val="single" w:sz="4" w:space="0" w:color="BFC7D1"/>
@@ -17033,7 +17055,7 @@
         </w:tc>
         <w:tc>
           <w:tcPr>
-            <w:tcW w:w="4512" w:type="dxa"/>
+            <w:tcW w:w="4506" w:type="dxa"/>
             <w:tcBorders>
               <w:top w:val="single" w:sz="4" w:space="0" w:color="BFC7D1"/>
               <w:left w:val="single" w:sz="4" w:space="0" w:color="BFC7D1"/>
@@ -17073,7 +17095,7 @@
         <w:trPr/>
         <w:tc>
           <w:tcPr>
-            <w:tcW w:w="4513" w:type="dxa"/>
+            <w:tcW w:w="4507" w:type="dxa"/>
             <w:tcBorders>
               <w:top w:val="single" w:sz="4" w:space="0" w:color="BFC7D1"/>
               <w:left w:val="single" w:sz="4" w:space="0" w:color="BFC7D1"/>
@@ -17110,7 +17132,7 @@
         </w:tc>
         <w:tc>
           <w:tcPr>
-            <w:tcW w:w="4512" w:type="dxa"/>
+            <w:tcW w:w="4506" w:type="dxa"/>
             <w:tcBorders>
               <w:top w:val="single" w:sz="4" w:space="0" w:color="BFC7D1"/>
               <w:left w:val="single" w:sz="4" w:space="0" w:color="BFC7D1"/>
@@ -17150,7 +17172,7 @@
         <w:trPr/>
         <w:tc>
           <w:tcPr>
-            <w:tcW w:w="4513" w:type="dxa"/>
+            <w:tcW w:w="4507" w:type="dxa"/>
             <w:tcBorders>
               <w:top w:val="single" w:sz="4" w:space="0" w:color="BFC7D1"/>
               <w:left w:val="single" w:sz="4" w:space="0" w:color="BFC7D1"/>
@@ -17187,7 +17209,7 @@
         </w:tc>
         <w:tc>
           <w:tcPr>
-            <w:tcW w:w="4512" w:type="dxa"/>
+            <w:tcW w:w="4506" w:type="dxa"/>
             <w:tcBorders>
               <w:top w:val="single" w:sz="4" w:space="0" w:color="BFC7D1"/>
               <w:left w:val="single" w:sz="4" w:space="0" w:color="BFC7D1"/>
@@ -17227,7 +17249,7 @@
         <w:trPr/>
         <w:tc>
           <w:tcPr>
-            <w:tcW w:w="4513" w:type="dxa"/>
+            <w:tcW w:w="4507" w:type="dxa"/>
             <w:tcBorders>
               <w:top w:val="single" w:sz="4" w:space="0" w:color="BFC7D1"/>
               <w:left w:val="single" w:sz="4" w:space="0" w:color="BFC7D1"/>
@@ -17264,7 +17286,7 @@
         </w:tc>
         <w:tc>
           <w:tcPr>
-            <w:tcW w:w="4512" w:type="dxa"/>
+            <w:tcW w:w="4506" w:type="dxa"/>
             <w:tcBorders>
               <w:top w:val="single" w:sz="4" w:space="0" w:color="BFC7D1"/>
               <w:left w:val="single" w:sz="4" w:space="0" w:color="BFC7D1"/>
@@ -17304,7 +17326,7 @@
         <w:trPr/>
         <w:tc>
           <w:tcPr>
-            <w:tcW w:w="4513" w:type="dxa"/>
+            <w:tcW w:w="4507" w:type="dxa"/>
             <w:tcBorders>
               <w:top w:val="single" w:sz="4" w:space="0" w:color="BFC7D1"/>
               <w:left w:val="single" w:sz="4" w:space="0" w:color="BFC7D1"/>
@@ -17341,7 +17363,7 @@
         </w:tc>
         <w:tc>
           <w:tcPr>
-            <w:tcW w:w="4512" w:type="dxa"/>
+            <w:tcW w:w="4506" w:type="dxa"/>
             <w:tcBorders>
               <w:top w:val="single" w:sz="4" w:space="0" w:color="BFC7D1"/>
               <w:left w:val="single" w:sz="4" w:space="0" w:color="BFC7D1"/>
@@ -17381,7 +17403,7 @@
         <w:trPr/>
         <w:tc>
           <w:tcPr>
-            <w:tcW w:w="4513" w:type="dxa"/>
+            <w:tcW w:w="4507" w:type="dxa"/>
             <w:tcBorders>
               <w:top w:val="single" w:sz="4" w:space="0" w:color="BFC7D1"/>
               <w:left w:val="single" w:sz="4" w:space="0" w:color="BFC7D1"/>
@@ -17418,7 +17440,7 @@
         </w:tc>
         <w:tc>
           <w:tcPr>
-            <w:tcW w:w="4512" w:type="dxa"/>
+            <w:tcW w:w="4506" w:type="dxa"/>
             <w:tcBorders>
               <w:top w:val="single" w:sz="4" w:space="0" w:color="BFC7D1"/>
               <w:left w:val="single" w:sz="4" w:space="0" w:color="BFC7D1"/>
@@ -17458,7 +17480,7 @@
         <w:trPr/>
         <w:tc>
           <w:tcPr>
-            <w:tcW w:w="4513" w:type="dxa"/>
+            <w:tcW w:w="4507" w:type="dxa"/>
             <w:tcBorders>
               <w:top w:val="single" w:sz="4" w:space="0" w:color="BFC7D1"/>
               <w:left w:val="single" w:sz="4" w:space="0" w:color="BFC7D1"/>
@@ -17495,7 +17517,7 @@
         </w:tc>
         <w:tc>
           <w:tcPr>
-            <w:tcW w:w="4512" w:type="dxa"/>
+            <w:tcW w:w="4506" w:type="dxa"/>
             <w:tcBorders>
               <w:top w:val="single" w:sz="4" w:space="0" w:color="BFC7D1"/>
               <w:left w:val="single" w:sz="4" w:space="0" w:color="BFC7D1"/>
@@ -17535,7 +17557,7 @@
         <w:trPr/>
         <w:tc>
           <w:tcPr>
-            <w:tcW w:w="4513" w:type="dxa"/>
+            <w:tcW w:w="4507" w:type="dxa"/>
             <w:tcBorders>
               <w:top w:val="single" w:sz="4" w:space="0" w:color="BFC7D1"/>
               <w:left w:val="single" w:sz="4" w:space="0" w:color="BFC7D1"/>
@@ -17572,7 +17594,7 @@
         </w:tc>
         <w:tc>
           <w:tcPr>
-            <w:tcW w:w="4512" w:type="dxa"/>
+            <w:tcW w:w="4506" w:type="dxa"/>
             <w:tcBorders>
               <w:top w:val="single" w:sz="4" w:space="0" w:color="BFC7D1"/>
               <w:left w:val="single" w:sz="4" w:space="0" w:color="BFC7D1"/>
@@ -17612,7 +17634,7 @@
         <w:trPr/>
         <w:tc>
           <w:tcPr>
-            <w:tcW w:w="4513" w:type="dxa"/>
+            <w:tcW w:w="4507" w:type="dxa"/>
             <w:tcBorders>
               <w:top w:val="single" w:sz="4" w:space="0" w:color="BFC7D1"/>
               <w:left w:val="single" w:sz="4" w:space="0" w:color="BFC7D1"/>
@@ -17649,7 +17671,7 @@
         </w:tc>
         <w:tc>
           <w:tcPr>
-            <w:tcW w:w="4512" w:type="dxa"/>
+            <w:tcW w:w="4506" w:type="dxa"/>
             <w:tcBorders>
               <w:top w:val="single" w:sz="4" w:space="0" w:color="BFC7D1"/>
               <w:left w:val="single" w:sz="4" w:space="0" w:color="BFC7D1"/>
@@ -17719,7 +17741,7 @@
         <w:pStyle w:val="Heading1"/>
         <w:rPr/>
       </w:pPr>
-      <w:bookmarkStart w:id="40" w:name="__RefHeading___Toc3426_3138101934"/>
+      <w:bookmarkStart w:id="40" w:name="__RefHeading___Toc78772_4195859891"/>
       <w:bookmarkEnd w:id="40"/>
       <w:r>
         <w:rPr>
@@ -17749,7 +17771,7 @@
     <w:tbl>
       <w:tblPr>
         <w:tblStyle w:val="TableGrid"/>
-        <w:tblW w:w="9026" w:type="dxa"/>
+        <w:tblW w:w="9014" w:type="dxa"/>
         <w:jc w:val="left"/>
         <w:tblInd w:w="0" w:type="dxa"/>
         <w:tblLayout w:type="fixed"/>
@@ -17762,8 +17784,8 @@
         <w:tblLook w:val="04a0" w:noHBand="0" w:noVBand="1" w:firstColumn="1" w:lastRow="0" w:lastColumn="0" w:firstRow="1"/>
       </w:tblPr>
       <w:tblGrid>
-        <w:gridCol w:w="4513"/>
-        <w:gridCol w:w="4512"/>
+        <w:gridCol w:w="2651"/>
+        <w:gridCol w:w="6362"/>
       </w:tblGrid>
       <w:tr>
         <w:trPr>
@@ -17771,7 +17793,7 @@
         </w:trPr>
         <w:tc>
           <w:tcPr>
-            <w:tcW w:w="4513" w:type="dxa"/>
+            <w:tcW w:w="2651" w:type="dxa"/>
             <w:tcBorders>
               <w:top w:val="single" w:sz="4" w:space="0" w:color="BFC7D1"/>
               <w:left w:val="single" w:sz="4" w:space="0" w:color="BFC7D1"/>
@@ -17810,7 +17832,7 @@
         </w:tc>
         <w:tc>
           <w:tcPr>
-            <w:tcW w:w="4512" w:type="dxa"/>
+            <w:tcW w:w="6362" w:type="dxa"/>
             <w:tcBorders>
               <w:top w:val="single" w:sz="4" w:space="0" w:color="BFC7D1"/>
               <w:left w:val="single" w:sz="4" w:space="0" w:color="BFC7D1"/>
@@ -17852,7 +17874,7 @@
         <w:trPr/>
         <w:tc>
           <w:tcPr>
-            <w:tcW w:w="4513" w:type="dxa"/>
+            <w:tcW w:w="2651" w:type="dxa"/>
             <w:tcBorders>
               <w:top w:val="single" w:sz="4" w:space="0" w:color="BFC7D1"/>
               <w:left w:val="single" w:sz="4" w:space="0" w:color="BFC7D1"/>
@@ -17889,7 +17911,7 @@
         </w:tc>
         <w:tc>
           <w:tcPr>
-            <w:tcW w:w="4512" w:type="dxa"/>
+            <w:tcW w:w="6362" w:type="dxa"/>
             <w:tcBorders>
               <w:top w:val="single" w:sz="4" w:space="0" w:color="BFC7D1"/>
               <w:left w:val="single" w:sz="4" w:space="0" w:color="BFC7D1"/>
@@ -17929,7 +17951,7 @@
         <w:trPr/>
         <w:tc>
           <w:tcPr>
-            <w:tcW w:w="4513" w:type="dxa"/>
+            <w:tcW w:w="2651" w:type="dxa"/>
             <w:tcBorders>
               <w:top w:val="single" w:sz="4" w:space="0" w:color="BFC7D1"/>
               <w:left w:val="single" w:sz="4" w:space="0" w:color="BFC7D1"/>
@@ -17966,7 +17988,7 @@
         </w:tc>
         <w:tc>
           <w:tcPr>
-            <w:tcW w:w="4512" w:type="dxa"/>
+            <w:tcW w:w="6362" w:type="dxa"/>
             <w:tcBorders>
               <w:top w:val="single" w:sz="4" w:space="0" w:color="BFC7D1"/>
               <w:left w:val="single" w:sz="4" w:space="0" w:color="BFC7D1"/>
@@ -18006,7 +18028,7 @@
         <w:trPr/>
         <w:tc>
           <w:tcPr>
-            <w:tcW w:w="4513" w:type="dxa"/>
+            <w:tcW w:w="2651" w:type="dxa"/>
             <w:tcBorders>
               <w:top w:val="single" w:sz="4" w:space="0" w:color="BFC7D1"/>
               <w:left w:val="single" w:sz="4" w:space="0" w:color="BFC7D1"/>
@@ -18043,7 +18065,7 @@
         </w:tc>
         <w:tc>
           <w:tcPr>
-            <w:tcW w:w="4512" w:type="dxa"/>
+            <w:tcW w:w="6362" w:type="dxa"/>
             <w:tcBorders>
               <w:top w:val="single" w:sz="4" w:space="0" w:color="BFC7D1"/>
               <w:left w:val="single" w:sz="4" w:space="0" w:color="BFC7D1"/>
@@ -18105,7 +18127,7 @@
         <w:trPr/>
         <w:tc>
           <w:tcPr>
-            <w:tcW w:w="4513" w:type="dxa"/>
+            <w:tcW w:w="2651" w:type="dxa"/>
             <w:tcBorders>
               <w:top w:val="single" w:sz="4" w:space="0" w:color="BFC7D1"/>
               <w:left w:val="single" w:sz="4" w:space="0" w:color="BFC7D1"/>
@@ -18142,7 +18164,7 @@
         </w:tc>
         <w:tc>
           <w:tcPr>
-            <w:tcW w:w="4512" w:type="dxa"/>
+            <w:tcW w:w="6362" w:type="dxa"/>
             <w:tcBorders>
               <w:top w:val="single" w:sz="4" w:space="0" w:color="BFC7D1"/>
               <w:left w:val="single" w:sz="4" w:space="0" w:color="BFC7D1"/>
@@ -18182,7 +18204,7 @@
         <w:trPr/>
         <w:tc>
           <w:tcPr>
-            <w:tcW w:w="4513" w:type="dxa"/>
+            <w:tcW w:w="2651" w:type="dxa"/>
             <w:tcBorders>
               <w:top w:val="single" w:sz="4" w:space="0" w:color="BFC7D1"/>
               <w:left w:val="single" w:sz="4" w:space="0" w:color="BFC7D1"/>
@@ -18219,7 +18241,7 @@
         </w:tc>
         <w:tc>
           <w:tcPr>
-            <w:tcW w:w="4512" w:type="dxa"/>
+            <w:tcW w:w="6362" w:type="dxa"/>
             <w:tcBorders>
               <w:top w:val="single" w:sz="4" w:space="0" w:color="BFC7D1"/>
               <w:left w:val="single" w:sz="4" w:space="0" w:color="BFC7D1"/>
@@ -18259,7 +18281,7 @@
         <w:trPr/>
         <w:tc>
           <w:tcPr>
-            <w:tcW w:w="4513" w:type="dxa"/>
+            <w:tcW w:w="2651" w:type="dxa"/>
             <w:tcBorders>
               <w:top w:val="single" w:sz="4" w:space="0" w:color="BFC7D1"/>
               <w:left w:val="single" w:sz="4" w:space="0" w:color="BFC7D1"/>
@@ -18296,7 +18318,7 @@
         </w:tc>
         <w:tc>
           <w:tcPr>
-            <w:tcW w:w="4512" w:type="dxa"/>
+            <w:tcW w:w="6362" w:type="dxa"/>
             <w:tcBorders>
               <w:top w:val="single" w:sz="4" w:space="0" w:color="BFC7D1"/>
               <w:left w:val="single" w:sz="4" w:space="0" w:color="BFC7D1"/>
@@ -18336,7 +18358,7 @@
         <w:trPr/>
         <w:tc>
           <w:tcPr>
-            <w:tcW w:w="4513" w:type="dxa"/>
+            <w:tcW w:w="2651" w:type="dxa"/>
             <w:tcBorders>
               <w:top w:val="single" w:sz="4" w:space="0" w:color="BFC7D1"/>
               <w:left w:val="single" w:sz="4" w:space="0" w:color="BFC7D1"/>
@@ -18373,7 +18395,7 @@
         </w:tc>
         <w:tc>
           <w:tcPr>
-            <w:tcW w:w="4512" w:type="dxa"/>
+            <w:tcW w:w="6362" w:type="dxa"/>
             <w:tcBorders>
               <w:top w:val="single" w:sz="4" w:space="0" w:color="BFC7D1"/>
               <w:left w:val="single" w:sz="4" w:space="0" w:color="BFC7D1"/>
@@ -18413,7 +18435,7 @@
         <w:trPr/>
         <w:tc>
           <w:tcPr>
-            <w:tcW w:w="4513" w:type="dxa"/>
+            <w:tcW w:w="2651" w:type="dxa"/>
             <w:tcBorders>
               <w:top w:val="single" w:sz="4" w:space="0" w:color="BFC7D1"/>
               <w:left w:val="single" w:sz="4" w:space="0" w:color="BFC7D1"/>
@@ -18450,7 +18472,7 @@
         </w:tc>
         <w:tc>
           <w:tcPr>
-            <w:tcW w:w="4512" w:type="dxa"/>
+            <w:tcW w:w="6362" w:type="dxa"/>
             <w:tcBorders>
               <w:top w:val="single" w:sz="4" w:space="0" w:color="BFC7D1"/>
               <w:left w:val="single" w:sz="4" w:space="0" w:color="BFC7D1"/>
@@ -18490,7 +18512,7 @@
         <w:trPr/>
         <w:tc>
           <w:tcPr>
-            <w:tcW w:w="4513" w:type="dxa"/>
+            <w:tcW w:w="2651" w:type="dxa"/>
             <w:tcBorders>
               <w:top w:val="single" w:sz="4" w:space="0" w:color="BFC7D1"/>
               <w:left w:val="single" w:sz="4" w:space="0" w:color="BFC7D1"/>
@@ -18527,7 +18549,7 @@
         </w:tc>
         <w:tc>
           <w:tcPr>
-            <w:tcW w:w="4512" w:type="dxa"/>
+            <w:tcW w:w="6362" w:type="dxa"/>
             <w:tcBorders>
               <w:top w:val="single" w:sz="4" w:space="0" w:color="BFC7D1"/>
               <w:left w:val="single" w:sz="4" w:space="0" w:color="BFC7D1"/>
@@ -18597,7 +18619,7 @@
         <w:pStyle w:val="Heading1"/>
         <w:rPr/>
       </w:pPr>
-      <w:bookmarkStart w:id="41" w:name="__RefHeading___Toc3428_3138101934"/>
+      <w:bookmarkStart w:id="41" w:name="__RefHeading___Toc78774_4195859891"/>
       <w:bookmarkEnd w:id="41"/>
       <w:r>
         <w:rPr>
@@ -18614,7 +18636,7 @@
         <w:pStyle w:val="Heading2"/>
         <w:rPr/>
       </w:pPr>
-      <w:bookmarkStart w:id="42" w:name="__RefHeading___Toc3430_3138101934"/>
+      <w:bookmarkStart w:id="42" w:name="__RefHeading___Toc78776_4195859891"/>
       <w:bookmarkEnd w:id="42"/>
       <w:r>
         <w:rPr>
@@ -18771,7 +18793,7 @@
         <w:pStyle w:val="Heading2"/>
         <w:rPr/>
       </w:pPr>
-      <w:bookmarkStart w:id="43" w:name="__RefHeading___Toc3432_3138101934"/>
+      <w:bookmarkStart w:id="43" w:name="__RefHeading___Toc78778_4195859891"/>
       <w:bookmarkEnd w:id="43"/>
       <w:r>
         <w:rPr>
@@ -19014,7 +19036,7 @@
         <w:pStyle w:val="Heading2"/>
         <w:rPr/>
       </w:pPr>
-      <w:bookmarkStart w:id="44" w:name="__RefHeading___Toc3434_3138101934"/>
+      <w:bookmarkStart w:id="44" w:name="__RefHeading___Toc78780_4195859891"/>
       <w:bookmarkEnd w:id="44"/>
       <w:r>
         <w:rPr>
@@ -19029,7 +19051,7 @@
     <w:tbl>
       <w:tblPr>
         <w:tblStyle w:val="TableGrid"/>
-        <w:tblW w:w="9027" w:type="dxa"/>
+        <w:tblW w:w="9014" w:type="dxa"/>
         <w:jc w:val="left"/>
         <w:tblInd w:w="0" w:type="dxa"/>
         <w:tblLayout w:type="fixed"/>
@@ -19042,9 +19064,9 @@
         <w:tblLook w:val="04a0" w:noHBand="0" w:noVBand="1" w:firstColumn="1" w:lastRow="0" w:lastColumn="0" w:firstRow="1"/>
       </w:tblPr>
       <w:tblGrid>
-        <w:gridCol w:w="3009"/>
-        <w:gridCol w:w="3009"/>
-        <w:gridCol w:w="3009"/>
+        <w:gridCol w:w="2507"/>
+        <w:gridCol w:w="3253"/>
+        <w:gridCol w:w="3254"/>
       </w:tblGrid>
       <w:tr>
         <w:trPr>
@@ -19052,7 +19074,7 @@
         </w:trPr>
         <w:tc>
           <w:tcPr>
-            <w:tcW w:w="3009" w:type="dxa"/>
+            <w:tcW w:w="2507" w:type="dxa"/>
             <w:tcBorders>
               <w:top w:val="single" w:sz="4" w:space="0" w:color="BFC7D1"/>
               <w:left w:val="single" w:sz="4" w:space="0" w:color="BFC7D1"/>
@@ -19091,7 +19113,7 @@
         </w:tc>
         <w:tc>
           <w:tcPr>
-            <w:tcW w:w="3009" w:type="dxa"/>
+            <w:tcW w:w="3253" w:type="dxa"/>
             <w:tcBorders>
               <w:top w:val="single" w:sz="4" w:space="0" w:color="BFC7D1"/>
               <w:left w:val="single" w:sz="4" w:space="0" w:color="BFC7D1"/>
@@ -19130,7 +19152,7 @@
         </w:tc>
         <w:tc>
           <w:tcPr>
-            <w:tcW w:w="3009" w:type="dxa"/>
+            <w:tcW w:w="3254" w:type="dxa"/>
             <w:tcBorders>
               <w:top w:val="single" w:sz="4" w:space="0" w:color="BFC7D1"/>
               <w:left w:val="single" w:sz="4" w:space="0" w:color="BFC7D1"/>
@@ -19172,7 +19194,7 @@
         <w:trPr/>
         <w:tc>
           <w:tcPr>
-            <w:tcW w:w="3009" w:type="dxa"/>
+            <w:tcW w:w="2507" w:type="dxa"/>
             <w:tcBorders>
               <w:top w:val="single" w:sz="4" w:space="0" w:color="BFC7D1"/>
               <w:left w:val="single" w:sz="4" w:space="0" w:color="BFC7D1"/>
@@ -19209,7 +19231,7 @@
         </w:tc>
         <w:tc>
           <w:tcPr>
-            <w:tcW w:w="3009" w:type="dxa"/>
+            <w:tcW w:w="3253" w:type="dxa"/>
             <w:tcBorders>
               <w:top w:val="single" w:sz="4" w:space="0" w:color="BFC7D1"/>
               <w:left w:val="single" w:sz="4" w:space="0" w:color="BFC7D1"/>
@@ -19268,7 +19290,7 @@
         </w:tc>
         <w:tc>
           <w:tcPr>
-            <w:tcW w:w="3009" w:type="dxa"/>
+            <w:tcW w:w="3254" w:type="dxa"/>
             <w:tcBorders>
               <w:top w:val="single" w:sz="4" w:space="0" w:color="BFC7D1"/>
               <w:left w:val="single" w:sz="4" w:space="0" w:color="BFC7D1"/>
@@ -19308,7 +19330,7 @@
         <w:trPr/>
         <w:tc>
           <w:tcPr>
-            <w:tcW w:w="3009" w:type="dxa"/>
+            <w:tcW w:w="2507" w:type="dxa"/>
             <w:tcBorders>
               <w:top w:val="single" w:sz="4" w:space="0" w:color="BFC7D1"/>
               <w:left w:val="single" w:sz="4" w:space="0" w:color="BFC7D1"/>
@@ -19345,7 +19367,7 @@
         </w:tc>
         <w:tc>
           <w:tcPr>
-            <w:tcW w:w="3009" w:type="dxa"/>
+            <w:tcW w:w="3253" w:type="dxa"/>
             <w:tcBorders>
               <w:top w:val="single" w:sz="4" w:space="0" w:color="BFC7D1"/>
               <w:left w:val="single" w:sz="4" w:space="0" w:color="BFC7D1"/>
@@ -19382,7 +19404,7 @@
         </w:tc>
         <w:tc>
           <w:tcPr>
-            <w:tcW w:w="3009" w:type="dxa"/>
+            <w:tcW w:w="3254" w:type="dxa"/>
             <w:tcBorders>
               <w:top w:val="single" w:sz="4" w:space="0" w:color="BFC7D1"/>
               <w:left w:val="single" w:sz="4" w:space="0" w:color="BFC7D1"/>
@@ -19422,7 +19444,7 @@
         <w:trPr/>
         <w:tc>
           <w:tcPr>
-            <w:tcW w:w="3009" w:type="dxa"/>
+            <w:tcW w:w="2507" w:type="dxa"/>
             <w:tcBorders>
               <w:top w:val="single" w:sz="4" w:space="0" w:color="BFC7D1"/>
               <w:left w:val="single" w:sz="4" w:space="0" w:color="BFC7D1"/>
@@ -19459,7 +19481,7 @@
         </w:tc>
         <w:tc>
           <w:tcPr>
-            <w:tcW w:w="3009" w:type="dxa"/>
+            <w:tcW w:w="3253" w:type="dxa"/>
             <w:tcBorders>
               <w:top w:val="single" w:sz="4" w:space="0" w:color="BFC7D1"/>
               <w:left w:val="single" w:sz="4" w:space="0" w:color="BFC7D1"/>
@@ -19518,7 +19540,7 @@
         </w:tc>
         <w:tc>
           <w:tcPr>
-            <w:tcW w:w="3009" w:type="dxa"/>
+            <w:tcW w:w="3254" w:type="dxa"/>
             <w:tcBorders>
               <w:top w:val="single" w:sz="4" w:space="0" w:color="BFC7D1"/>
               <w:left w:val="single" w:sz="4" w:space="0" w:color="BFC7D1"/>
@@ -19558,7 +19580,7 @@
         <w:trPr/>
         <w:tc>
           <w:tcPr>
-            <w:tcW w:w="3009" w:type="dxa"/>
+            <w:tcW w:w="2507" w:type="dxa"/>
             <w:tcBorders>
               <w:top w:val="single" w:sz="4" w:space="0" w:color="BFC7D1"/>
               <w:left w:val="single" w:sz="4" w:space="0" w:color="BFC7D1"/>
@@ -19595,7 +19617,7 @@
         </w:tc>
         <w:tc>
           <w:tcPr>
-            <w:tcW w:w="3009" w:type="dxa"/>
+            <w:tcW w:w="3253" w:type="dxa"/>
             <w:tcBorders>
               <w:top w:val="single" w:sz="4" w:space="0" w:color="BFC7D1"/>
               <w:left w:val="single" w:sz="4" w:space="0" w:color="BFC7D1"/>
@@ -19632,7 +19654,7 @@
         </w:tc>
         <w:tc>
           <w:tcPr>
-            <w:tcW w:w="3009" w:type="dxa"/>
+            <w:tcW w:w="3254" w:type="dxa"/>
             <w:tcBorders>
               <w:top w:val="single" w:sz="4" w:space="0" w:color="BFC7D1"/>
               <w:left w:val="single" w:sz="4" w:space="0" w:color="BFC7D1"/>
@@ -19687,7 +19709,7 @@
         <w:pStyle w:val="Heading1"/>
         <w:rPr/>
       </w:pPr>
-      <w:bookmarkStart w:id="45" w:name="__RefHeading___Toc3436_3138101934"/>
+      <w:bookmarkStart w:id="45" w:name="__RefHeading___Toc78782_4195859891"/>
       <w:bookmarkEnd w:id="45"/>
       <w:r>
         <w:rPr>
@@ -19919,7 +19941,7 @@
         <w:pStyle w:val="Heading1"/>
         <w:rPr/>
       </w:pPr>
-      <w:bookmarkStart w:id="46" w:name="__RefHeading___Toc3438_3138101934"/>
+      <w:bookmarkStart w:id="46" w:name="__RefHeading___Toc78784_4195859891"/>
       <w:bookmarkEnd w:id="46"/>
       <w:r>
         <w:rPr>
@@ -19936,7 +19958,7 @@
         <w:pStyle w:val="Heading2"/>
         <w:rPr/>
       </w:pPr>
-      <w:bookmarkStart w:id="47" w:name="__RefHeading___Toc3440_3138101934"/>
+      <w:bookmarkStart w:id="47" w:name="__RefHeading___Toc78786_4195859891"/>
       <w:bookmarkEnd w:id="47"/>
       <w:r>
         <w:rPr>
@@ -20127,7 +20149,7 @@
         <w:pStyle w:val="Heading2"/>
         <w:rPr/>
       </w:pPr>
-      <w:bookmarkStart w:id="48" w:name="__RefHeading___Toc3442_3138101934"/>
+      <w:bookmarkStart w:id="48" w:name="__RefHeading___Toc78788_4195859891"/>
       <w:bookmarkEnd w:id="48"/>
       <w:r>
         <w:rPr>
@@ -20157,7 +20179,7 @@
     <w:tbl>
       <w:tblPr>
         <w:tblStyle w:val="TableGrid"/>
-        <w:tblW w:w="9027" w:type="dxa"/>
+        <w:tblW w:w="9014" w:type="dxa"/>
         <w:jc w:val="left"/>
         <w:tblInd w:w="0" w:type="dxa"/>
         <w:tblLayout w:type="fixed"/>
@@ -20170,9 +20192,9 @@
         <w:tblLook w:val="04a0" w:noHBand="0" w:noVBand="1" w:firstColumn="1" w:lastRow="0" w:lastColumn="0" w:firstRow="1"/>
       </w:tblPr>
       <w:tblGrid>
-        <w:gridCol w:w="3009"/>
-        <w:gridCol w:w="3009"/>
-        <w:gridCol w:w="3009"/>
+        <w:gridCol w:w="3407"/>
+        <w:gridCol w:w="2199"/>
+        <w:gridCol w:w="3408"/>
       </w:tblGrid>
       <w:tr>
         <w:trPr>
@@ -20180,7 +20202,7 @@
         </w:trPr>
         <w:tc>
           <w:tcPr>
-            <w:tcW w:w="3009" w:type="dxa"/>
+            <w:tcW w:w="3407" w:type="dxa"/>
             <w:tcBorders>
               <w:top w:val="single" w:sz="4" w:space="0" w:color="BFC7D1"/>
               <w:left w:val="single" w:sz="4" w:space="0" w:color="BFC7D1"/>
@@ -20219,7 +20241,7 @@
         </w:tc>
         <w:tc>
           <w:tcPr>
-            <w:tcW w:w="3009" w:type="dxa"/>
+            <w:tcW w:w="2199" w:type="dxa"/>
             <w:tcBorders>
               <w:top w:val="single" w:sz="4" w:space="0" w:color="BFC7D1"/>
               <w:left w:val="single" w:sz="4" w:space="0" w:color="BFC7D1"/>
@@ -20258,7 +20280,7 @@
         </w:tc>
         <w:tc>
           <w:tcPr>
-            <w:tcW w:w="3009" w:type="dxa"/>
+            <w:tcW w:w="3408" w:type="dxa"/>
             <w:tcBorders>
               <w:top w:val="single" w:sz="4" w:space="0" w:color="BFC7D1"/>
               <w:left w:val="single" w:sz="4" w:space="0" w:color="BFC7D1"/>
@@ -20300,7 +20322,7 @@
         <w:trPr/>
         <w:tc>
           <w:tcPr>
-            <w:tcW w:w="3009" w:type="dxa"/>
+            <w:tcW w:w="3407" w:type="dxa"/>
             <w:tcBorders>
               <w:top w:val="single" w:sz="4" w:space="0" w:color="BFC7D1"/>
               <w:left w:val="single" w:sz="4" w:space="0" w:color="BFC7D1"/>
@@ -20337,7 +20359,7 @@
         </w:tc>
         <w:tc>
           <w:tcPr>
-            <w:tcW w:w="3009" w:type="dxa"/>
+            <w:tcW w:w="2199" w:type="dxa"/>
             <w:tcBorders>
               <w:top w:val="single" w:sz="4" w:space="0" w:color="BFC7D1"/>
               <w:left w:val="single" w:sz="4" w:space="0" w:color="BFC7D1"/>
@@ -20374,7 +20396,7 @@
         </w:tc>
         <w:tc>
           <w:tcPr>
-            <w:tcW w:w="3009" w:type="dxa"/>
+            <w:tcW w:w="3408" w:type="dxa"/>
             <w:tcBorders>
               <w:top w:val="single" w:sz="4" w:space="0" w:color="BFC7D1"/>
               <w:left w:val="single" w:sz="4" w:space="0" w:color="BFC7D1"/>
@@ -20414,7 +20436,7 @@
         <w:trPr/>
         <w:tc>
           <w:tcPr>
-            <w:tcW w:w="3009" w:type="dxa"/>
+            <w:tcW w:w="3407" w:type="dxa"/>
             <w:tcBorders>
               <w:top w:val="single" w:sz="4" w:space="0" w:color="BFC7D1"/>
               <w:left w:val="single" w:sz="4" w:space="0" w:color="BFC7D1"/>
@@ -20451,7 +20473,7 @@
         </w:tc>
         <w:tc>
           <w:tcPr>
-            <w:tcW w:w="3009" w:type="dxa"/>
+            <w:tcW w:w="2199" w:type="dxa"/>
             <w:tcBorders>
               <w:top w:val="single" w:sz="4" w:space="0" w:color="BFC7D1"/>
               <w:left w:val="single" w:sz="4" w:space="0" w:color="BFC7D1"/>
@@ -20488,7 +20510,7 @@
         </w:tc>
         <w:tc>
           <w:tcPr>
-            <w:tcW w:w="3009" w:type="dxa"/>
+            <w:tcW w:w="3408" w:type="dxa"/>
             <w:tcBorders>
               <w:top w:val="single" w:sz="4" w:space="0" w:color="BFC7D1"/>
               <w:left w:val="single" w:sz="4" w:space="0" w:color="BFC7D1"/>
@@ -20528,7 +20550,7 @@
         <w:trPr/>
         <w:tc>
           <w:tcPr>
-            <w:tcW w:w="3009" w:type="dxa"/>
+            <w:tcW w:w="3407" w:type="dxa"/>
             <w:tcBorders>
               <w:top w:val="single" w:sz="4" w:space="0" w:color="BFC7D1"/>
               <w:left w:val="single" w:sz="4" w:space="0" w:color="BFC7D1"/>
@@ -20565,7 +20587,7 @@
         </w:tc>
         <w:tc>
           <w:tcPr>
-            <w:tcW w:w="3009" w:type="dxa"/>
+            <w:tcW w:w="2199" w:type="dxa"/>
             <w:tcBorders>
               <w:top w:val="single" w:sz="4" w:space="0" w:color="BFC7D1"/>
               <w:left w:val="single" w:sz="4" w:space="0" w:color="BFC7D1"/>
@@ -20602,7 +20624,7 @@
         </w:tc>
         <w:tc>
           <w:tcPr>
-            <w:tcW w:w="3009" w:type="dxa"/>
+            <w:tcW w:w="3408" w:type="dxa"/>
             <w:tcBorders>
               <w:top w:val="single" w:sz="4" w:space="0" w:color="BFC7D1"/>
               <w:left w:val="single" w:sz="4" w:space="0" w:color="BFC7D1"/>
@@ -20642,7 +20664,7 @@
         <w:trPr/>
         <w:tc>
           <w:tcPr>
-            <w:tcW w:w="3009" w:type="dxa"/>
+            <w:tcW w:w="3407" w:type="dxa"/>
             <w:tcBorders>
               <w:top w:val="single" w:sz="4" w:space="0" w:color="BFC7D1"/>
               <w:left w:val="single" w:sz="4" w:space="0" w:color="BFC7D1"/>
@@ -20679,7 +20701,7 @@
         </w:tc>
         <w:tc>
           <w:tcPr>
-            <w:tcW w:w="3009" w:type="dxa"/>
+            <w:tcW w:w="2199" w:type="dxa"/>
             <w:tcBorders>
               <w:top w:val="single" w:sz="4" w:space="0" w:color="BFC7D1"/>
               <w:left w:val="single" w:sz="4" w:space="0" w:color="BFC7D1"/>
@@ -20716,7 +20738,7 @@
         </w:tc>
         <w:tc>
           <w:tcPr>
-            <w:tcW w:w="3009" w:type="dxa"/>
+            <w:tcW w:w="3408" w:type="dxa"/>
             <w:tcBorders>
               <w:top w:val="single" w:sz="4" w:space="0" w:color="BFC7D1"/>
               <w:left w:val="single" w:sz="4" w:space="0" w:color="BFC7D1"/>
@@ -20756,7 +20778,7 @@
         <w:trPr/>
         <w:tc>
           <w:tcPr>
-            <w:tcW w:w="3009" w:type="dxa"/>
+            <w:tcW w:w="3407" w:type="dxa"/>
             <w:tcBorders>
               <w:top w:val="single" w:sz="4" w:space="0" w:color="BFC7D1"/>
               <w:left w:val="single" w:sz="4" w:space="0" w:color="BFC7D1"/>
@@ -20793,7 +20815,7 @@
         </w:tc>
         <w:tc>
           <w:tcPr>
-            <w:tcW w:w="3009" w:type="dxa"/>
+            <w:tcW w:w="2199" w:type="dxa"/>
             <w:tcBorders>
               <w:top w:val="single" w:sz="4" w:space="0" w:color="BFC7D1"/>
               <w:left w:val="single" w:sz="4" w:space="0" w:color="BFC7D1"/>
@@ -20830,7 +20852,7 @@
         </w:tc>
         <w:tc>
           <w:tcPr>
-            <w:tcW w:w="3009" w:type="dxa"/>
+            <w:tcW w:w="3408" w:type="dxa"/>
             <w:tcBorders>
               <w:top w:val="single" w:sz="4" w:space="0" w:color="BFC7D1"/>
               <w:left w:val="single" w:sz="4" w:space="0" w:color="BFC7D1"/>
@@ -20870,7 +20892,7 @@
         <w:trPr/>
         <w:tc>
           <w:tcPr>
-            <w:tcW w:w="3009" w:type="dxa"/>
+            <w:tcW w:w="3407" w:type="dxa"/>
             <w:tcBorders>
               <w:top w:val="single" w:sz="4" w:space="0" w:color="BFC7D1"/>
               <w:left w:val="single" w:sz="4" w:space="0" w:color="BFC7D1"/>
@@ -20907,7 +20929,7 @@
         </w:tc>
         <w:tc>
           <w:tcPr>
-            <w:tcW w:w="3009" w:type="dxa"/>
+            <w:tcW w:w="2199" w:type="dxa"/>
             <w:tcBorders>
               <w:top w:val="single" w:sz="4" w:space="0" w:color="BFC7D1"/>
               <w:left w:val="single" w:sz="4" w:space="0" w:color="BFC7D1"/>
@@ -20944,7 +20966,7 @@
         </w:tc>
         <w:tc>
           <w:tcPr>
-            <w:tcW w:w="3009" w:type="dxa"/>
+            <w:tcW w:w="3408" w:type="dxa"/>
             <w:tcBorders>
               <w:top w:val="single" w:sz="4" w:space="0" w:color="BFC7D1"/>
               <w:left w:val="single" w:sz="4" w:space="0" w:color="BFC7D1"/>
@@ -21005,17 +21027,426 @@
         </w:rPr>
         <w:t>iorta TechNXT supports the broker with the facts (what, when, which records, which users, containment) but does not notify the NPC or data subjects on the broker's behalf unless the agreement says so. The broker's DPO confirms the current NPC rules on breach notification.</w:t>
       </w:r>
-      <w:r>
-        <w:br w:type="page"/>
-      </w:r>
     </w:p>
     <w:p>
       <w:pPr>
+        <w:pStyle w:val="Heading2"/>
+        <w:rPr/>
+      </w:pPr>
+      <w:bookmarkStart w:id="49" w:name="__RefHeading___Toc78790_4195859891"/>
+      <w:bookmarkEnd w:id="49"/>
+      <w:r>
+        <w:rPr>
+          <w:rFonts w:eastAsia="Segoe UI" w:cs="Segoe UI"/>
+          <w:b/>
+          <w:color w:val="0F4761"/>
+          <w:sz w:val="26"/>
+        </w:rPr>
+        <w:t>20.3  Data subject requests</w:t>
+      </w:r>
+    </w:p>
+    <w:p>
+      <w:pPr>
+        <w:pStyle w:val="Normal"/>
+        <w:spacing w:lineRule="auto" w:line="276" w:before="0" w:after="120"/>
+        <w:rPr/>
+      </w:pPr>
+      <w:r>
+        <w:rPr>
+          <w:rFonts w:eastAsia="Segoe UI" w:cs="Segoe UI" w:ascii="Segoe UI" w:hAnsi="Segoe UI"/>
+          <w:color w:val="101820"/>
+          <w:sz w:val="21"/>
+        </w:rPr>
+        <w:t>Requests of data subjects are the broker's: its privacy team logs and answers them in Master &gt; Data Privacy &gt; Data Subject Requests (due date 15 calendar days after receipt, export of personal data, anonymisation with a dry run) and records consents on the client and prospect screens. Support takes part only when a screen cannot do what the request needs:</w:t>
+      </w:r>
+    </w:p>
+    <w:tbl>
+      <w:tblPr>
+        <w:tblStyle w:val="TableGrid"/>
+        <w:tblW w:w="9014" w:type="dxa"/>
+        <w:jc w:val="left"/>
+        <w:tblInd w:w="0" w:type="dxa"/>
+        <w:tblLayout w:type="fixed"/>
+        <w:tblCellMar>
+          <w:top w:w="0" w:type="dxa"/>
+          <w:left w:w="108" w:type="dxa"/>
+          <w:bottom w:w="0" w:type="dxa"/>
+          <w:right w:w="108" w:type="dxa"/>
+        </w:tblCellMar>
+        <w:tblLook w:val="04a0" w:noHBand="0" w:noVBand="1" w:firstColumn="1" w:lastRow="0" w:lastColumn="0" w:firstRow="1"/>
+      </w:tblPr>
+      <w:tblGrid>
+        <w:gridCol w:w="4507"/>
+        <w:gridCol w:w="4506"/>
+      </w:tblGrid>
+      <w:tr>
+        <w:trPr>
+          <w:tblHeader w:val="true"/>
+        </w:trPr>
+        <w:tc>
+          <w:tcPr>
+            <w:tcW w:w="4507" w:type="dxa"/>
+            <w:tcBorders>
+              <w:top w:val="single" w:sz="4" w:space="0" w:color="BFC7D1"/>
+              <w:left w:val="single" w:sz="4" w:space="0" w:color="BFC7D1"/>
+              <w:bottom w:val="single" w:sz="4" w:space="0" w:color="BFC7D1"/>
+              <w:right w:val="single" w:sz="4" w:space="0" w:color="BFC7D1"/>
+            </w:tcBorders>
+            <w:shd w:color="auto" w:fill="DCE9F7" w:val="clear"/>
+          </w:tcPr>
+          <w:p>
+            <w:pPr>
+              <w:pStyle w:val="Normal"/>
+              <w:widowControl/>
+              <w:spacing w:lineRule="auto" w:line="240" w:before="0" w:after="20"/>
+              <w:jc w:val="left"/>
+              <w:rPr>
+                <w:rFonts w:ascii="Aptos" w:hAnsi="Aptos" w:eastAsia="ＭＳ 明朝" w:cs="Arial"/>
+                <w:kern w:val="0"/>
+                <w:sz w:val="24"/>
+                <w:szCs w:val="24"/>
+                <w:lang w:val="en-US" w:eastAsia="ja-JP" w:bidi="ar-SA"/>
+              </w:rPr>
+            </w:pPr>
+            <w:r>
+              <w:rPr>
+                <w:rFonts w:eastAsia="Segoe UI" w:cs="Segoe UI" w:ascii="Segoe UI" w:hAnsi="Segoe UI"/>
+                <w:b/>
+                <w:color w:val="0F4761"/>
+                <w:kern w:val="0"/>
+                <w:sz w:val="18"/>
+                <w:szCs w:val="24"/>
+                <w:lang w:val="en-US" w:eastAsia="ja-JP" w:bidi="ar-SA"/>
+              </w:rPr>
+              <w:t>Situation</w:t>
+            </w:r>
+          </w:p>
+        </w:tc>
+        <w:tc>
+          <w:tcPr>
+            <w:tcW w:w="4506" w:type="dxa"/>
+            <w:tcBorders>
+              <w:top w:val="single" w:sz="4" w:space="0" w:color="BFC7D1"/>
+              <w:left w:val="single" w:sz="4" w:space="0" w:color="BFC7D1"/>
+              <w:bottom w:val="single" w:sz="4" w:space="0" w:color="BFC7D1"/>
+              <w:right w:val="single" w:sz="4" w:space="0" w:color="BFC7D1"/>
+            </w:tcBorders>
+            <w:shd w:color="auto" w:fill="DCE9F7" w:val="clear"/>
+          </w:tcPr>
+          <w:p>
+            <w:pPr>
+              <w:pStyle w:val="Normal"/>
+              <w:widowControl/>
+              <w:spacing w:lineRule="auto" w:line="240" w:before="0" w:after="20"/>
+              <w:jc w:val="left"/>
+              <w:rPr>
+                <w:rFonts w:ascii="Aptos" w:hAnsi="Aptos" w:eastAsia="ＭＳ 明朝" w:cs="Arial"/>
+                <w:kern w:val="0"/>
+                <w:sz w:val="24"/>
+                <w:szCs w:val="24"/>
+                <w:lang w:val="en-US" w:eastAsia="ja-JP" w:bidi="ar-SA"/>
+              </w:rPr>
+            </w:pPr>
+            <w:r>
+              <w:rPr>
+                <w:rFonts w:eastAsia="Segoe UI" w:cs="Segoe UI" w:ascii="Segoe UI" w:hAnsi="Segoe UI"/>
+                <w:b/>
+                <w:color w:val="0F4761"/>
+                <w:kern w:val="0"/>
+                <w:sz w:val="18"/>
+                <w:szCs w:val="24"/>
+                <w:lang w:val="en-US" w:eastAsia="ja-JP" w:bidi="ar-SA"/>
+              </w:rPr>
+              <w:t>Support action</w:t>
+            </w:r>
+          </w:p>
+        </w:tc>
+      </w:tr>
+      <w:tr>
+        <w:trPr/>
+        <w:tc>
+          <w:tcPr>
+            <w:tcW w:w="4507" w:type="dxa"/>
+            <w:tcBorders>
+              <w:top w:val="single" w:sz="4" w:space="0" w:color="BFC7D1"/>
+              <w:left w:val="single" w:sz="4" w:space="0" w:color="BFC7D1"/>
+              <w:bottom w:val="single" w:sz="4" w:space="0" w:color="BFC7D1"/>
+              <w:right w:val="single" w:sz="4" w:space="0" w:color="BFC7D1"/>
+            </w:tcBorders>
+          </w:tcPr>
+          <w:p>
+            <w:pPr>
+              <w:pStyle w:val="Normal"/>
+              <w:widowControl/>
+              <w:spacing w:lineRule="auto" w:line="240" w:before="0" w:after="20"/>
+              <w:jc w:val="left"/>
+              <w:rPr>
+                <w:rFonts w:ascii="Aptos" w:hAnsi="Aptos" w:eastAsia="ＭＳ 明朝" w:cs="Arial"/>
+                <w:kern w:val="0"/>
+                <w:sz w:val="24"/>
+                <w:szCs w:val="24"/>
+                <w:lang w:val="en-US" w:eastAsia="ja-JP" w:bidi="ar-SA"/>
+              </w:rPr>
+            </w:pPr>
+            <w:r>
+              <w:rPr>
+                <w:rFonts w:eastAsia="Segoe UI" w:cs="Segoe UI" w:ascii="Segoe UI" w:hAnsi="Segoe UI"/>
+                <w:color w:val="101820"/>
+                <w:kern w:val="0"/>
+                <w:sz w:val="18"/>
+                <w:szCs w:val="24"/>
+                <w:lang w:val="en-US" w:eastAsia="ja-JP" w:bidi="ar-SA"/>
+              </w:rPr>
+              <w:t>A request arrives at iorta TechNXT directly</w:t>
+            </w:r>
+          </w:p>
+        </w:tc>
+        <w:tc>
+          <w:tcPr>
+            <w:tcW w:w="4506" w:type="dxa"/>
+            <w:tcBorders>
+              <w:top w:val="single" w:sz="4" w:space="0" w:color="BFC7D1"/>
+              <w:left w:val="single" w:sz="4" w:space="0" w:color="BFC7D1"/>
+              <w:bottom w:val="single" w:sz="4" w:space="0" w:color="BFC7D1"/>
+              <w:right w:val="single" w:sz="4" w:space="0" w:color="BFC7D1"/>
+            </w:tcBorders>
+          </w:tcPr>
+          <w:p>
+            <w:pPr>
+              <w:pStyle w:val="Normal"/>
+              <w:widowControl/>
+              <w:spacing w:lineRule="auto" w:line="240" w:before="0" w:after="20"/>
+              <w:jc w:val="left"/>
+              <w:rPr>
+                <w:rFonts w:ascii="Aptos" w:hAnsi="Aptos" w:eastAsia="ＭＳ 明朝" w:cs="Arial"/>
+                <w:kern w:val="0"/>
+                <w:sz w:val="24"/>
+                <w:szCs w:val="24"/>
+                <w:lang w:val="en-US" w:eastAsia="ja-JP" w:bidi="ar-SA"/>
+              </w:rPr>
+            </w:pPr>
+            <w:r>
+              <w:rPr>
+                <w:rFonts w:eastAsia="Segoe UI" w:cs="Segoe UI" w:ascii="Segoe UI" w:hAnsi="Segoe UI"/>
+                <w:color w:val="101820"/>
+                <w:kern w:val="0"/>
+                <w:sz w:val="18"/>
+                <w:szCs w:val="24"/>
+                <w:lang w:val="en-US" w:eastAsia="ja-JP" w:bidi="ar-SA"/>
+              </w:rPr>
+              <w:t>Forwarded to the broker's DPO within 2 business days, not answered</w:t>
+            </w:r>
+          </w:p>
+        </w:tc>
+      </w:tr>
+      <w:tr>
+        <w:trPr/>
+        <w:tc>
+          <w:tcPr>
+            <w:tcW w:w="4507" w:type="dxa"/>
+            <w:tcBorders>
+              <w:top w:val="single" w:sz="4" w:space="0" w:color="BFC7D1"/>
+              <w:left w:val="single" w:sz="4" w:space="0" w:color="BFC7D1"/>
+              <w:bottom w:val="single" w:sz="4" w:space="0" w:color="BFC7D1"/>
+              <w:right w:val="single" w:sz="4" w:space="0" w:color="BFC7D1"/>
+            </w:tcBorders>
+          </w:tcPr>
+          <w:p>
+            <w:pPr>
+              <w:pStyle w:val="Normal"/>
+              <w:widowControl/>
+              <w:spacing w:lineRule="auto" w:line="240" w:before="0" w:after="20"/>
+              <w:jc w:val="left"/>
+              <w:rPr>
+                <w:rFonts w:ascii="Aptos" w:hAnsi="Aptos" w:eastAsia="ＭＳ 明朝" w:cs="Arial"/>
+                <w:kern w:val="0"/>
+                <w:sz w:val="24"/>
+                <w:szCs w:val="24"/>
+                <w:lang w:val="en-US" w:eastAsia="ja-JP" w:bidi="ar-SA"/>
+              </w:rPr>
+            </w:pPr>
+            <w:r>
+              <w:rPr>
+                <w:rFonts w:eastAsia="Segoe UI" w:cs="Segoe UI" w:ascii="Segoe UI" w:hAnsi="Segoe UI"/>
+                <w:color w:val="101820"/>
+                <w:kern w:val="0"/>
+                <w:sz w:val="18"/>
+                <w:szCs w:val="24"/>
+                <w:lang w:val="en-US" w:eastAsia="ja-JP" w:bidi="ar-SA"/>
+              </w:rPr>
+              <w:t>Anonymise is refused although the DPO has decided the data may go</w:t>
+            </w:r>
+          </w:p>
+        </w:tc>
+        <w:tc>
+          <w:tcPr>
+            <w:tcW w:w="4506" w:type="dxa"/>
+            <w:tcBorders>
+              <w:top w:val="single" w:sz="4" w:space="0" w:color="BFC7D1"/>
+              <w:left w:val="single" w:sz="4" w:space="0" w:color="BFC7D1"/>
+              <w:bottom w:val="single" w:sz="4" w:space="0" w:color="BFC7D1"/>
+              <w:right w:val="single" w:sz="4" w:space="0" w:color="BFC7D1"/>
+            </w:tcBorders>
+          </w:tcPr>
+          <w:p>
+            <w:pPr>
+              <w:pStyle w:val="Normal"/>
+              <w:widowControl/>
+              <w:spacing w:lineRule="auto" w:line="240" w:before="0" w:after="20"/>
+              <w:jc w:val="left"/>
+              <w:rPr>
+                <w:rFonts w:ascii="Aptos" w:hAnsi="Aptos" w:eastAsia="ＭＳ 明朝" w:cs="Arial"/>
+                <w:kern w:val="0"/>
+                <w:sz w:val="24"/>
+                <w:szCs w:val="24"/>
+                <w:lang w:val="en-US" w:eastAsia="ja-JP" w:bidi="ar-SA"/>
+              </w:rPr>
+            </w:pPr>
+            <w:r>
+              <w:rPr>
+                <w:rFonts w:eastAsia="Segoe UI" w:cs="Segoe UI" w:ascii="Segoe UI" w:hAnsi="Segoe UI"/>
+                <w:color w:val="101820"/>
+                <w:kern w:val="0"/>
+                <w:sz w:val="18"/>
+                <w:szCs w:val="24"/>
+                <w:lang w:val="en-US" w:eastAsia="ja-JP" w:bidi="ar-SA"/>
+              </w:rPr>
+              <w:t>L2 reviews the reasons shown by the dry run with the DPO; any database procedure is a normal change with the DPO's written instruction</w:t>
+            </w:r>
+          </w:p>
+        </w:tc>
+      </w:tr>
+      <w:tr>
+        <w:trPr/>
+        <w:tc>
+          <w:tcPr>
+            <w:tcW w:w="4507" w:type="dxa"/>
+            <w:tcBorders>
+              <w:top w:val="single" w:sz="4" w:space="0" w:color="BFC7D1"/>
+              <w:left w:val="single" w:sz="4" w:space="0" w:color="BFC7D1"/>
+              <w:bottom w:val="single" w:sz="4" w:space="0" w:color="BFC7D1"/>
+              <w:right w:val="single" w:sz="4" w:space="0" w:color="BFC7D1"/>
+            </w:tcBorders>
+          </w:tcPr>
+          <w:p>
+            <w:pPr>
+              <w:pStyle w:val="Normal"/>
+              <w:widowControl/>
+              <w:spacing w:lineRule="auto" w:line="240" w:before="0" w:after="20"/>
+              <w:jc w:val="left"/>
+              <w:rPr>
+                <w:rFonts w:ascii="Aptos" w:hAnsi="Aptos" w:eastAsia="ＭＳ 明朝" w:cs="Arial"/>
+                <w:kern w:val="0"/>
+                <w:sz w:val="24"/>
+                <w:szCs w:val="24"/>
+                <w:lang w:val="en-US" w:eastAsia="ja-JP" w:bidi="ar-SA"/>
+              </w:rPr>
+            </w:pPr>
+            <w:r>
+              <w:rPr>
+                <w:rFonts w:eastAsia="Segoe UI" w:cs="Segoe UI" w:ascii="Segoe UI" w:hAnsi="Segoe UI"/>
+                <w:color w:val="101820"/>
+                <w:kern w:val="0"/>
+                <w:sz w:val="18"/>
+                <w:szCs w:val="24"/>
+                <w:lang w:val="en-US" w:eastAsia="ja-JP" w:bidi="ar-SA"/>
+              </w:rPr>
+              <w:t>Overdue requests are not notified</w:t>
+            </w:r>
+          </w:p>
+        </w:tc>
+        <w:tc>
+          <w:tcPr>
+            <w:tcW w:w="4506" w:type="dxa"/>
+            <w:tcBorders>
+              <w:top w:val="single" w:sz="4" w:space="0" w:color="BFC7D1"/>
+              <w:left w:val="single" w:sz="4" w:space="0" w:color="BFC7D1"/>
+              <w:bottom w:val="single" w:sz="4" w:space="0" w:color="BFC7D1"/>
+              <w:right w:val="single" w:sz="4" w:space="0" w:color="BFC7D1"/>
+            </w:tcBorders>
+          </w:tcPr>
+          <w:p>
+            <w:pPr>
+              <w:pStyle w:val="Normal"/>
+              <w:widowControl/>
+              <w:spacing w:lineRule="auto" w:line="240" w:before="0" w:after="20"/>
+              <w:jc w:val="left"/>
+              <w:rPr>
+                <w:rFonts w:ascii="Aptos" w:hAnsi="Aptos" w:eastAsia="ＭＳ 明朝" w:cs="Arial"/>
+                <w:kern w:val="0"/>
+                <w:sz w:val="24"/>
+                <w:szCs w:val="24"/>
+                <w:lang w:val="en-US" w:eastAsia="ja-JP" w:bidi="ar-SA"/>
+              </w:rPr>
+            </w:pPr>
+            <w:r>
+              <w:rPr>
+                <w:rFonts w:eastAsia="Segoe UI" w:cs="Segoe UI" w:ascii="Segoe UI" w:hAnsi="Segoe UI"/>
+                <w:color w:val="101820"/>
+                <w:kern w:val="0"/>
+                <w:sz w:val="18"/>
+                <w:szCs w:val="24"/>
+                <w:lang w:val="en-US" w:eastAsia="ja-JP" w:bidi="ar-SA"/>
+              </w:rPr>
+              <w:t xml:space="preserve">Check that the job </w:t>
+            </w:r>
+            <w:r>
+              <w:rPr>
+                <w:rFonts w:eastAsia="Consolas" w:cs="Consolas" w:ascii="Consolas" w:hAnsi="Consolas"/>
+                <w:color w:val="101820"/>
+                <w:kern w:val="0"/>
+                <w:sz w:val="16"/>
+                <w:szCs w:val="24"/>
+                <w:lang w:val="en-US" w:eastAsia="ja-JP" w:bidi="ar-SA"/>
+              </w:rPr>
+              <w:t>privacy-requests-due</w:t>
+            </w:r>
+            <w:r>
+              <w:rPr>
+                <w:rFonts w:eastAsia="Segoe UI" w:cs="Segoe UI" w:ascii="Segoe UI" w:hAnsi="Segoe UI"/>
+                <w:color w:val="101820"/>
+                <w:kern w:val="0"/>
+                <w:sz w:val="18"/>
+                <w:szCs w:val="24"/>
+                <w:lang w:val="en-US" w:eastAsia="ja-JP" w:bidi="ar-SA"/>
+              </w:rPr>
+              <w:t xml:space="preserve"> is switched on in Master &gt; Schedules and that the privacy team holds </w:t>
+            </w:r>
+            <w:r>
+              <w:rPr>
+                <w:rFonts w:eastAsia="Consolas" w:cs="Consolas" w:ascii="Consolas" w:hAnsi="Consolas"/>
+                <w:color w:val="101820"/>
+                <w:kern w:val="0"/>
+                <w:sz w:val="16"/>
+                <w:szCs w:val="24"/>
+                <w:lang w:val="en-US" w:eastAsia="ja-JP" w:bidi="ar-SA"/>
+              </w:rPr>
+              <w:t>read:privacy</w:t>
+            </w:r>
+          </w:p>
+        </w:tc>
+      </w:tr>
+    </w:tbl>
+    <w:p>
+      <w:pPr>
+        <w:pStyle w:val="Normal"/>
+        <w:spacing w:before="0" w:after="80"/>
+        <w:rPr/>
+      </w:pPr>
+      <w:r>
+        <w:rPr/>
+      </w:r>
+      <w:r>
+        <w:br w:type="page"/>
+      </w:r>
+    </w:p>
+    <w:p>
+      <w:pPr>
         <w:pStyle w:val="Heading1"/>
         <w:rPr/>
       </w:pPr>
-      <w:bookmarkStart w:id="49" w:name="__RefHeading___Toc3444_3138101934"/>
-      <w:bookmarkEnd w:id="49"/>
+      <w:bookmarkStart w:id="50" w:name="__RefHeading___Toc78792_4195859891"/>
+      <w:bookmarkEnd w:id="50"/>
       <w:r>
         <w:rPr>
           <w:rFonts w:eastAsia="Segoe UI" w:cs="Segoe UI" w:ascii="Segoe UI" w:hAnsi="Segoe UI"/>
@@ -21220,8 +21651,8 @@
         <w:pStyle w:val="Heading1"/>
         <w:rPr/>
       </w:pPr>
-      <w:bookmarkStart w:id="50" w:name="__RefHeading___Toc3446_3138101934"/>
-      <w:bookmarkEnd w:id="50"/>
+      <w:bookmarkStart w:id="51" w:name="__RefHeading___Toc78794_4195859891"/>
+      <w:bookmarkEnd w:id="51"/>
       <w:r>
         <w:rPr>
           <w:rFonts w:eastAsia="Segoe UI" w:cs="Segoe UI" w:ascii="Segoe UI" w:hAnsi="Segoe UI"/>
@@ -21425,9 +21856,9 @@
           <w:spacing w:val="0"/>
         </w:rPr>
       </w:pPr>
-      <w:bookmarkStart w:id="51" w:name="__RefHeading___Toc3448_3138101934"/>
-      <w:bookmarkStart w:id="52" w:name="_Toc233203395"/>
-      <w:bookmarkEnd w:id="51"/>
+      <w:bookmarkStart w:id="52" w:name="__RefHeading___Toc78796_4195859891"/>
+      <w:bookmarkStart w:id="53" w:name="_Toc233203395"/>
+      <w:bookmarkEnd w:id="52"/>
       <w:r>
         <w:rPr>
           <w:rStyle w:val="BookTitle"/>
@@ -21438,7 +21869,7 @@
         </w:rPr>
         <w:t>23.  Document Sign-Off</w:t>
       </w:r>
-      <w:bookmarkEnd w:id="52"/>
+      <w:bookmarkEnd w:id="53"/>
     </w:p>
     <w:p>
       <w:pPr>
@@ -21789,14 +22220,13 @@
             </w:pPr>
             <w:r>
               <w:rPr>
-                <w:rFonts w:eastAsia="Segoe UI" w:cs="Segoe UI" w:ascii="Segoe UI" w:hAnsi="Segoe UI"/>
+                <w:rFonts w:eastAsia="Arial" w:cs="Segoe UI" w:ascii="Segoe UI" w:hAnsi="Segoe UI"/>
                 <w:color w:val="101820"/>
                 <w:kern w:val="0"/>
                 <w:sz w:val="16"/>
-                <w:szCs w:val="24"/>
-                <w:lang w:val="en-US" w:eastAsia="ja-JP" w:bidi="ar-SA"/>
-              </w:rPr>
-              <w:t>Closed</w:t>
+                <w:szCs w:val="16"/>
+                <w:lang w:val="en-US" w:eastAsia="ja-JP" w:bidi="ar-SA"/>
+              </w:rPr>
             </w:r>
           </w:p>
         </w:tc>
@@ -23153,19 +23583,6 @@
     <w:p>
       <w:pPr>
         <w:pStyle w:val="Normal"/>
-        <w:rPr/>
-      </w:pPr>
-      <w:r>
-        <w:rPr/>
-      </w:r>
-      <w:r>
-        <w:br w:type="page"/>
-      </w:r>
-    </w:p>
-    <w:p>
-      <w:pPr>
-        <w:pStyle w:val="Normal"/>
-        <w:spacing w:before="0" w:after="160"/>
         <w:rPr/>
       </w:pPr>
       <w:r>

--- a/docs/package/out/BrokerVerse_Production_Support_Approach_and_Standards.docx
+++ b/docs/package/out/BrokerVerse_Production_Support_Approach_and_Standards.docx
@@ -789,7 +789,7 @@
             </w:rPr>
             <w:fldChar w:fldCharType="separate"/>
           </w:r>
-          <w:hyperlink w:anchor="__RefHeading___Toc78700_4195859891">
+          <w:hyperlink w:anchor="__RefHeading___Toc78700_3949650649">
             <w:r>
               <w:rPr>
                 <w:webHidden/>
@@ -824,7 +824,7 @@
             </w:tabs>
             <w:rPr/>
           </w:pPr>
-          <w:hyperlink w:anchor="__RefHeading___Toc78702_4195859891">
+          <w:hyperlink w:anchor="__RefHeading___Toc78702_3949650649">
             <w:r>
               <w:rPr>
                 <w:webHidden/>
@@ -853,7 +853,7 @@
             </w:tabs>
             <w:rPr/>
           </w:pPr>
-          <w:hyperlink w:anchor="__RefHeading___Toc78704_4195859891">
+          <w:hyperlink w:anchor="__RefHeading___Toc78704_3949650649">
             <w:r>
               <w:rPr>
                 <w:webHidden/>
@@ -875,7 +875,7 @@
             </w:tabs>
             <w:rPr/>
           </w:pPr>
-          <w:hyperlink w:anchor="__RefHeading___Toc78706_4195859891">
+          <w:hyperlink w:anchor="__RefHeading___Toc78706_3949650649">
             <w:r>
               <w:rPr>
                 <w:webHidden/>
@@ -897,7 +897,7 @@
             </w:tabs>
             <w:rPr/>
           </w:pPr>
-          <w:hyperlink w:anchor="__RefHeading___Toc78708_4195859891">
+          <w:hyperlink w:anchor="__RefHeading___Toc78708_3949650649">
             <w:r>
               <w:rPr>
                 <w:webHidden/>
@@ -919,7 +919,7 @@
             </w:tabs>
             <w:rPr/>
           </w:pPr>
-          <w:hyperlink w:anchor="__RefHeading___Toc78710_4195859891">
+          <w:hyperlink w:anchor="__RefHeading___Toc78710_3949650649">
             <w:r>
               <w:rPr>
                 <w:webHidden/>
@@ -941,7 +941,7 @@
             </w:tabs>
             <w:rPr/>
           </w:pPr>
-          <w:hyperlink w:anchor="__RefHeading___Toc78712_4195859891">
+          <w:hyperlink w:anchor="__RefHeading___Toc78712_3949650649">
             <w:r>
               <w:rPr>
                 <w:webHidden/>
@@ -963,7 +963,7 @@
             </w:tabs>
             <w:rPr/>
           </w:pPr>
-          <w:hyperlink w:anchor="__RefHeading___Toc78714_4195859891">
+          <w:hyperlink w:anchor="__RefHeading___Toc78714_3949650649">
             <w:r>
               <w:rPr>
                 <w:webHidden/>
@@ -985,7 +985,7 @@
             </w:tabs>
             <w:rPr/>
           </w:pPr>
-          <w:hyperlink w:anchor="__RefHeading___Toc78716_4195859891">
+          <w:hyperlink w:anchor="__RefHeading___Toc78716_3949650649">
             <w:r>
               <w:rPr>
                 <w:webHidden/>
@@ -1007,7 +1007,7 @@
             </w:tabs>
             <w:rPr/>
           </w:pPr>
-          <w:hyperlink w:anchor="__RefHeading___Toc78718_4195859891">
+          <w:hyperlink w:anchor="__RefHeading___Toc78718_3949650649">
             <w:r>
               <w:rPr>
                 <w:webHidden/>
@@ -1029,7 +1029,7 @@
             </w:tabs>
             <w:rPr/>
           </w:pPr>
-          <w:hyperlink w:anchor="__RefHeading___Toc78720_4195859891">
+          <w:hyperlink w:anchor="__RefHeading___Toc78720_3949650649">
             <w:r>
               <w:rPr>
                 <w:webHidden/>
@@ -1051,7 +1051,7 @@
             </w:tabs>
             <w:rPr/>
           </w:pPr>
-          <w:hyperlink w:anchor="__RefHeading___Toc78722_4195859891">
+          <w:hyperlink w:anchor="__RefHeading___Toc78722_3949650649">
             <w:r>
               <w:rPr>
                 <w:webHidden/>
@@ -1073,7 +1073,7 @@
             </w:tabs>
             <w:rPr/>
           </w:pPr>
-          <w:hyperlink w:anchor="__RefHeading___Toc78724_4195859891">
+          <w:hyperlink w:anchor="__RefHeading___Toc78724_3949650649">
             <w:r>
               <w:rPr>
                 <w:webHidden/>
@@ -1095,7 +1095,7 @@
             </w:tabs>
             <w:rPr/>
           </w:pPr>
-          <w:hyperlink w:anchor="__RefHeading___Toc78726_4195859891">
+          <w:hyperlink w:anchor="__RefHeading___Toc78726_3949650649">
             <w:r>
               <w:rPr>
                 <w:webHidden/>
@@ -1117,7 +1117,7 @@
             </w:tabs>
             <w:rPr/>
           </w:pPr>
-          <w:hyperlink w:anchor="__RefHeading___Toc78728_4195859891">
+          <w:hyperlink w:anchor="__RefHeading___Toc78728_3949650649">
             <w:r>
               <w:rPr>
                 <w:webHidden/>
@@ -1139,7 +1139,7 @@
             </w:tabs>
             <w:rPr/>
           </w:pPr>
-          <w:hyperlink w:anchor="__RefHeading___Toc78730_4195859891">
+          <w:hyperlink w:anchor="__RefHeading___Toc78730_3949650649">
             <w:r>
               <w:rPr>
                 <w:webHidden/>
@@ -1161,7 +1161,7 @@
             </w:tabs>
             <w:rPr/>
           </w:pPr>
-          <w:hyperlink w:anchor="__RefHeading___Toc78732_4195859891">
+          <w:hyperlink w:anchor="__RefHeading___Toc78732_3949650649">
             <w:r>
               <w:rPr>
                 <w:webHidden/>
@@ -1183,7 +1183,7 @@
             </w:tabs>
             <w:rPr/>
           </w:pPr>
-          <w:hyperlink w:anchor="__RefHeading___Toc78734_4195859891">
+          <w:hyperlink w:anchor="__RefHeading___Toc78734_3949650649">
             <w:r>
               <w:rPr>
                 <w:webHidden/>
@@ -1205,7 +1205,7 @@
             </w:tabs>
             <w:rPr/>
           </w:pPr>
-          <w:hyperlink w:anchor="__RefHeading___Toc78736_4195859891">
+          <w:hyperlink w:anchor="__RefHeading___Toc78736_3949650649">
             <w:r>
               <w:rPr>
                 <w:webHidden/>
@@ -1227,7 +1227,7 @@
             </w:tabs>
             <w:rPr/>
           </w:pPr>
-          <w:hyperlink w:anchor="__RefHeading___Toc78738_4195859891">
+          <w:hyperlink w:anchor="__RefHeading___Toc78738_3949650649">
             <w:r>
               <w:rPr>
                 <w:webHidden/>
@@ -1249,7 +1249,7 @@
             </w:tabs>
             <w:rPr/>
           </w:pPr>
-          <w:hyperlink w:anchor="__RefHeading___Toc78740_4195859891">
+          <w:hyperlink w:anchor="__RefHeading___Toc78740_3949650649">
             <w:r>
               <w:rPr>
                 <w:webHidden/>
@@ -1271,7 +1271,7 @@
             </w:tabs>
             <w:rPr/>
           </w:pPr>
-          <w:hyperlink w:anchor="__RefHeading___Toc78742_4195859891">
+          <w:hyperlink w:anchor="__RefHeading___Toc78742_3949650649">
             <w:r>
               <w:rPr>
                 <w:webHidden/>
@@ -1293,7 +1293,7 @@
             </w:tabs>
             <w:rPr/>
           </w:pPr>
-          <w:hyperlink w:anchor="__RefHeading___Toc78744_4195859891">
+          <w:hyperlink w:anchor="__RefHeading___Toc78744_3949650649">
             <w:r>
               <w:rPr>
                 <w:webHidden/>
@@ -1315,7 +1315,7 @@
             </w:tabs>
             <w:rPr/>
           </w:pPr>
-          <w:hyperlink w:anchor="__RefHeading___Toc78746_4195859891">
+          <w:hyperlink w:anchor="__RefHeading___Toc78746_3949650649">
             <w:r>
               <w:rPr>
                 <w:webHidden/>
@@ -1337,7 +1337,7 @@
             </w:tabs>
             <w:rPr/>
           </w:pPr>
-          <w:hyperlink w:anchor="__RefHeading___Toc78748_4195859891">
+          <w:hyperlink w:anchor="__RefHeading___Toc78748_3949650649">
             <w:r>
               <w:rPr>
                 <w:webHidden/>
@@ -1359,7 +1359,7 @@
             </w:tabs>
             <w:rPr/>
           </w:pPr>
-          <w:hyperlink w:anchor="__RefHeading___Toc78750_4195859891">
+          <w:hyperlink w:anchor="__RefHeading___Toc78750_3949650649">
             <w:r>
               <w:rPr>
                 <w:webHidden/>
@@ -1381,7 +1381,7 @@
             </w:tabs>
             <w:rPr/>
           </w:pPr>
-          <w:hyperlink w:anchor="__RefHeading___Toc78752_4195859891">
+          <w:hyperlink w:anchor="__RefHeading___Toc78752_3949650649">
             <w:r>
               <w:rPr>
                 <w:webHidden/>
@@ -1403,7 +1403,7 @@
             </w:tabs>
             <w:rPr/>
           </w:pPr>
-          <w:hyperlink w:anchor="__RefHeading___Toc78754_4195859891">
+          <w:hyperlink w:anchor="__RefHeading___Toc78754_3949650649">
             <w:r>
               <w:rPr>
                 <w:webHidden/>
@@ -1425,7 +1425,7 @@
             </w:tabs>
             <w:rPr/>
           </w:pPr>
-          <w:hyperlink w:anchor="__RefHeading___Toc78756_4195859891">
+          <w:hyperlink w:anchor="__RefHeading___Toc78756_3949650649">
             <w:r>
               <w:rPr>
                 <w:webHidden/>
@@ -1447,7 +1447,7 @@
             </w:tabs>
             <w:rPr/>
           </w:pPr>
-          <w:hyperlink w:anchor="__RefHeading___Toc78758_4195859891">
+          <w:hyperlink w:anchor="__RefHeading___Toc78758_3949650649">
             <w:r>
               <w:rPr>
                 <w:webHidden/>
@@ -1469,7 +1469,7 @@
             </w:tabs>
             <w:rPr/>
           </w:pPr>
-          <w:hyperlink w:anchor="__RefHeading___Toc78760_4195859891">
+          <w:hyperlink w:anchor="__RefHeading___Toc78760_3949650649">
             <w:r>
               <w:rPr>
                 <w:webHidden/>
@@ -1491,7 +1491,7 @@
             </w:tabs>
             <w:rPr/>
           </w:pPr>
-          <w:hyperlink w:anchor="__RefHeading___Toc78762_4195859891">
+          <w:hyperlink w:anchor="__RefHeading___Toc78762_3949650649">
             <w:r>
               <w:rPr>
                 <w:webHidden/>
@@ -1513,7 +1513,7 @@
             </w:tabs>
             <w:rPr/>
           </w:pPr>
-          <w:hyperlink w:anchor="__RefHeading___Toc78764_4195859891">
+          <w:hyperlink w:anchor="__RefHeading___Toc78764_3949650649">
             <w:r>
               <w:rPr>
                 <w:webHidden/>
@@ -1535,7 +1535,7 @@
             </w:tabs>
             <w:rPr/>
           </w:pPr>
-          <w:hyperlink w:anchor="__RefHeading___Toc78766_4195859891">
+          <w:hyperlink w:anchor="__RefHeading___Toc78766_3949650649">
             <w:r>
               <w:rPr>
                 <w:webHidden/>
@@ -1557,7 +1557,7 @@
             </w:tabs>
             <w:rPr/>
           </w:pPr>
-          <w:hyperlink w:anchor="__RefHeading___Toc78768_4195859891">
+          <w:hyperlink w:anchor="__RefHeading___Toc78768_3949650649">
             <w:r>
               <w:rPr>
                 <w:webHidden/>
@@ -1579,7 +1579,7 @@
             </w:tabs>
             <w:rPr/>
           </w:pPr>
-          <w:hyperlink w:anchor="__RefHeading___Toc78770_4195859891">
+          <w:hyperlink w:anchor="__RefHeading___Toc78770_3949650649">
             <w:r>
               <w:rPr>
                 <w:webHidden/>
@@ -1601,7 +1601,7 @@
             </w:tabs>
             <w:rPr/>
           </w:pPr>
-          <w:hyperlink w:anchor="__RefHeading___Toc78772_4195859891">
+          <w:hyperlink w:anchor="__RefHeading___Toc78772_3949650649">
             <w:r>
               <w:rPr>
                 <w:webHidden/>
@@ -1623,7 +1623,7 @@
             </w:tabs>
             <w:rPr/>
           </w:pPr>
-          <w:hyperlink w:anchor="__RefHeading___Toc78774_4195859891">
+          <w:hyperlink w:anchor="__RefHeading___Toc78774_3949650649">
             <w:r>
               <w:rPr>
                 <w:webHidden/>
@@ -1645,7 +1645,7 @@
             </w:tabs>
             <w:rPr/>
           </w:pPr>
-          <w:hyperlink w:anchor="__RefHeading___Toc78776_4195859891">
+          <w:hyperlink w:anchor="__RefHeading___Toc78776_3949650649">
             <w:r>
               <w:rPr>
                 <w:webHidden/>
@@ -1667,7 +1667,7 @@
             </w:tabs>
             <w:rPr/>
           </w:pPr>
-          <w:hyperlink w:anchor="__RefHeading___Toc78778_4195859891">
+          <w:hyperlink w:anchor="__RefHeading___Toc78778_3949650649">
             <w:r>
               <w:rPr>
                 <w:webHidden/>
@@ -1689,7 +1689,7 @@
             </w:tabs>
             <w:rPr/>
           </w:pPr>
-          <w:hyperlink w:anchor="__RefHeading___Toc78780_4195859891">
+          <w:hyperlink w:anchor="__RefHeading___Toc78780_3949650649">
             <w:r>
               <w:rPr>
                 <w:webHidden/>
@@ -1711,7 +1711,7 @@
             </w:tabs>
             <w:rPr/>
           </w:pPr>
-          <w:hyperlink w:anchor="__RefHeading___Toc78782_4195859891">
+          <w:hyperlink w:anchor="__RefHeading___Toc78782_3949650649">
             <w:r>
               <w:rPr>
                 <w:webHidden/>
@@ -1733,7 +1733,7 @@
             </w:tabs>
             <w:rPr/>
           </w:pPr>
-          <w:hyperlink w:anchor="__RefHeading___Toc78784_4195859891">
+          <w:hyperlink w:anchor="__RefHeading___Toc78784_3949650649">
             <w:r>
               <w:rPr>
                 <w:webHidden/>
@@ -1755,7 +1755,7 @@
             </w:tabs>
             <w:rPr/>
           </w:pPr>
-          <w:hyperlink w:anchor="__RefHeading___Toc78786_4195859891">
+          <w:hyperlink w:anchor="__RefHeading___Toc78786_3949650649">
             <w:r>
               <w:rPr>
                 <w:webHidden/>
@@ -1777,7 +1777,7 @@
             </w:tabs>
             <w:rPr/>
           </w:pPr>
-          <w:hyperlink w:anchor="__RefHeading___Toc78788_4195859891">
+          <w:hyperlink w:anchor="__RefHeading___Toc78788_3949650649">
             <w:r>
               <w:rPr>
                 <w:webHidden/>
@@ -1799,7 +1799,7 @@
             </w:tabs>
             <w:rPr/>
           </w:pPr>
-          <w:hyperlink w:anchor="__RefHeading___Toc78790_4195859891">
+          <w:hyperlink w:anchor="__RefHeading___Toc78790_3949650649">
             <w:r>
               <w:rPr>
                 <w:webHidden/>
@@ -1821,7 +1821,7 @@
             </w:tabs>
             <w:rPr/>
           </w:pPr>
-          <w:hyperlink w:anchor="__RefHeading___Toc78792_4195859891">
+          <w:hyperlink w:anchor="__RefHeading___Toc78792_3949650649">
             <w:r>
               <w:rPr>
                 <w:webHidden/>
@@ -1843,7 +1843,7 @@
             </w:tabs>
             <w:rPr/>
           </w:pPr>
-          <w:hyperlink w:anchor="__RefHeading___Toc78794_4195859891">
+          <w:hyperlink w:anchor="__RefHeading___Toc78794_3949650649">
             <w:r>
               <w:rPr>
                 <w:webHidden/>
@@ -1865,7 +1865,7 @@
             </w:tabs>
             <w:rPr/>
           </w:pPr>
-          <w:hyperlink w:anchor="__RefHeading___Toc78796_4195859891">
+          <w:hyperlink w:anchor="__RefHeading___Toc78796_3949650649">
             <w:r>
               <w:rPr>
                 <w:webHidden/>
@@ -1913,7 +1913,7 @@
       <w:r>
         <w:br w:type="page"/>
       </w:r>
-      <w:bookmarkStart w:id="0" w:name="__RefHeading___Toc78700_4195859891"/>
+      <w:bookmarkStart w:id="0" w:name="__RefHeading___Toc78700_3949650649"/>
       <w:bookmarkStart w:id="1" w:name="_Toc48319687"/>
       <w:bookmarkStart w:id="2" w:name="_Toc11824118"/>
       <w:bookmarkEnd w:id="0"/>
@@ -2556,7 +2556,7 @@
           <w:spacing w:val="0"/>
         </w:rPr>
       </w:pPr>
-      <w:bookmarkStart w:id="4" w:name="__RefHeading___Toc78702_4195859891"/>
+      <w:bookmarkStart w:id="4" w:name="__RefHeading___Toc78702_3949650649"/>
       <w:bookmarkStart w:id="5" w:name="_Toc233203388"/>
       <w:bookmarkEnd w:id="4"/>
       <w:r>
@@ -4177,7 +4177,7 @@
         <w:pageBreakBefore w:val="false"/>
         <w:rPr/>
       </w:pPr>
-      <w:bookmarkStart w:id="6" w:name="__RefHeading___Toc78704_4195859891"/>
+      <w:bookmarkStart w:id="6" w:name="__RefHeading___Toc78704_3949650649"/>
       <w:bookmarkEnd w:id="6"/>
       <w:r>
         <w:rPr>
@@ -4194,7 +4194,7 @@
         <w:pStyle w:val="Heading2"/>
         <w:rPr/>
       </w:pPr>
-      <w:bookmarkStart w:id="7" w:name="__RefHeading___Toc78706_4195859891"/>
+      <w:bookmarkStart w:id="7" w:name="__RefHeading___Toc78706_3949650649"/>
       <w:bookmarkEnd w:id="7"/>
       <w:r>
         <w:rPr>
@@ -4257,7 +4257,7 @@
         <w:pStyle w:val="Heading2"/>
         <w:rPr/>
       </w:pPr>
-      <w:bookmarkStart w:id="8" w:name="__RefHeading___Toc78708_4195859891"/>
+      <w:bookmarkStart w:id="8" w:name="__RefHeading___Toc78708_3949650649"/>
       <w:bookmarkEnd w:id="8"/>
       <w:r>
         <w:rPr>
@@ -4289,7 +4289,7 @@
         <w:pStyle w:val="Heading2"/>
         <w:rPr/>
       </w:pPr>
-      <w:bookmarkStart w:id="9" w:name="__RefHeading___Toc78710_4195859891"/>
+      <w:bookmarkStart w:id="9" w:name="__RefHeading___Toc78710_3949650649"/>
       <w:bookmarkEnd w:id="9"/>
       <w:r>
         <w:rPr>
@@ -5055,23 +5055,13 @@
     </w:tbl>
     <w:p>
       <w:pPr>
-        <w:pStyle w:val="Normal"/>
-        <w:spacing w:before="0" w:after="80"/>
-        <w:rPr/>
-      </w:pPr>
-      <w:r>
-        <w:rPr/>
-      </w:r>
-      <w:r>
-        <w:br w:type="page"/>
-      </w:r>
-    </w:p>
-    <w:p>
-      <w:pPr>
         <w:pStyle w:val="Heading1"/>
         <w:rPr/>
       </w:pPr>
-      <w:bookmarkStart w:id="10" w:name="__RefHeading___Toc78712_4195859891"/>
+      <w:r>
+        <w:br w:type="page"/>
+      </w:r>
+      <w:bookmarkStart w:id="10" w:name="__RefHeading___Toc78712_3949650649"/>
       <w:bookmarkEnd w:id="10"/>
       <w:r>
         <w:rPr>
@@ -5088,7 +5078,7 @@
         <w:pStyle w:val="Heading2"/>
         <w:rPr/>
       </w:pPr>
-      <w:bookmarkStart w:id="11" w:name="__RefHeading___Toc78714_4195859891"/>
+      <w:bookmarkStart w:id="11" w:name="__RefHeading___Toc78714_3949650649"/>
       <w:bookmarkEnd w:id="11"/>
       <w:r>
         <w:rPr>
@@ -5631,7 +5621,7 @@
         <w:pStyle w:val="Heading2"/>
         <w:rPr/>
       </w:pPr>
-      <w:bookmarkStart w:id="12" w:name="__RefHeading___Toc78716_4195859891"/>
+      <w:bookmarkStart w:id="12" w:name="__RefHeading___Toc78716_3949650649"/>
       <w:bookmarkEnd w:id="12"/>
       <w:r>
         <w:rPr>
@@ -5775,7 +5765,7 @@
         <w:pStyle w:val="Heading2"/>
         <w:rPr/>
       </w:pPr>
-      <w:bookmarkStart w:id="13" w:name="__RefHeading___Toc78718_4195859891"/>
+      <w:bookmarkStart w:id="13" w:name="__RefHeading___Toc78718_3949650649"/>
       <w:bookmarkEnd w:id="13"/>
       <w:r>
         <w:rPr>
@@ -5810,7 +5800,7 @@
         <w:pStyle w:val="Heading1"/>
         <w:rPr/>
       </w:pPr>
-      <w:bookmarkStart w:id="14" w:name="__RefHeading___Toc78720_4195859891"/>
+      <w:bookmarkStart w:id="14" w:name="__RefHeading___Toc78720_3949650649"/>
       <w:bookmarkEnd w:id="14"/>
       <w:r>
         <w:rPr>
@@ -6340,7 +6330,7 @@
         <w:pStyle w:val="Heading1"/>
         <w:rPr/>
       </w:pPr>
-      <w:bookmarkStart w:id="15" w:name="__RefHeading___Toc78722_4195859891"/>
+      <w:bookmarkStart w:id="15" w:name="__RefHeading___Toc78722_3949650649"/>
       <w:bookmarkEnd w:id="15"/>
       <w:r>
         <w:rPr>
@@ -6357,7 +6347,7 @@
         <w:pStyle w:val="Heading2"/>
         <w:rPr/>
       </w:pPr>
-      <w:bookmarkStart w:id="16" w:name="__RefHeading___Toc78724_4195859891"/>
+      <w:bookmarkStart w:id="16" w:name="__RefHeading___Toc78724_3949650649"/>
       <w:bookmarkEnd w:id="16"/>
       <w:r>
         <w:rPr>
@@ -6998,7 +6988,7 @@
         <w:pStyle w:val="Heading2"/>
         <w:rPr/>
       </w:pPr>
-      <w:bookmarkStart w:id="17" w:name="__RefHeading___Toc78726_4195859891"/>
+      <w:bookmarkStart w:id="17" w:name="__RefHeading___Toc78726_3949650649"/>
       <w:bookmarkEnd w:id="17"/>
       <w:r>
         <w:rPr>
@@ -8051,7 +8041,7 @@
         <w:pStyle w:val="Heading1"/>
         <w:rPr/>
       </w:pPr>
-      <w:bookmarkStart w:id="18" w:name="__RefHeading___Toc78728_4195859891"/>
+      <w:bookmarkStart w:id="18" w:name="__RefHeading___Toc78728_3949650649"/>
       <w:bookmarkEnd w:id="18"/>
       <w:r>
         <w:rPr>
@@ -8068,7 +8058,7 @@
         <w:pStyle w:val="Heading2"/>
         <w:rPr/>
       </w:pPr>
-      <w:bookmarkStart w:id="19" w:name="__RefHeading___Toc78730_4195859891"/>
+      <w:bookmarkStart w:id="19" w:name="__RefHeading___Toc78730_3949650649"/>
       <w:bookmarkEnd w:id="19"/>
       <w:r>
         <w:rPr>
@@ -8264,7 +8254,7 @@
         <w:pStyle w:val="Heading2"/>
         <w:rPr/>
       </w:pPr>
-      <w:bookmarkStart w:id="20" w:name="__RefHeading___Toc78732_4195859891"/>
+      <w:bookmarkStart w:id="20" w:name="__RefHeading___Toc78732_3949650649"/>
       <w:bookmarkEnd w:id="20"/>
       <w:r>
         <w:rPr>
@@ -9346,7 +9336,7 @@
         <w:pStyle w:val="Heading2"/>
         <w:rPr/>
       </w:pPr>
-      <w:bookmarkStart w:id="21" w:name="__RefHeading___Toc78734_4195859891"/>
+      <w:bookmarkStart w:id="21" w:name="__RefHeading___Toc78734_3949650649"/>
       <w:bookmarkEnd w:id="21"/>
       <w:r>
         <w:rPr>
@@ -9617,7 +9607,7 @@
         <w:pStyle w:val="Heading1"/>
         <w:rPr/>
       </w:pPr>
-      <w:bookmarkStart w:id="22" w:name="__RefHeading___Toc78736_4195859891"/>
+      <w:bookmarkStart w:id="22" w:name="__RefHeading___Toc78736_3949650649"/>
       <w:bookmarkEnd w:id="22"/>
       <w:r>
         <w:rPr>
@@ -10618,7 +10608,7 @@
         <w:pStyle w:val="Heading1"/>
         <w:rPr/>
       </w:pPr>
-      <w:bookmarkStart w:id="23" w:name="__RefHeading___Toc78738_4195859891"/>
+      <w:bookmarkStart w:id="23" w:name="__RefHeading___Toc78738_3949650649"/>
       <w:bookmarkEnd w:id="23"/>
       <w:r>
         <w:rPr>
@@ -10748,7 +10738,7 @@
         <w:pStyle w:val="Heading1"/>
         <w:rPr/>
       </w:pPr>
-      <w:bookmarkStart w:id="24" w:name="__RefHeading___Toc78740_4195859891"/>
+      <w:bookmarkStart w:id="24" w:name="__RefHeading___Toc78740_3949650649"/>
       <w:bookmarkEnd w:id="24"/>
       <w:r>
         <w:rPr>
@@ -10765,7 +10755,7 @@
         <w:pStyle w:val="Heading2"/>
         <w:rPr/>
       </w:pPr>
-      <w:bookmarkStart w:id="25" w:name="__RefHeading___Toc78742_4195859891"/>
+      <w:bookmarkStart w:id="25" w:name="__RefHeading___Toc78742_3949650649"/>
       <w:bookmarkEnd w:id="25"/>
       <w:r>
         <w:rPr>
@@ -11277,7 +11267,7 @@
         <w:pStyle w:val="Heading2"/>
         <w:rPr/>
       </w:pPr>
-      <w:bookmarkStart w:id="26" w:name="__RefHeading___Toc78744_4195859891"/>
+      <w:bookmarkStart w:id="26" w:name="__RefHeading___Toc78744_3949650649"/>
       <w:bookmarkEnd w:id="26"/>
       <w:r>
         <w:rPr>
@@ -11370,7 +11360,7 @@
         <w:pStyle w:val="Heading2"/>
         <w:rPr/>
       </w:pPr>
-      <w:bookmarkStart w:id="27" w:name="__RefHeading___Toc78746_4195859891"/>
+      <w:bookmarkStart w:id="27" w:name="__RefHeading___Toc78746_3949650649"/>
       <w:bookmarkEnd w:id="27"/>
       <w:r>
         <w:rPr>
@@ -11405,7 +11395,7 @@
         <w:pStyle w:val="Heading1"/>
         <w:rPr/>
       </w:pPr>
-      <w:bookmarkStart w:id="28" w:name="__RefHeading___Toc78748_4195859891"/>
+      <w:bookmarkStart w:id="28" w:name="__RefHeading___Toc78748_3949650649"/>
       <w:bookmarkEnd w:id="28"/>
       <w:r>
         <w:rPr>
@@ -11422,7 +11412,7 @@
         <w:pStyle w:val="Heading2"/>
         <w:rPr/>
       </w:pPr>
-      <w:bookmarkStart w:id="29" w:name="__RefHeading___Toc78750_4195859891"/>
+      <w:bookmarkStart w:id="29" w:name="__RefHeading___Toc78750_3949650649"/>
       <w:bookmarkEnd w:id="29"/>
       <w:r>
         <w:rPr>
@@ -12388,7 +12378,7 @@
         <w:pStyle w:val="Heading2"/>
         <w:rPr/>
       </w:pPr>
-      <w:bookmarkStart w:id="30" w:name="__RefHeading___Toc78752_4195859891"/>
+      <w:bookmarkStart w:id="30" w:name="__RefHeading___Toc78752_3949650649"/>
       <w:bookmarkEnd w:id="30"/>
       <w:r>
         <w:rPr>
@@ -12890,23 +12880,13 @@
     </w:tbl>
     <w:p>
       <w:pPr>
-        <w:pStyle w:val="Normal"/>
-        <w:spacing w:before="0" w:after="80"/>
-        <w:rPr/>
-      </w:pPr>
-      <w:r>
-        <w:rPr/>
-      </w:r>
-      <w:r>
-        <w:br w:type="page"/>
-      </w:r>
-    </w:p>
-    <w:p>
-      <w:pPr>
         <w:pStyle w:val="Heading1"/>
         <w:rPr/>
       </w:pPr>
-      <w:bookmarkStart w:id="31" w:name="__RefHeading___Toc78754_4195859891"/>
+      <w:r>
+        <w:br w:type="page"/>
+      </w:r>
+      <w:bookmarkStart w:id="31" w:name="__RefHeading___Toc78754_3949650649"/>
       <w:bookmarkEnd w:id="31"/>
       <w:r>
         <w:rPr>
@@ -14179,7 +14159,7 @@
         <w:pStyle w:val="Heading1"/>
         <w:rPr/>
       </w:pPr>
-      <w:bookmarkStart w:id="32" w:name="__RefHeading___Toc78756_4195859891"/>
+      <w:bookmarkStart w:id="32" w:name="__RefHeading___Toc78756_3949650649"/>
       <w:bookmarkEnd w:id="32"/>
       <w:r>
         <w:rPr>
@@ -14196,7 +14176,7 @@
         <w:pStyle w:val="Heading2"/>
         <w:rPr/>
       </w:pPr>
-      <w:bookmarkStart w:id="33" w:name="__RefHeading___Toc78758_4195859891"/>
+      <w:bookmarkStart w:id="33" w:name="__RefHeading___Toc78758_3949650649"/>
       <w:bookmarkEnd w:id="33"/>
       <w:r>
         <w:rPr>
@@ -14935,7 +14915,7 @@
         <w:pStyle w:val="Heading2"/>
         <w:rPr/>
       </w:pPr>
-      <w:bookmarkStart w:id="34" w:name="__RefHeading___Toc78760_4195859891"/>
+      <w:bookmarkStart w:id="34" w:name="__RefHeading___Toc78760_3949650649"/>
       <w:bookmarkEnd w:id="34"/>
       <w:r>
         <w:rPr>
@@ -15351,7 +15331,7 @@
         <w:pStyle w:val="Heading1"/>
         <w:rPr/>
       </w:pPr>
-      <w:bookmarkStart w:id="35" w:name="__RefHeading___Toc78762_4195859891"/>
+      <w:bookmarkStart w:id="35" w:name="__RefHeading___Toc78762_3949650649"/>
       <w:bookmarkEnd w:id="35"/>
       <w:r>
         <w:rPr>
@@ -15368,7 +15348,7 @@
         <w:pStyle w:val="Heading2"/>
         <w:rPr/>
       </w:pPr>
-      <w:bookmarkStart w:id="36" w:name="__RefHeading___Toc78764_4195859891"/>
+      <w:bookmarkStart w:id="36" w:name="__RefHeading___Toc78764_3949650649"/>
       <w:bookmarkEnd w:id="36"/>
       <w:r>
         <w:rPr>
@@ -15571,7 +15551,7 @@
         <w:pStyle w:val="Heading2"/>
         <w:rPr/>
       </w:pPr>
-      <w:bookmarkStart w:id="37" w:name="__RefHeading___Toc78766_4195859891"/>
+      <w:bookmarkStart w:id="37" w:name="__RefHeading___Toc78766_3949650649"/>
       <w:bookmarkEnd w:id="37"/>
       <w:r>
         <w:rPr>
@@ -16754,23 +16734,13 @@
     </w:tbl>
     <w:p>
       <w:pPr>
-        <w:pStyle w:val="Normal"/>
-        <w:spacing w:before="0" w:after="80"/>
-        <w:rPr/>
-      </w:pPr>
-      <w:r>
-        <w:rPr/>
-      </w:r>
-      <w:r>
-        <w:br w:type="page"/>
-      </w:r>
-    </w:p>
-    <w:p>
-      <w:pPr>
         <w:pStyle w:val="Heading1"/>
         <w:rPr/>
       </w:pPr>
-      <w:bookmarkStart w:id="38" w:name="__RefHeading___Toc78768_4195859891"/>
+      <w:r>
+        <w:br w:type="page"/>
+      </w:r>
+      <w:bookmarkStart w:id="38" w:name="__RefHeading___Toc78768_3949650649"/>
       <w:bookmarkEnd w:id="38"/>
       <w:r>
         <w:rPr>
@@ -16885,7 +16855,7 @@
         <w:pStyle w:val="Heading1"/>
         <w:rPr/>
       </w:pPr>
-      <w:bookmarkStart w:id="39" w:name="__RefHeading___Toc78770_4195859891"/>
+      <w:bookmarkStart w:id="39" w:name="__RefHeading___Toc78770_3949650649"/>
       <w:bookmarkEnd w:id="39"/>
       <w:r>
         <w:rPr>
@@ -17741,7 +17711,7 @@
         <w:pStyle w:val="Heading1"/>
         <w:rPr/>
       </w:pPr>
-      <w:bookmarkStart w:id="40" w:name="__RefHeading___Toc78772_4195859891"/>
+      <w:bookmarkStart w:id="40" w:name="__RefHeading___Toc78772_3949650649"/>
       <w:bookmarkEnd w:id="40"/>
       <w:r>
         <w:rPr>
@@ -18619,7 +18589,7 @@
         <w:pStyle w:val="Heading1"/>
         <w:rPr/>
       </w:pPr>
-      <w:bookmarkStart w:id="41" w:name="__RefHeading___Toc78774_4195859891"/>
+      <w:bookmarkStart w:id="41" w:name="__RefHeading___Toc78774_3949650649"/>
       <w:bookmarkEnd w:id="41"/>
       <w:r>
         <w:rPr>
@@ -18636,7 +18606,7 @@
         <w:pStyle w:val="Heading2"/>
         <w:rPr/>
       </w:pPr>
-      <w:bookmarkStart w:id="42" w:name="__RefHeading___Toc78776_4195859891"/>
+      <w:bookmarkStart w:id="42" w:name="__RefHeading___Toc78776_3949650649"/>
       <w:bookmarkEnd w:id="42"/>
       <w:r>
         <w:rPr>
@@ -18793,7 +18763,7 @@
         <w:pStyle w:val="Heading2"/>
         <w:rPr/>
       </w:pPr>
-      <w:bookmarkStart w:id="43" w:name="__RefHeading___Toc78778_4195859891"/>
+      <w:bookmarkStart w:id="43" w:name="__RefHeading___Toc78778_3949650649"/>
       <w:bookmarkEnd w:id="43"/>
       <w:r>
         <w:rPr>
@@ -19036,7 +19006,7 @@
         <w:pStyle w:val="Heading2"/>
         <w:rPr/>
       </w:pPr>
-      <w:bookmarkStart w:id="44" w:name="__RefHeading___Toc78780_4195859891"/>
+      <w:bookmarkStart w:id="44" w:name="__RefHeading___Toc78780_3949650649"/>
       <w:bookmarkEnd w:id="44"/>
       <w:r>
         <w:rPr>
@@ -19693,23 +19663,13 @@
     </w:tbl>
     <w:p>
       <w:pPr>
-        <w:pStyle w:val="Normal"/>
-        <w:spacing w:before="0" w:after="80"/>
-        <w:rPr/>
-      </w:pPr>
-      <w:r>
-        <w:rPr/>
-      </w:r>
-      <w:r>
-        <w:br w:type="page"/>
-      </w:r>
-    </w:p>
-    <w:p>
-      <w:pPr>
         <w:pStyle w:val="Heading1"/>
         <w:rPr/>
       </w:pPr>
-      <w:bookmarkStart w:id="45" w:name="__RefHeading___Toc78782_4195859891"/>
+      <w:r>
+        <w:br w:type="page"/>
+      </w:r>
+      <w:bookmarkStart w:id="45" w:name="__RefHeading___Toc78782_3949650649"/>
       <w:bookmarkEnd w:id="45"/>
       <w:r>
         <w:rPr>
@@ -19941,7 +19901,7 @@
         <w:pStyle w:val="Heading1"/>
         <w:rPr/>
       </w:pPr>
-      <w:bookmarkStart w:id="46" w:name="__RefHeading___Toc78784_4195859891"/>
+      <w:bookmarkStart w:id="46" w:name="__RefHeading___Toc78784_3949650649"/>
       <w:bookmarkEnd w:id="46"/>
       <w:r>
         <w:rPr>
@@ -19958,7 +19918,7 @@
         <w:pStyle w:val="Heading2"/>
         <w:rPr/>
       </w:pPr>
-      <w:bookmarkStart w:id="47" w:name="__RefHeading___Toc78786_4195859891"/>
+      <w:bookmarkStart w:id="47" w:name="__RefHeading___Toc78786_3949650649"/>
       <w:bookmarkEnd w:id="47"/>
       <w:r>
         <w:rPr>
@@ -20149,7 +20109,7 @@
         <w:pStyle w:val="Heading2"/>
         <w:rPr/>
       </w:pPr>
-      <w:bookmarkStart w:id="48" w:name="__RefHeading___Toc78788_4195859891"/>
+      <w:bookmarkStart w:id="48" w:name="__RefHeading___Toc78788_3949650649"/>
       <w:bookmarkEnd w:id="48"/>
       <w:r>
         <w:rPr>
@@ -21033,7 +20993,7 @@
         <w:pStyle w:val="Heading2"/>
         <w:rPr/>
       </w:pPr>
-      <w:bookmarkStart w:id="49" w:name="__RefHeading___Toc78790_4195859891"/>
+      <w:bookmarkStart w:id="49" w:name="__RefHeading___Toc78790_3949650649"/>
       <w:bookmarkEnd w:id="49"/>
       <w:r>
         <w:rPr>
@@ -21429,23 +21389,13 @@
     </w:tbl>
     <w:p>
       <w:pPr>
-        <w:pStyle w:val="Normal"/>
-        <w:spacing w:before="0" w:after="80"/>
-        <w:rPr/>
-      </w:pPr>
-      <w:r>
-        <w:rPr/>
-      </w:r>
-      <w:r>
-        <w:br w:type="page"/>
-      </w:r>
-    </w:p>
-    <w:p>
-      <w:pPr>
         <w:pStyle w:val="Heading1"/>
         <w:rPr/>
       </w:pPr>
-      <w:bookmarkStart w:id="50" w:name="__RefHeading___Toc78792_4195859891"/>
+      <w:r>
+        <w:br w:type="page"/>
+      </w:r>
+      <w:bookmarkStart w:id="50" w:name="__RefHeading___Toc78792_3949650649"/>
       <w:bookmarkEnd w:id="50"/>
       <w:r>
         <w:rPr>
@@ -21651,7 +21601,7 @@
         <w:pStyle w:val="Heading1"/>
         <w:rPr/>
       </w:pPr>
-      <w:bookmarkStart w:id="51" w:name="__RefHeading___Toc78794_4195859891"/>
+      <w:bookmarkStart w:id="51" w:name="__RefHeading___Toc78794_3949650649"/>
       <w:bookmarkEnd w:id="51"/>
       <w:r>
         <w:rPr>
@@ -21856,7 +21806,7 @@
           <w:spacing w:val="0"/>
         </w:rPr>
       </w:pPr>
-      <w:bookmarkStart w:id="52" w:name="__RefHeading___Toc78796_4195859891"/>
+      <w:bookmarkStart w:id="52" w:name="__RefHeading___Toc78796_3949650649"/>
       <w:bookmarkStart w:id="53" w:name="_Toc233203395"/>
       <w:bookmarkEnd w:id="52"/>
       <w:r>
